--- a/data/auditoria-pr-validacao/tabelas-artigo/tabela-unica-dispersao-percapita-pr.docx
+++ b/data/auditoria-pr-validacao/tabelas-artigo/tabela-unica-dispersao-percapita-pr.docx
@@ -2954,7 +2954,7 @@
                 <w:b w:val="0"/>
                 <w:sz w:val="18"/>
               </w:rPr>
-              <w:t>Média (R$)</w:t>
+              <w:t>Razão máx./mín.</w:t>
             </w:r>
           </w:p>
         </w:tc>
@@ -2991,7 +2991,7 @@
                 <w:b w:val="0"/>
                 <w:sz w:val="18"/>
               </w:rPr>
-              <w:t>2.030</w:t>
+              <w:t>13,1</w:t>
             </w:r>
           </w:p>
         </w:tc>
@@ -3010,7 +3010,7 @@
                 <w:b w:val="0"/>
                 <w:sz w:val="18"/>
               </w:rPr>
-              <w:t>2.178</w:t>
+              <w:t>12,6</w:t>
             </w:r>
           </w:p>
         </w:tc>
@@ -3029,7 +3029,7 @@
                 <w:b w:val="0"/>
                 <w:sz w:val="18"/>
               </w:rPr>
-              <w:t>2.312</w:t>
+              <w:t>13,0</w:t>
             </w:r>
           </w:p>
         </w:tc>
@@ -3048,7 +3048,7 @@
                 <w:b w:val="0"/>
                 <w:sz w:val="18"/>
               </w:rPr>
-              <w:t>3.347</w:t>
+              <w:t>6,5</w:t>
             </w:r>
           </w:p>
         </w:tc>
@@ -3067,543 +3067,7 @@
                 <w:b w:val="0"/>
                 <w:sz w:val="18"/>
               </w:rPr>
-              <w:t>6.018</w:t>
-            </w:r>
-          </w:p>
-        </w:tc>
-      </w:tr>
-      <w:tr>
-        <w:tc>
-          <w:tcPr>
-            <w:tcW w:type="dxa" w:w="2948"/>
-          </w:tcPr>
-          <w:p>
-            <w:pPr>
-              <w:spacing w:after="0"/>
-              <w:jc w:val="left"/>
-            </w:pPr>
-            <w:r/>
-            <w:r>
-              <w:rPr>
-                <w:b w:val="0"/>
-                <w:sz w:val="18"/>
-              </w:rPr>
-              <w:t>Desvio-padrão (R$)</w:t>
-            </w:r>
-          </w:p>
-        </w:tc>
-        <w:tc>
-          <w:tcPr>
-            <w:tcW w:type="dxa" w:w="1134"/>
-          </w:tcPr>
-          <w:p>
-            <w:pPr>
-              <w:spacing w:after="0"/>
-              <w:jc w:val="right"/>
-            </w:pPr>
-            <w:r/>
-            <w:r>
-              <w:rPr>
-                <w:b w:val="0"/>
-                <w:sz w:val="18"/>
-              </w:rPr>
-            </w:r>
-          </w:p>
-        </w:tc>
-        <w:tc>
-          <w:tcPr>
-            <w:tcW w:type="dxa" w:w="1077"/>
-          </w:tcPr>
-          <w:p>
-            <w:pPr>
-              <w:spacing w:after="0"/>
-              <w:jc w:val="right"/>
-            </w:pPr>
-            <w:r/>
-            <w:r>
-              <w:rPr>
-                <w:b w:val="0"/>
-                <w:sz w:val="18"/>
-              </w:rPr>
-              <w:t>906</w:t>
-            </w:r>
-          </w:p>
-        </w:tc>
-        <w:tc>
-          <w:tcPr>
-            <w:tcW w:type="dxa" w:w="1077"/>
-          </w:tcPr>
-          <w:p>
-            <w:pPr>
-              <w:spacing w:after="0"/>
-              <w:jc w:val="right"/>
-            </w:pPr>
-            <w:r/>
-            <w:r>
-              <w:rPr>
-                <w:b w:val="0"/>
-                <w:sz w:val="18"/>
-              </w:rPr>
-              <w:t>967</w:t>
-            </w:r>
-          </w:p>
-        </w:tc>
-        <w:tc>
-          <w:tcPr>
-            <w:tcW w:type="dxa" w:w="1077"/>
-          </w:tcPr>
-          <w:p>
-            <w:pPr>
-              <w:spacing w:after="0"/>
-              <w:jc w:val="right"/>
-            </w:pPr>
-            <w:r/>
-            <w:r>
-              <w:rPr>
-                <w:b w:val="0"/>
-                <w:sz w:val="18"/>
-              </w:rPr>
-              <w:t>1.063</w:t>
-            </w:r>
-          </w:p>
-        </w:tc>
-        <w:tc>
-          <w:tcPr>
-            <w:tcW w:type="dxa" w:w="1077"/>
-          </w:tcPr>
-          <w:p>
-            <w:pPr>
-              <w:spacing w:after="0"/>
-              <w:jc w:val="right"/>
-            </w:pPr>
-            <w:r/>
-            <w:r>
-              <w:rPr>
-                <w:b w:val="0"/>
-                <w:sz w:val="18"/>
-              </w:rPr>
-              <w:t>1.271</w:t>
-            </w:r>
-          </w:p>
-        </w:tc>
-        <w:tc>
-          <w:tcPr>
-            <w:tcW w:type="dxa" w:w="1077"/>
-          </w:tcPr>
-          <w:p>
-            <w:pPr>
-              <w:spacing w:after="0"/>
-              <w:jc w:val="right"/>
-            </w:pPr>
-            <w:r/>
-            <w:r>
-              <w:rPr>
-                <w:b w:val="0"/>
-                <w:sz w:val="18"/>
-              </w:rPr>
-              <w:t>1.583</w:t>
-            </w:r>
-          </w:p>
-        </w:tc>
-      </w:tr>
-      <w:tr>
-        <w:tc>
-          <w:tcPr>
-            <w:tcW w:type="dxa" w:w="2948"/>
-          </w:tcPr>
-          <w:p>
-            <w:pPr>
-              <w:spacing w:after="0"/>
-              <w:jc w:val="left"/>
-            </w:pPr>
-            <w:r/>
-            <w:r>
-              <w:rPr>
-                <w:b w:val="0"/>
-                <w:sz w:val="18"/>
-              </w:rPr>
-              <w:t>Coeficiente de variação (%)</w:t>
-            </w:r>
-          </w:p>
-        </w:tc>
-        <w:tc>
-          <w:tcPr>
-            <w:tcW w:type="dxa" w:w="1134"/>
-          </w:tcPr>
-          <w:p>
-            <w:pPr>
-              <w:spacing w:after="0"/>
-              <w:jc w:val="right"/>
-            </w:pPr>
-            <w:r/>
-            <w:r>
-              <w:rPr>
-                <w:b w:val="0"/>
-                <w:sz w:val="18"/>
-              </w:rPr>
-            </w:r>
-          </w:p>
-        </w:tc>
-        <w:tc>
-          <w:tcPr>
-            <w:tcW w:type="dxa" w:w="1077"/>
-          </w:tcPr>
-          <w:p>
-            <w:pPr>
-              <w:spacing w:after="0"/>
-              <w:jc w:val="right"/>
-            </w:pPr>
-            <w:r/>
-            <w:r>
-              <w:rPr>
-                <w:b w:val="0"/>
-                <w:sz w:val="18"/>
-              </w:rPr>
-              <w:t>44,6</w:t>
-            </w:r>
-          </w:p>
-        </w:tc>
-        <w:tc>
-          <w:tcPr>
-            <w:tcW w:type="dxa" w:w="1077"/>
-          </w:tcPr>
-          <w:p>
-            <w:pPr>
-              <w:spacing w:after="0"/>
-              <w:jc w:val="right"/>
-            </w:pPr>
-            <w:r/>
-            <w:r>
-              <w:rPr>
-                <w:b w:val="0"/>
-                <w:sz w:val="18"/>
-              </w:rPr>
-              <w:t>44,4</w:t>
-            </w:r>
-          </w:p>
-        </w:tc>
-        <w:tc>
-          <w:tcPr>
-            <w:tcW w:type="dxa" w:w="1077"/>
-          </w:tcPr>
-          <w:p>
-            <w:pPr>
-              <w:spacing w:after="0"/>
-              <w:jc w:val="right"/>
-            </w:pPr>
-            <w:r/>
-            <w:r>
-              <w:rPr>
-                <w:b w:val="0"/>
-                <w:sz w:val="18"/>
-              </w:rPr>
-              <w:t>46,0</w:t>
-            </w:r>
-          </w:p>
-        </w:tc>
-        <w:tc>
-          <w:tcPr>
-            <w:tcW w:type="dxa" w:w="1077"/>
-          </w:tcPr>
-          <w:p>
-            <w:pPr>
-              <w:spacing w:after="0"/>
-              <w:jc w:val="right"/>
-            </w:pPr>
-            <w:r/>
-            <w:r>
-              <w:rPr>
-                <w:b w:val="0"/>
-                <w:sz w:val="18"/>
-              </w:rPr>
-              <w:t>38,0</w:t>
-            </w:r>
-          </w:p>
-        </w:tc>
-        <w:tc>
-          <w:tcPr>
-            <w:tcW w:type="dxa" w:w="1077"/>
-          </w:tcPr>
-          <w:p>
-            <w:pPr>
-              <w:spacing w:after="0"/>
-              <w:jc w:val="right"/>
-            </w:pPr>
-            <w:r/>
-            <w:r>
-              <w:rPr>
-                <w:b w:val="0"/>
-                <w:sz w:val="18"/>
-              </w:rPr>
-              <w:t>26,3</w:t>
-            </w:r>
-          </w:p>
-        </w:tc>
-      </w:tr>
-      <w:tr>
-        <w:tc>
-          <w:tcPr>
-            <w:tcW w:type="dxa" w:w="2948"/>
-          </w:tcPr>
-          <w:p>
-            <w:pPr>
-              <w:spacing w:after="0"/>
-              <w:jc w:val="left"/>
-            </w:pPr>
-            <w:r/>
-            <w:r>
-              <w:rPr>
-                <w:b w:val="0"/>
-                <w:sz w:val="18"/>
-              </w:rPr>
-              <w:t>Desvio médio absoluto / média (%)</w:t>
-            </w:r>
-          </w:p>
-        </w:tc>
-        <w:tc>
-          <w:tcPr>
-            <w:tcW w:type="dxa" w:w="1134"/>
-          </w:tcPr>
-          <w:p>
-            <w:pPr>
-              <w:spacing w:after="0"/>
-              <w:jc w:val="right"/>
-            </w:pPr>
-            <w:r/>
-            <w:r>
-              <w:rPr>
-                <w:b w:val="0"/>
-                <w:sz w:val="18"/>
-              </w:rPr>
-            </w:r>
-          </w:p>
-        </w:tc>
-        <w:tc>
-          <w:tcPr>
-            <w:tcW w:type="dxa" w:w="1077"/>
-          </w:tcPr>
-          <w:p>
-            <w:pPr>
-              <w:spacing w:after="0"/>
-              <w:jc w:val="right"/>
-            </w:pPr>
-            <w:r/>
-            <w:r>
-              <w:rPr>
-                <w:b w:val="0"/>
-                <w:sz w:val="18"/>
-              </w:rPr>
-              <w:t>32,7</w:t>
-            </w:r>
-          </w:p>
-        </w:tc>
-        <w:tc>
-          <w:tcPr>
-            <w:tcW w:type="dxa" w:w="1077"/>
-          </w:tcPr>
-          <w:p>
-            <w:pPr>
-              <w:spacing w:after="0"/>
-              <w:jc w:val="right"/>
-            </w:pPr>
-            <w:r/>
-            <w:r>
-              <w:rPr>
-                <w:b w:val="0"/>
-                <w:sz w:val="18"/>
-              </w:rPr>
-              <w:t>32,5</w:t>
-            </w:r>
-          </w:p>
-        </w:tc>
-        <w:tc>
-          <w:tcPr>
-            <w:tcW w:type="dxa" w:w="1077"/>
-          </w:tcPr>
-          <w:p>
-            <w:pPr>
-              <w:spacing w:after="0"/>
-              <w:jc w:val="right"/>
-            </w:pPr>
-            <w:r/>
-            <w:r>
-              <w:rPr>
-                <w:b w:val="0"/>
-                <w:sz w:val="18"/>
-              </w:rPr>
-              <w:t>32,6</w:t>
-            </w:r>
-          </w:p>
-        </w:tc>
-        <w:tc>
-          <w:tcPr>
-            <w:tcW w:type="dxa" w:w="1077"/>
-          </w:tcPr>
-          <w:p>
-            <w:pPr>
-              <w:spacing w:after="0"/>
-              <w:jc w:val="right"/>
-            </w:pPr>
-            <w:r/>
-            <w:r>
-              <w:rPr>
-                <w:b w:val="0"/>
-                <w:sz w:val="18"/>
-              </w:rPr>
-              <w:t>26,5</w:t>
-            </w:r>
-          </w:p>
-        </w:tc>
-        <w:tc>
-          <w:tcPr>
-            <w:tcW w:type="dxa" w:w="1077"/>
-          </w:tcPr>
-          <w:p>
-            <w:pPr>
-              <w:spacing w:after="0"/>
-              <w:jc w:val="right"/>
-            </w:pPr>
-            <w:r/>
-            <w:r>
-              <w:rPr>
-                <w:b w:val="0"/>
-                <w:sz w:val="18"/>
-              </w:rPr>
-              <w:t>18,3</w:t>
-            </w:r>
-          </w:p>
-        </w:tc>
-      </w:tr>
-      <w:tr>
-        <w:tc>
-          <w:tcPr>
-            <w:tcW w:type="dxa" w:w="2948"/>
-          </w:tcPr>
-          <w:p>
-            <w:pPr>
-              <w:spacing w:after="0"/>
-              <w:jc w:val="left"/>
-            </w:pPr>
-            <w:r/>
-            <w:r>
-              <w:rPr>
-                <w:b w:val="0"/>
-                <w:sz w:val="18"/>
-              </w:rPr>
-              <w:t>Índice de Gini</w:t>
-            </w:r>
-          </w:p>
-        </w:tc>
-        <w:tc>
-          <w:tcPr>
-            <w:tcW w:type="dxa" w:w="1134"/>
-          </w:tcPr>
-          <w:p>
-            <w:pPr>
-              <w:spacing w:after="0"/>
-              <w:jc w:val="right"/>
-            </w:pPr>
-            <w:r/>
-            <w:r>
-              <w:rPr>
-                <w:b w:val="0"/>
-                <w:sz w:val="18"/>
-              </w:rPr>
-            </w:r>
-          </w:p>
-        </w:tc>
-        <w:tc>
-          <w:tcPr>
-            <w:tcW w:type="dxa" w:w="1077"/>
-          </w:tcPr>
-          <w:p>
-            <w:pPr>
-              <w:spacing w:after="0"/>
-              <w:jc w:val="right"/>
-            </w:pPr>
-            <w:r/>
-            <w:r>
-              <w:rPr>
-                <w:b w:val="0"/>
-                <w:sz w:val="18"/>
-              </w:rPr>
-              <w:t>0,230</w:t>
-            </w:r>
-          </w:p>
-        </w:tc>
-        <w:tc>
-          <w:tcPr>
-            <w:tcW w:type="dxa" w:w="1077"/>
-          </w:tcPr>
-          <w:p>
-            <w:pPr>
-              <w:spacing w:after="0"/>
-              <w:jc w:val="right"/>
-            </w:pPr>
-            <w:r/>
-            <w:r>
-              <w:rPr>
-                <w:b w:val="0"/>
-                <w:sz w:val="18"/>
-              </w:rPr>
-              <w:t>0,229</w:t>
-            </w:r>
-          </w:p>
-        </w:tc>
-        <w:tc>
-          <w:tcPr>
-            <w:tcW w:type="dxa" w:w="1077"/>
-          </w:tcPr>
-          <w:p>
-            <w:pPr>
-              <w:spacing w:after="0"/>
-              <w:jc w:val="right"/>
-            </w:pPr>
-            <w:r/>
-            <w:r>
-              <w:rPr>
-                <w:b w:val="0"/>
-                <w:sz w:val="18"/>
-              </w:rPr>
-              <w:t>0,229</w:t>
-            </w:r>
-          </w:p>
-        </w:tc>
-        <w:tc>
-          <w:tcPr>
-            <w:tcW w:type="dxa" w:w="1077"/>
-          </w:tcPr>
-          <w:p>
-            <w:pPr>
-              <w:spacing w:after="0"/>
-              <w:jc w:val="right"/>
-            </w:pPr>
-            <w:r/>
-            <w:r>
-              <w:rPr>
-                <w:b w:val="0"/>
-                <w:sz w:val="18"/>
-              </w:rPr>
-              <w:t>0,184</w:t>
-            </w:r>
-          </w:p>
-        </w:tc>
-        <w:tc>
-          <w:tcPr>
-            <w:tcW w:type="dxa" w:w="1077"/>
-          </w:tcPr>
-          <w:p>
-            <w:pPr>
-              <w:spacing w:after="0"/>
-              <w:jc w:val="right"/>
-            </w:pPr>
-            <w:r/>
-            <w:r>
-              <w:rPr>
-                <w:b w:val="0"/>
-                <w:sz w:val="18"/>
-              </w:rPr>
-              <w:t>0,122</w:t>
+              <w:t>3,0</w:t>
             </w:r>
           </w:p>
         </w:tc>
@@ -3627,7 +3091,7 @@
                 <w:b w:val="0"/>
                 <w:sz w:val="18"/>
               </w:rPr>
-              <w:t>Razão máx./mín.</w:t>
+              <w:t>Índice de Gini</w:t>
             </w:r>
           </w:p>
         </w:tc>
@@ -3670,7 +3134,7 @@
                 <w:b w:val="0"/>
                 <w:sz w:val="18"/>
               </w:rPr>
-              <w:t>13,1</w:t>
+              <w:t>0,230</w:t>
             </w:r>
           </w:p>
         </w:tc>
@@ -3692,7 +3156,7 @@
                 <w:b w:val="0"/>
                 <w:sz w:val="18"/>
               </w:rPr>
-              <w:t>12,6</w:t>
+              <w:t>0,229</w:t>
             </w:r>
           </w:p>
         </w:tc>
@@ -3714,7 +3178,7 @@
                 <w:b w:val="0"/>
                 <w:sz w:val="18"/>
               </w:rPr>
-              <w:t>13,0</w:t>
+              <w:t>0,229</w:t>
             </w:r>
           </w:p>
         </w:tc>
@@ -3736,7 +3200,7 @@
                 <w:b w:val="0"/>
                 <w:sz w:val="18"/>
               </w:rPr>
-              <w:t>6,5</w:t>
+              <w:t>0,184</w:t>
             </w:r>
           </w:p>
         </w:tc>
@@ -3758,7 +3222,7 @@
                 <w:b w:val="0"/>
                 <w:sz w:val="18"/>
               </w:rPr>
-              <w:t>3,0</w:t>
+              <w:t>0,122</w:t>
             </w:r>
           </w:p>
         </w:tc>
@@ -3785,7 +3249,7 @@
           <w:i/>
           <w:sz w:val="16"/>
         </w:rPr>
-        <w:t>Fonte: elaboração própria, com base na DCA/Siconfi, Portal da Transparência do PR e PIT/TCE-PR (base municipal final auditada). Receita per capita = ISS + cota-parte do ICMS em 2025, substituídos pelo IBS municipal de 2029 em diante, conforme o cronograma do art. 131 do ADCT (EC 132/2023) e PIB real de 2,2% a.a. após 2033. Valores em R$ constantes de 2025; população fixa (média 2019-2026). Medidas de dispersão calculadas sobre todos os municípios elegíveis, e não só os exibidos; o desvio-padrão em reais acompanha o crescimento real da receita, por isso o coeficiente de variação e o desvio médio relativo (ambos divididos pela média) são as medidas comparáveis entre anos.</w:t>
+        <w:t>Fonte: elaboração própria, com base na DCA/Siconfi, Portal da Transparência do PR e PIT/TCE-PR (base municipal final auditada). Receita per capita = ISS + cota-parte do ICMS em 2025, substituídos pelo IBS municipal de 2029 em diante, conforme o cronograma do art. 131 do ADCT (EC 132/2023) e PIB real de 2,2% a.a. após 2033. Valores em R$ constantes de 2025; população fixa (média 2019-2026). Razão máx./mín. = maior valor per capita dividido pelo menor; o Índice de Gini (0 = igualdade perfeita) considera todos os municípios elegíveis, e não só os exibidos.</w:t>
       </w:r>
     </w:p>
     <w:sectPr>

--- a/data/auditoria-pr-validacao/tabelas-artigo/tabela-unica-dispersao-percapita-pr.docx
+++ b/data/auditoria-pr-validacao/tabelas-artigo/tabela-unica-dispersao-percapita-pr.docx
@@ -4,7 +4,7 @@
   <w:body>
     <w:p>
       <w:pPr>
-        <w:spacing w:after="80"/>
+        <w:spacing w:after="120"/>
       </w:pPr>
       <w:r>
         <w:rPr>
@@ -12,42 +12,46 @@
           <w:i w:val="0"/>
           <w:sz w:val="20"/>
         </w:rPr>
-        <w:t>Tabela 1 – Receita per capita de ISS e cota-parte do ICMS (2025) e do IBS municipal (2029-2077): municípios paranaenses de maior e menor valor em 2025 e medidas de dispersão (R$ de 2025)</w:t>
+        <w:t>Tabela 1 – Receita per capita de ISS e cota-parte do ICMS (2025) e do IBS municipal (2029-2077) nos municípios paranaenses de maior e menor valor em 2025, com medidas de dispersão (R$ de 2025)</w:t>
       </w:r>
     </w:p>
     <w:tbl>
       <w:tblPr>
         <w:tblW w:type="auto" w:w="0"/>
         <w:jc w:val="center"/>
+        <w:tblLayout w:type="fixed"/>
         <w:tblLook w:firstColumn="1" w:firstRow="1" w:lastColumn="0" w:lastRow="0" w:noHBand="0" w:noVBand="1" w:val="04A0"/>
+        <w:tblLayout w:type="fixed"/>
       </w:tblPr>
       <w:tblGrid>
-        <w:gridCol w:w="1392"/>
-        <w:gridCol w:w="1392"/>
-        <w:gridCol w:w="1392"/>
-        <w:gridCol w:w="1392"/>
-        <w:gridCol w:w="1392"/>
-        <w:gridCol w:w="1392"/>
-        <w:gridCol w:w="1392"/>
+        <w:gridCol w:w="1205"/>
+        <w:gridCol w:w="1205"/>
+        <w:gridCol w:w="1205"/>
+        <w:gridCol w:w="1205"/>
+        <w:gridCol w:w="1205"/>
+        <w:gridCol w:w="1205"/>
+        <w:gridCol w:w="1205"/>
+        <w:gridCol w:w="1205"/>
       </w:tblGrid>
       <w:tr>
         <w:tc>
           <w:tcPr>
-            <w:tcW w:type="dxa" w:w="2948"/>
+            <w:tcW w:type="dxa" w:w="2438"/>
+            <w:vMerge w:val="restart"/>
             <w:tcBorders>
-              <w:top w:val="single" w:sz="6"/>
-              <w:bottom w:val="single" w:sz="6"/>
+              <w:top w:val="single" w:sz="12"/>
             </w:tcBorders>
           </w:tcPr>
           <w:p>
             <w:pPr>
-              <w:spacing w:after="0"/>
+              <w:spacing w:after="0" w:before="20"/>
               <w:jc w:val="left"/>
             </w:pPr>
             <w:r/>
             <w:r>
               <w:rPr>
                 <w:b/>
+                <w:i w:val="0"/>
                 <w:sz w:val="18"/>
               </w:rPr>
               <w:t>Município</w:t>
@@ -56,21 +60,22 @@
         </w:tc>
         <w:tc>
           <w:tcPr>
-            <w:tcW w:type="dxa" w:w="1134"/>
+            <w:tcW w:type="dxa" w:w="1077"/>
+            <w:vMerge w:val="restart"/>
             <w:tcBorders>
-              <w:top w:val="single" w:sz="6"/>
-              <w:bottom w:val="single" w:sz="6"/>
+              <w:top w:val="single" w:sz="12"/>
             </w:tcBorders>
           </w:tcPr>
           <w:p>
             <w:pPr>
-              <w:spacing w:after="0"/>
-              <w:jc w:val="right"/>
+              <w:spacing w:after="0" w:before="20"/>
+              <w:jc w:val="center"/>
             </w:pPr>
             <w:r/>
             <w:r>
               <w:rPr>
                 <w:b/>
+                <w:i w:val="0"/>
                 <w:sz w:val="18"/>
               </w:rPr>
               <w:t>População</w:t>
@@ -79,21 +84,94 @@
         </w:tc>
         <w:tc>
           <w:tcPr>
+            <w:tcW w:type="dxa" w:w="4960"/>
+            <w:gridSpan w:val="5"/>
+            <w:tcBorders>
+              <w:bottom w:val="single" w:sz="4"/>
+              <w:top w:val="single" w:sz="12"/>
+            </w:tcBorders>
+          </w:tcPr>
+          <w:p>
+            <w:pPr>
+              <w:spacing w:after="0" w:before="20"/>
+              <w:jc w:val="center"/>
+            </w:pPr>
+            <w:r/>
+            <w:r>
+              <w:rPr>
+                <w:b/>
+                <w:i w:val="0"/>
+                <w:sz w:val="18"/>
+              </w:rPr>
+              <w:t>Receita per capita (R$)</w:t>
+            </w:r>
+          </w:p>
+        </w:tc>
+        <w:tc>
+          <w:tcPr>
+            <w:tcW w:type="dxa" w:w="1162"/>
+            <w:vMerge w:val="restart"/>
+            <w:tcBorders>
+              <w:top w:val="single" w:sz="12"/>
+            </w:tcBorders>
+          </w:tcPr>
+          <w:p>
+            <w:pPr>
+              <w:spacing w:after="0" w:before="20"/>
+              <w:jc w:val="center"/>
+            </w:pPr>
+            <w:r/>
+            <w:r>
+              <w:rPr>
+                <w:b/>
+                <w:i w:val="0"/>
+                <w:sz w:val="18"/>
+              </w:rPr>
+              <w:t>Variação</w:t>
+              <w:br/>
+              <w:t>2025-2077</w:t>
+            </w:r>
+          </w:p>
+        </w:tc>
+      </w:tr>
+      <w:tr>
+        <w:tc>
+          <w:tcPr>
+            <w:tcW w:type="dxa" w:w="2438"/>
+            <w:vMerge/>
+            <w:tcBorders>
+              <w:bottom w:val="single" w:sz="6"/>
+            </w:tcBorders>
+          </w:tcPr>
+          <w:p/>
+        </w:tc>
+        <w:tc>
+          <w:tcPr>
             <w:tcW w:type="dxa" w:w="1077"/>
+            <w:vMerge/>
             <w:tcBorders>
-              <w:top w:val="single" w:sz="6"/>
+              <w:bottom w:val="single" w:sz="6"/>
+            </w:tcBorders>
+          </w:tcPr>
+          <w:p/>
+        </w:tc>
+        <w:tc>
+          <w:tcPr>
+            <w:tcW w:type="dxa" w:w="992"/>
+            <w:tcBorders>
               <w:bottom w:val="single" w:sz="6"/>
             </w:tcBorders>
           </w:tcPr>
           <w:p>
             <w:pPr>
-              <w:spacing w:after="0"/>
-              <w:jc w:val="right"/>
+              <w:spacing w:after="0" w:before="20"/>
+              <w:jc w:val="center"/>
             </w:pPr>
             <w:r/>
             <w:r>
               <w:rPr>
                 <w:b/>
+                <w:i w:val="0"/>
                 <w:sz w:val="18"/>
               </w:rPr>
               <w:t>2025</w:t>
@@ -102,21 +180,21 @@
         </w:tc>
         <w:tc>
           <w:tcPr>
-            <w:tcW w:type="dxa" w:w="1077"/>
+            <w:tcW w:type="dxa" w:w="992"/>
             <w:tcBorders>
-              <w:top w:val="single" w:sz="6"/>
               <w:bottom w:val="single" w:sz="6"/>
             </w:tcBorders>
           </w:tcPr>
           <w:p>
             <w:pPr>
-              <w:spacing w:after="0"/>
-              <w:jc w:val="right"/>
+              <w:spacing w:after="0" w:before="20"/>
+              <w:jc w:val="center"/>
             </w:pPr>
             <w:r/>
             <w:r>
               <w:rPr>
                 <w:b/>
+                <w:i w:val="0"/>
                 <w:sz w:val="18"/>
               </w:rPr>
               <w:t>2029</w:t>
@@ -125,21 +203,21 @@
         </w:tc>
         <w:tc>
           <w:tcPr>
-            <w:tcW w:type="dxa" w:w="1077"/>
+            <w:tcW w:type="dxa" w:w="992"/>
             <w:tcBorders>
-              <w:top w:val="single" w:sz="6"/>
               <w:bottom w:val="single" w:sz="6"/>
             </w:tcBorders>
           </w:tcPr>
           <w:p>
             <w:pPr>
-              <w:spacing w:after="0"/>
-              <w:jc w:val="right"/>
+              <w:spacing w:after="0" w:before="20"/>
+              <w:jc w:val="center"/>
             </w:pPr>
             <w:r/>
             <w:r>
               <w:rPr>
                 <w:b/>
+                <w:i w:val="0"/>
                 <w:sz w:val="18"/>
               </w:rPr>
               <w:t>2033</w:t>
@@ -148,21 +226,21 @@
         </w:tc>
         <w:tc>
           <w:tcPr>
-            <w:tcW w:type="dxa" w:w="1077"/>
+            <w:tcW w:type="dxa" w:w="992"/>
             <w:tcBorders>
-              <w:top w:val="single" w:sz="6"/>
               <w:bottom w:val="single" w:sz="6"/>
             </w:tcBorders>
           </w:tcPr>
           <w:p>
             <w:pPr>
-              <w:spacing w:after="0"/>
-              <w:jc w:val="right"/>
+              <w:spacing w:after="0" w:before="20"/>
+              <w:jc w:val="center"/>
             </w:pPr>
             <w:r/>
             <w:r>
               <w:rPr>
                 <w:b/>
+                <w:i w:val="0"/>
                 <w:sz w:val="18"/>
               </w:rPr>
               <w:t>2050</w:t>
@@ -171,64 +249,56 @@
         </w:tc>
         <w:tc>
           <w:tcPr>
-            <w:tcW w:type="dxa" w:w="1077"/>
+            <w:tcW w:type="dxa" w:w="992"/>
             <w:tcBorders>
-              <w:top w:val="single" w:sz="6"/>
               <w:bottom w:val="single" w:sz="6"/>
             </w:tcBorders>
           </w:tcPr>
           <w:p>
             <w:pPr>
-              <w:spacing w:after="0"/>
-              <w:jc w:val="right"/>
+              <w:spacing w:after="0" w:before="20"/>
+              <w:jc w:val="center"/>
             </w:pPr>
             <w:r/>
             <w:r>
               <w:rPr>
                 <w:b/>
+                <w:i w:val="0"/>
                 <w:sz w:val="18"/>
               </w:rPr>
               <w:t>2077</w:t>
             </w:r>
           </w:p>
         </w:tc>
+        <w:tc>
+          <w:tcPr>
+            <w:tcW w:type="dxa" w:w="1162"/>
+            <w:vMerge/>
+            <w:tcBorders>
+              <w:bottom w:val="single" w:sz="6"/>
+            </w:tcBorders>
+          </w:tcPr>
+          <w:p/>
+        </w:tc>
       </w:tr>
       <w:tr>
         <w:tc>
           <w:tcPr>
-            <w:tcW w:type="dxa" w:w="2948"/>
+            <w:tcW w:type="dxa" w:w="2438"/>
           </w:tcPr>
           <w:p>
             <w:pPr>
-              <w:spacing w:after="0"/>
+              <w:spacing w:after="0" w:before="20"/>
               <w:jc w:val="left"/>
             </w:pPr>
             <w:r/>
             <w:r>
               <w:rPr>
                 <w:b w:val="0"/>
+                <w:i w:val="0"/>
                 <w:sz w:val="18"/>
               </w:rPr>
               <w:t>1. Araucária</w:t>
-            </w:r>
-          </w:p>
-        </w:tc>
-        <w:tc>
-          <w:tcPr>
-            <w:tcW w:type="dxa" w:w="1134"/>
-          </w:tcPr>
-          <w:p>
-            <w:pPr>
-              <w:spacing w:after="0"/>
-              <w:jc w:val="right"/>
-            </w:pPr>
-            <w:r/>
-            <w:r>
-              <w:rPr>
-                <w:b w:val="0"/>
-                <w:sz w:val="18"/>
-              </w:rPr>
-              <w:t>152.173</w:t>
             </w:r>
           </w:p>
         </w:tc>
@@ -238,16 +308,159 @@
           </w:tcPr>
           <w:p>
             <w:pPr>
-              <w:spacing w:after="0"/>
+              <w:spacing w:after="0" w:before="20"/>
               <w:jc w:val="right"/>
             </w:pPr>
             <w:r/>
             <w:r>
               <w:rPr>
                 <w:b w:val="0"/>
+                <w:i w:val="0"/>
+                <w:sz w:val="18"/>
+              </w:rPr>
+              <w:t>152.173</w:t>
+            </w:r>
+          </w:p>
+        </w:tc>
+        <w:tc>
+          <w:tcPr>
+            <w:tcW w:type="dxa" w:w="992"/>
+          </w:tcPr>
+          <w:p>
+            <w:pPr>
+              <w:spacing w:after="0" w:before="20"/>
+              <w:jc w:val="right"/>
+            </w:pPr>
+            <w:r/>
+            <w:r>
+              <w:rPr>
+                <w:b w:val="0"/>
+                <w:i w:val="0"/>
                 <w:sz w:val="18"/>
               </w:rPr>
               <w:t>6.469</w:t>
+            </w:r>
+          </w:p>
+        </w:tc>
+        <w:tc>
+          <w:tcPr>
+            <w:tcW w:type="dxa" w:w="992"/>
+          </w:tcPr>
+          <w:p>
+            <w:pPr>
+              <w:spacing w:after="0" w:before="20"/>
+              <w:jc w:val="right"/>
+            </w:pPr>
+            <w:r/>
+            <w:r>
+              <w:rPr>
+                <w:b w:val="0"/>
+                <w:i w:val="0"/>
+                <w:sz w:val="18"/>
+              </w:rPr>
+              <w:t>6.928</w:t>
+            </w:r>
+          </w:p>
+        </w:tc>
+        <w:tc>
+          <w:tcPr>
+            <w:tcW w:type="dxa" w:w="992"/>
+          </w:tcPr>
+          <w:p>
+            <w:pPr>
+              <w:spacing w:after="0" w:before="20"/>
+              <w:jc w:val="right"/>
+            </w:pPr>
+            <w:r/>
+            <w:r>
+              <w:rPr>
+                <w:b w:val="0"/>
+                <w:i w:val="0"/>
+                <w:sz w:val="18"/>
+              </w:rPr>
+              <w:t>7.541</w:t>
+            </w:r>
+          </w:p>
+        </w:tc>
+        <w:tc>
+          <w:tcPr>
+            <w:tcW w:type="dxa" w:w="992"/>
+          </w:tcPr>
+          <w:p>
+            <w:pPr>
+              <w:spacing w:after="0" w:before="20"/>
+              <w:jc w:val="right"/>
+            </w:pPr>
+            <w:r/>
+            <w:r>
+              <w:rPr>
+                <w:b w:val="0"/>
+                <w:i w:val="0"/>
+                <w:sz w:val="18"/>
+              </w:rPr>
+              <w:t>9.539</w:t>
+            </w:r>
+          </w:p>
+        </w:tc>
+        <w:tc>
+          <w:tcPr>
+            <w:tcW w:type="dxa" w:w="992"/>
+          </w:tcPr>
+          <w:p>
+            <w:pPr>
+              <w:spacing w:after="0" w:before="20"/>
+              <w:jc w:val="right"/>
+            </w:pPr>
+            <w:r/>
+            <w:r>
+              <w:rPr>
+                <w:b w:val="0"/>
+                <w:i w:val="0"/>
+                <w:sz w:val="18"/>
+              </w:rPr>
+              <w:t>13.150</w:t>
+            </w:r>
+          </w:p>
+        </w:tc>
+        <w:tc>
+          <w:tcPr>
+            <w:tcW w:type="dxa" w:w="1162"/>
+          </w:tcPr>
+          <w:p>
+            <w:pPr>
+              <w:spacing w:after="0" w:before="20"/>
+              <w:jc w:val="right"/>
+            </w:pPr>
+            <w:r/>
+            <w:r>
+              <w:rPr>
+                <w:b w:val="0"/>
+                <w:i w:val="0"/>
+                <w:sz w:val="18"/>
+              </w:rPr>
+              <w:t>+103,3%</w:t>
+            </w:r>
+          </w:p>
+        </w:tc>
+      </w:tr>
+      <w:tr>
+        <w:tc>
+          <w:tcPr>
+            <w:tcW w:type="dxa" w:w="2438"/>
+          </w:tcPr>
+          <w:p>
+            <w:pPr>
+              <w:spacing w:after="0" w:before="20"/>
+              <w:jc w:val="left"/>
+            </w:pPr>
+            <w:r/>
+            <w:r>
+              <w:rPr>
+                <w:b w:val="0"/>
+                <w:i w:val="0"/>
+                <w:sz w:val="18"/>
+              </w:rPr>
+              <w:t>2. Ortigueira</w:t>
             </w:r>
           </w:p>
         </w:tc>
@@ -257,16 +470,159 @@
           </w:tcPr>
           <w:p>
             <w:pPr>
-              <w:spacing w:after="0"/>
+              <w:spacing w:after="0" w:before="20"/>
               <w:jc w:val="right"/>
             </w:pPr>
             <w:r/>
             <w:r>
               <w:rPr>
                 <w:b w:val="0"/>
+                <w:i w:val="0"/>
                 <w:sz w:val="18"/>
               </w:rPr>
-              <w:t>6.928</w:t>
+              <w:t>23.043</w:t>
+            </w:r>
+          </w:p>
+        </w:tc>
+        <w:tc>
+          <w:tcPr>
+            <w:tcW w:type="dxa" w:w="992"/>
+          </w:tcPr>
+          <w:p>
+            <w:pPr>
+              <w:spacing w:after="0" w:before="20"/>
+              <w:jc w:val="right"/>
+            </w:pPr>
+            <w:r/>
+            <w:r>
+              <w:rPr>
+                <w:b w:val="0"/>
+                <w:i w:val="0"/>
+                <w:sz w:val="18"/>
+              </w:rPr>
+              <w:t>6.353</w:t>
+            </w:r>
+          </w:p>
+        </w:tc>
+        <w:tc>
+          <w:tcPr>
+            <w:tcW w:type="dxa" w:w="992"/>
+          </w:tcPr>
+          <w:p>
+            <w:pPr>
+              <w:spacing w:after="0" w:before="20"/>
+              <w:jc w:val="right"/>
+            </w:pPr>
+            <w:r/>
+            <w:r>
+              <w:rPr>
+                <w:b w:val="0"/>
+                <w:i w:val="0"/>
+                <w:sz w:val="18"/>
+              </w:rPr>
+              <w:t>6.849</w:t>
+            </w:r>
+          </w:p>
+        </w:tc>
+        <w:tc>
+          <w:tcPr>
+            <w:tcW w:type="dxa" w:w="992"/>
+          </w:tcPr>
+          <w:p>
+            <w:pPr>
+              <w:spacing w:after="0" w:before="20"/>
+              <w:jc w:val="right"/>
+            </w:pPr>
+            <w:r/>
+            <w:r>
+              <w:rPr>
+                <w:b w:val="0"/>
+                <w:i w:val="0"/>
+                <w:sz w:val="18"/>
+              </w:rPr>
+              <w:t>7.962</w:t>
+            </w:r>
+          </w:p>
+        </w:tc>
+        <w:tc>
+          <w:tcPr>
+            <w:tcW w:type="dxa" w:w="992"/>
+          </w:tcPr>
+          <w:p>
+            <w:pPr>
+              <w:spacing w:after="0" w:before="20"/>
+              <w:jc w:val="right"/>
+            </w:pPr>
+            <w:r/>
+            <w:r>
+              <w:rPr>
+                <w:b w:val="0"/>
+                <w:i w:val="0"/>
+                <w:sz w:val="18"/>
+              </w:rPr>
+              <w:t>9.923</w:t>
+            </w:r>
+          </w:p>
+        </w:tc>
+        <w:tc>
+          <w:tcPr>
+            <w:tcW w:type="dxa" w:w="992"/>
+          </w:tcPr>
+          <w:p>
+            <w:pPr>
+              <w:spacing w:after="0" w:before="20"/>
+              <w:jc w:val="right"/>
+            </w:pPr>
+            <w:r/>
+            <w:r>
+              <w:rPr>
+                <w:b w:val="0"/>
+                <w:i w:val="0"/>
+                <w:sz w:val="18"/>
+              </w:rPr>
+              <w:t>13.195</w:t>
+            </w:r>
+          </w:p>
+        </w:tc>
+        <w:tc>
+          <w:tcPr>
+            <w:tcW w:type="dxa" w:w="1162"/>
+          </w:tcPr>
+          <w:p>
+            <w:pPr>
+              <w:spacing w:after="0" w:before="20"/>
+              <w:jc w:val="right"/>
+            </w:pPr>
+            <w:r/>
+            <w:r>
+              <w:rPr>
+                <w:b w:val="0"/>
+                <w:i w:val="0"/>
+                <w:sz w:val="18"/>
+              </w:rPr>
+              <w:t>+107,7%</w:t>
+            </w:r>
+          </w:p>
+        </w:tc>
+      </w:tr>
+      <w:tr>
+        <w:tc>
+          <w:tcPr>
+            <w:tcW w:type="dxa" w:w="2438"/>
+          </w:tcPr>
+          <w:p>
+            <w:pPr>
+              <w:spacing w:after="0" w:before="20"/>
+              <w:jc w:val="left"/>
+            </w:pPr>
+            <w:r/>
+            <w:r>
+              <w:rPr>
+                <w:b w:val="0"/>
+                <w:i w:val="0"/>
+                <w:sz w:val="18"/>
+              </w:rPr>
+              <w:t>3. Alto Paraíso</w:t>
             </w:r>
           </w:p>
         </w:tc>
@@ -276,16 +632,159 @@
           </w:tcPr>
           <w:p>
             <w:pPr>
-              <w:spacing w:after="0"/>
+              <w:spacing w:after="0" w:before="20"/>
               <w:jc w:val="right"/>
             </w:pPr>
             <w:r/>
             <w:r>
               <w:rPr>
                 <w:b w:val="0"/>
+                <w:i w:val="0"/>
                 <w:sz w:val="18"/>
               </w:rPr>
-              <w:t>7.541</w:t>
+              <w:t>2.840</w:t>
+            </w:r>
+          </w:p>
+        </w:tc>
+        <w:tc>
+          <w:tcPr>
+            <w:tcW w:type="dxa" w:w="992"/>
+          </w:tcPr>
+          <w:p>
+            <w:pPr>
+              <w:spacing w:after="0" w:before="20"/>
+              <w:jc w:val="right"/>
+            </w:pPr>
+            <w:r/>
+            <w:r>
+              <w:rPr>
+                <w:b w:val="0"/>
+                <w:i w:val="0"/>
+                <w:sz w:val="18"/>
+              </w:rPr>
+              <w:t>6.295</w:t>
+            </w:r>
+          </w:p>
+        </w:tc>
+        <w:tc>
+          <w:tcPr>
+            <w:tcW w:type="dxa" w:w="992"/>
+          </w:tcPr>
+          <w:p>
+            <w:pPr>
+              <w:spacing w:after="0" w:before="20"/>
+              <w:jc w:val="right"/>
+            </w:pPr>
+            <w:r/>
+            <w:r>
+              <w:rPr>
+                <w:b w:val="0"/>
+                <w:i w:val="0"/>
+                <w:sz w:val="18"/>
+              </w:rPr>
+              <w:t>6.750</w:t>
+            </w:r>
+          </w:p>
+        </w:tc>
+        <w:tc>
+          <w:tcPr>
+            <w:tcW w:type="dxa" w:w="992"/>
+          </w:tcPr>
+          <w:p>
+            <w:pPr>
+              <w:spacing w:after="0" w:before="20"/>
+              <w:jc w:val="right"/>
+            </w:pPr>
+            <w:r/>
+            <w:r>
+              <w:rPr>
+                <w:b w:val="0"/>
+                <w:i w:val="0"/>
+                <w:sz w:val="18"/>
+              </w:rPr>
+              <w:t>7.429</w:t>
+            </w:r>
+          </w:p>
+        </w:tc>
+        <w:tc>
+          <w:tcPr>
+            <w:tcW w:type="dxa" w:w="992"/>
+          </w:tcPr>
+          <w:p>
+            <w:pPr>
+              <w:spacing w:after="0" w:before="20"/>
+              <w:jc w:val="right"/>
+            </w:pPr>
+            <w:r/>
+            <w:r>
+              <w:rPr>
+                <w:b w:val="0"/>
+                <w:i w:val="0"/>
+                <w:sz w:val="18"/>
+              </w:rPr>
+              <w:t>9.419</w:t>
+            </w:r>
+          </w:p>
+        </w:tc>
+        <w:tc>
+          <w:tcPr>
+            <w:tcW w:type="dxa" w:w="992"/>
+          </w:tcPr>
+          <w:p>
+            <w:pPr>
+              <w:spacing w:after="0" w:before="20"/>
+              <w:jc w:val="right"/>
+            </w:pPr>
+            <w:r/>
+            <w:r>
+              <w:rPr>
+                <w:b w:val="0"/>
+                <w:i w:val="0"/>
+                <w:sz w:val="18"/>
+              </w:rPr>
+              <w:t>13.070</w:t>
+            </w:r>
+          </w:p>
+        </w:tc>
+        <w:tc>
+          <w:tcPr>
+            <w:tcW w:type="dxa" w:w="1162"/>
+          </w:tcPr>
+          <w:p>
+            <w:pPr>
+              <w:spacing w:after="0" w:before="20"/>
+              <w:jc w:val="right"/>
+            </w:pPr>
+            <w:r/>
+            <w:r>
+              <w:rPr>
+                <w:b w:val="0"/>
+                <w:i w:val="0"/>
+                <w:sz w:val="18"/>
+              </w:rPr>
+              <w:t>+107,6%</w:t>
+            </w:r>
+          </w:p>
+        </w:tc>
+      </w:tr>
+      <w:tr>
+        <w:tc>
+          <w:tcPr>
+            <w:tcW w:type="dxa" w:w="2438"/>
+          </w:tcPr>
+          <w:p>
+            <w:pPr>
+              <w:spacing w:after="0" w:before="20"/>
+              <w:jc w:val="left"/>
+            </w:pPr>
+            <w:r/>
+            <w:r>
+              <w:rPr>
+                <w:b w:val="0"/>
+                <w:i w:val="0"/>
+                <w:sz w:val="18"/>
+              </w:rPr>
+              <w:t>4. Porto Barreiro</w:t>
             </w:r>
           </w:p>
         </w:tc>
@@ -295,16 +794,159 @@
           </w:tcPr>
           <w:p>
             <w:pPr>
-              <w:spacing w:after="0"/>
+              <w:spacing w:after="0" w:before="20"/>
               <w:jc w:val="right"/>
             </w:pPr>
             <w:r/>
             <w:r>
               <w:rPr>
                 <w:b w:val="0"/>
+                <w:i w:val="0"/>
                 <w:sz w:val="18"/>
               </w:rPr>
-              <w:t>9.539</w:t>
+              <w:t>3.138</w:t>
+            </w:r>
+          </w:p>
+        </w:tc>
+        <w:tc>
+          <w:tcPr>
+            <w:tcW w:type="dxa" w:w="992"/>
+          </w:tcPr>
+          <w:p>
+            <w:pPr>
+              <w:spacing w:after="0" w:before="20"/>
+              <w:jc w:val="right"/>
+            </w:pPr>
+            <w:r/>
+            <w:r>
+              <w:rPr>
+                <w:b w:val="0"/>
+                <w:i w:val="0"/>
+                <w:sz w:val="18"/>
+              </w:rPr>
+              <w:t>5.596</w:t>
+            </w:r>
+          </w:p>
+        </w:tc>
+        <w:tc>
+          <w:tcPr>
+            <w:tcW w:type="dxa" w:w="992"/>
+          </w:tcPr>
+          <w:p>
+            <w:pPr>
+              <w:spacing w:after="0" w:before="20"/>
+              <w:jc w:val="right"/>
+            </w:pPr>
+            <w:r/>
+            <w:r>
+              <w:rPr>
+                <w:b w:val="0"/>
+                <w:i w:val="0"/>
+                <w:sz w:val="18"/>
+              </w:rPr>
+              <w:t>5.901</w:t>
+            </w:r>
+          </w:p>
+        </w:tc>
+        <w:tc>
+          <w:tcPr>
+            <w:tcW w:type="dxa" w:w="992"/>
+          </w:tcPr>
+          <w:p>
+            <w:pPr>
+              <w:spacing w:after="0" w:before="20"/>
+              <w:jc w:val="right"/>
+            </w:pPr>
+            <w:r/>
+            <w:r>
+              <w:rPr>
+                <w:b w:val="0"/>
+                <w:i w:val="0"/>
+                <w:sz w:val="18"/>
+              </w:rPr>
+              <w:t>5.336</w:t>
+            </w:r>
+          </w:p>
+        </w:tc>
+        <w:tc>
+          <w:tcPr>
+            <w:tcW w:type="dxa" w:w="992"/>
+          </w:tcPr>
+          <w:p>
+            <w:pPr>
+              <w:spacing w:after="0" w:before="20"/>
+              <w:jc w:val="right"/>
+            </w:pPr>
+            <w:r/>
+            <w:r>
+              <w:rPr>
+                <w:b w:val="0"/>
+                <w:i w:val="0"/>
+                <w:sz w:val="18"/>
+              </w:rPr>
+              <w:t>7.314</w:t>
+            </w:r>
+          </w:p>
+        </w:tc>
+        <w:tc>
+          <w:tcPr>
+            <w:tcW w:type="dxa" w:w="992"/>
+          </w:tcPr>
+          <w:p>
+            <w:pPr>
+              <w:spacing w:after="0" w:before="20"/>
+              <w:jc w:val="right"/>
+            </w:pPr>
+            <w:r/>
+            <w:r>
+              <w:rPr>
+                <w:b w:val="0"/>
+                <w:i w:val="0"/>
+                <w:sz w:val="18"/>
+              </w:rPr>
+              <w:t>11.936</w:t>
+            </w:r>
+          </w:p>
+        </w:tc>
+        <w:tc>
+          <w:tcPr>
+            <w:tcW w:type="dxa" w:w="1162"/>
+          </w:tcPr>
+          <w:p>
+            <w:pPr>
+              <w:spacing w:after="0" w:before="20"/>
+              <w:jc w:val="right"/>
+            </w:pPr>
+            <w:r/>
+            <w:r>
+              <w:rPr>
+                <w:b w:val="0"/>
+                <w:i w:val="0"/>
+                <w:sz w:val="18"/>
+              </w:rPr>
+              <w:t>+113,3%</w:t>
+            </w:r>
+          </w:p>
+        </w:tc>
+      </w:tr>
+      <w:tr>
+        <w:tc>
+          <w:tcPr>
+            <w:tcW w:type="dxa" w:w="2438"/>
+          </w:tcPr>
+          <w:p>
+            <w:pPr>
+              <w:spacing w:after="0" w:before="20"/>
+              <w:jc w:val="left"/>
+            </w:pPr>
+            <w:r/>
+            <w:r>
+              <w:rPr>
+                <w:b w:val="0"/>
+                <w:i w:val="0"/>
+                <w:sz w:val="18"/>
+              </w:rPr>
+              <w:t>5. Serranópolis do Iguaçu</w:t>
             </w:r>
           </w:p>
         </w:tc>
@@ -314,16 +956,137 @@
           </w:tcPr>
           <w:p>
             <w:pPr>
-              <w:spacing w:after="0"/>
+              <w:spacing w:after="0" w:before="20"/>
               <w:jc w:val="right"/>
             </w:pPr>
             <w:r/>
             <w:r>
               <w:rPr>
                 <w:b w:val="0"/>
+                <w:i w:val="0"/>
                 <w:sz w:val="18"/>
               </w:rPr>
-              <w:t>13.150</w:t>
+              <w:t>4.746</w:t>
+            </w:r>
+          </w:p>
+        </w:tc>
+        <w:tc>
+          <w:tcPr>
+            <w:tcW w:type="dxa" w:w="992"/>
+          </w:tcPr>
+          <w:p>
+            <w:pPr>
+              <w:spacing w:after="0" w:before="20"/>
+              <w:jc w:val="right"/>
+            </w:pPr>
+            <w:r/>
+            <w:r>
+              <w:rPr>
+                <w:b w:val="0"/>
+                <w:i w:val="0"/>
+                <w:sz w:val="18"/>
+              </w:rPr>
+              <w:t>5.582</w:t>
+            </w:r>
+          </w:p>
+        </w:tc>
+        <w:tc>
+          <w:tcPr>
+            <w:tcW w:type="dxa" w:w="992"/>
+          </w:tcPr>
+          <w:p>
+            <w:pPr>
+              <w:spacing w:after="0" w:before="20"/>
+              <w:jc w:val="right"/>
+            </w:pPr>
+            <w:r/>
+            <w:r>
+              <w:rPr>
+                <w:b w:val="0"/>
+                <w:i w:val="0"/>
+                <w:sz w:val="18"/>
+              </w:rPr>
+              <w:t>5.984</w:t>
+            </w:r>
+          </w:p>
+        </w:tc>
+        <w:tc>
+          <w:tcPr>
+            <w:tcW w:type="dxa" w:w="992"/>
+          </w:tcPr>
+          <w:p>
+            <w:pPr>
+              <w:spacing w:after="0" w:before="20"/>
+              <w:jc w:val="right"/>
+            </w:pPr>
+            <w:r/>
+            <w:r>
+              <w:rPr>
+                <w:b w:val="0"/>
+                <w:i w:val="0"/>
+                <w:sz w:val="18"/>
+              </w:rPr>
+              <w:t>6.496</w:t>
+            </w:r>
+          </w:p>
+        </w:tc>
+        <w:tc>
+          <w:tcPr>
+            <w:tcW w:type="dxa" w:w="992"/>
+          </w:tcPr>
+          <w:p>
+            <w:pPr>
+              <w:spacing w:after="0" w:before="20"/>
+              <w:jc w:val="right"/>
+            </w:pPr>
+            <w:r/>
+            <w:r>
+              <w:rPr>
+                <w:b w:val="0"/>
+                <w:i w:val="0"/>
+                <w:sz w:val="18"/>
+              </w:rPr>
+              <w:t>8.576</w:t>
+            </w:r>
+          </w:p>
+        </w:tc>
+        <w:tc>
+          <w:tcPr>
+            <w:tcW w:type="dxa" w:w="992"/>
+          </w:tcPr>
+          <w:p>
+            <w:pPr>
+              <w:spacing w:after="0" w:before="20"/>
+              <w:jc w:val="right"/>
+            </w:pPr>
+            <w:r/>
+            <w:r>
+              <w:rPr>
+                <w:b w:val="0"/>
+                <w:i w:val="0"/>
+                <w:sz w:val="18"/>
+              </w:rPr>
+              <w:t>13.002</w:t>
+            </w:r>
+          </w:p>
+        </w:tc>
+        <w:tc>
+          <w:tcPr>
+            <w:tcW w:type="dxa" w:w="1162"/>
+          </w:tcPr>
+          <w:p>
+            <w:pPr>
+              <w:spacing w:after="0" w:before="20"/>
+              <w:jc w:val="right"/>
+            </w:pPr>
+            <w:r/>
+            <w:r>
+              <w:rPr>
+                <w:b w:val="0"/>
+                <w:i w:val="0"/>
+                <w:sz w:val="18"/>
+              </w:rPr>
+              <w:t>+132,9%</w:t>
             </w:r>
           </w:p>
         </w:tc>
@@ -331,39 +1094,21 @@
       <w:tr>
         <w:tc>
           <w:tcPr>
-            <w:tcW w:type="dxa" w:w="2948"/>
+            <w:tcW w:type="dxa" w:w="2438"/>
           </w:tcPr>
           <w:p>
             <w:pPr>
-              <w:spacing w:after="0"/>
+              <w:spacing w:after="0" w:before="20"/>
               <w:jc w:val="left"/>
             </w:pPr>
             <w:r/>
             <w:r>
               <w:rPr>
                 <w:b w:val="0"/>
+                <w:i w:val="0"/>
                 <w:sz w:val="18"/>
               </w:rPr>
-              <w:t>2. Ortigueira</w:t>
-            </w:r>
-          </w:p>
-        </w:tc>
-        <w:tc>
-          <w:tcPr>
-            <w:tcW w:type="dxa" w:w="1134"/>
-          </w:tcPr>
-          <w:p>
-            <w:pPr>
-              <w:spacing w:after="0"/>
-              <w:jc w:val="right"/>
-            </w:pPr>
-            <w:r/>
-            <w:r>
-              <w:rPr>
-                <w:b w:val="0"/>
-                <w:sz w:val="18"/>
-              </w:rPr>
-              <w:t>23.043</w:t>
+              <w:t>6. Campina do Simão</w:t>
             </w:r>
           </w:p>
         </w:tc>
@@ -373,16 +1118,159 @@
           </w:tcPr>
           <w:p>
             <w:pPr>
-              <w:spacing w:after="0"/>
+              <w:spacing w:after="0" w:before="20"/>
               <w:jc w:val="right"/>
             </w:pPr>
             <w:r/>
             <w:r>
               <w:rPr>
                 <w:b w:val="0"/>
+                <w:i w:val="0"/>
                 <w:sz w:val="18"/>
               </w:rPr>
-              <w:t>6.353</w:t>
+              <w:t>3.901</w:t>
+            </w:r>
+          </w:p>
+        </w:tc>
+        <w:tc>
+          <w:tcPr>
+            <w:tcW w:type="dxa" w:w="992"/>
+          </w:tcPr>
+          <w:p>
+            <w:pPr>
+              <w:spacing w:after="0" w:before="20"/>
+              <w:jc w:val="right"/>
+            </w:pPr>
+            <w:r/>
+            <w:r>
+              <w:rPr>
+                <w:b w:val="0"/>
+                <w:i w:val="0"/>
+                <w:sz w:val="18"/>
+              </w:rPr>
+              <w:t>5.160</w:t>
+            </w:r>
+          </w:p>
+        </w:tc>
+        <w:tc>
+          <w:tcPr>
+            <w:tcW w:type="dxa" w:w="992"/>
+          </w:tcPr>
+          <w:p>
+            <w:pPr>
+              <w:spacing w:after="0" w:before="20"/>
+              <w:jc w:val="right"/>
+            </w:pPr>
+            <w:r/>
+            <w:r>
+              <w:rPr>
+                <w:b w:val="0"/>
+                <w:i w:val="0"/>
+                <w:sz w:val="18"/>
+              </w:rPr>
+              <w:t>5.422</w:t>
+            </w:r>
+          </w:p>
+        </w:tc>
+        <w:tc>
+          <w:tcPr>
+            <w:tcW w:type="dxa" w:w="992"/>
+          </w:tcPr>
+          <w:p>
+            <w:pPr>
+              <w:spacing w:after="0" w:before="20"/>
+              <w:jc w:val="right"/>
+            </w:pPr>
+            <w:r/>
+            <w:r>
+              <w:rPr>
+                <w:b w:val="0"/>
+                <w:i w:val="0"/>
+                <w:sz w:val="18"/>
+              </w:rPr>
+              <w:t>4.698</w:t>
+            </w:r>
+          </w:p>
+        </w:tc>
+        <w:tc>
+          <w:tcPr>
+            <w:tcW w:type="dxa" w:w="992"/>
+          </w:tcPr>
+          <w:p>
+            <w:pPr>
+              <w:spacing w:after="0" w:before="20"/>
+              <w:jc w:val="right"/>
+            </w:pPr>
+            <w:r/>
+            <w:r>
+              <w:rPr>
+                <w:b w:val="0"/>
+                <w:i w:val="0"/>
+                <w:sz w:val="18"/>
+              </w:rPr>
+              <w:t>6.442</w:t>
+            </w:r>
+          </w:p>
+        </w:tc>
+        <w:tc>
+          <w:tcPr>
+            <w:tcW w:type="dxa" w:w="992"/>
+          </w:tcPr>
+          <w:p>
+            <w:pPr>
+              <w:spacing w:after="0" w:before="20"/>
+              <w:jc w:val="right"/>
+            </w:pPr>
+            <w:r/>
+            <w:r>
+              <w:rPr>
+                <w:b w:val="0"/>
+                <w:i w:val="0"/>
+                <w:sz w:val="18"/>
+              </w:rPr>
+              <w:t>10.521</w:t>
+            </w:r>
+          </w:p>
+        </w:tc>
+        <w:tc>
+          <w:tcPr>
+            <w:tcW w:type="dxa" w:w="1162"/>
+          </w:tcPr>
+          <w:p>
+            <w:pPr>
+              <w:spacing w:after="0" w:before="20"/>
+              <w:jc w:val="right"/>
+            </w:pPr>
+            <w:r/>
+            <w:r>
+              <w:rPr>
+                <w:b w:val="0"/>
+                <w:i w:val="0"/>
+                <w:sz w:val="18"/>
+              </w:rPr>
+              <w:t>+103,9%</w:t>
+            </w:r>
+          </w:p>
+        </w:tc>
+      </w:tr>
+      <w:tr>
+        <w:tc>
+          <w:tcPr>
+            <w:tcW w:type="dxa" w:w="2438"/>
+          </w:tcPr>
+          <w:p>
+            <w:pPr>
+              <w:spacing w:after="0" w:before="20"/>
+              <w:jc w:val="left"/>
+            </w:pPr>
+            <w:r/>
+            <w:r>
+              <w:rPr>
+                <w:b w:val="0"/>
+                <w:i w:val="0"/>
+                <w:sz w:val="18"/>
+              </w:rPr>
+              <w:t>7. Maripá</w:t>
             </w:r>
           </w:p>
         </w:tc>
@@ -392,16 +1280,159 @@
           </w:tcPr>
           <w:p>
             <w:pPr>
-              <w:spacing w:after="0"/>
+              <w:spacing w:after="0" w:before="20"/>
               <w:jc w:val="right"/>
             </w:pPr>
             <w:r/>
             <w:r>
               <w:rPr>
                 <w:b w:val="0"/>
+                <w:i w:val="0"/>
                 <w:sz w:val="18"/>
               </w:rPr>
-              <w:t>6.849</w:t>
+              <w:t>6.068</w:t>
+            </w:r>
+          </w:p>
+        </w:tc>
+        <w:tc>
+          <w:tcPr>
+            <w:tcW w:type="dxa" w:w="992"/>
+          </w:tcPr>
+          <w:p>
+            <w:pPr>
+              <w:spacing w:after="0" w:before="20"/>
+              <w:jc w:val="right"/>
+            </w:pPr>
+            <w:r/>
+            <w:r>
+              <w:rPr>
+                <w:b w:val="0"/>
+                <w:i w:val="0"/>
+                <w:sz w:val="18"/>
+              </w:rPr>
+              <w:t>4.544</w:t>
+            </w:r>
+          </w:p>
+        </w:tc>
+        <w:tc>
+          <w:tcPr>
+            <w:tcW w:type="dxa" w:w="992"/>
+          </w:tcPr>
+          <w:p>
+            <w:pPr>
+              <w:spacing w:after="0" w:before="20"/>
+              <w:jc w:val="right"/>
+            </w:pPr>
+            <w:r/>
+            <w:r>
+              <w:rPr>
+                <w:b w:val="0"/>
+                <w:i w:val="0"/>
+                <w:sz w:val="18"/>
+              </w:rPr>
+              <w:t>4.903</w:t>
+            </w:r>
+          </w:p>
+        </w:tc>
+        <w:tc>
+          <w:tcPr>
+            <w:tcW w:type="dxa" w:w="992"/>
+          </w:tcPr>
+          <w:p>
+            <w:pPr>
+              <w:spacing w:after="0" w:before="20"/>
+              <w:jc w:val="right"/>
+            </w:pPr>
+            <w:r/>
+            <w:r>
+              <w:rPr>
+                <w:b w:val="0"/>
+                <w:i w:val="0"/>
+                <w:sz w:val="18"/>
+              </w:rPr>
+              <w:t>5.597</w:t>
+            </w:r>
+          </w:p>
+        </w:tc>
+        <w:tc>
+          <w:tcPr>
+            <w:tcW w:type="dxa" w:w="992"/>
+          </w:tcPr>
+          <w:p>
+            <w:pPr>
+              <w:spacing w:after="0" w:before="20"/>
+              <w:jc w:val="right"/>
+            </w:pPr>
+            <w:r/>
+            <w:r>
+              <w:rPr>
+                <w:b w:val="0"/>
+                <w:i w:val="0"/>
+                <w:sz w:val="18"/>
+              </w:rPr>
+              <w:t>7.694</w:t>
+            </w:r>
+          </w:p>
+        </w:tc>
+        <w:tc>
+          <w:tcPr>
+            <w:tcW w:type="dxa" w:w="992"/>
+          </w:tcPr>
+          <w:p>
+            <w:pPr>
+              <w:spacing w:after="0" w:before="20"/>
+              <w:jc w:val="right"/>
+            </w:pPr>
+            <w:r/>
+            <w:r>
+              <w:rPr>
+                <w:b w:val="0"/>
+                <w:i w:val="0"/>
+                <w:sz w:val="18"/>
+              </w:rPr>
+              <w:t>12.609</w:t>
+            </w:r>
+          </w:p>
+        </w:tc>
+        <w:tc>
+          <w:tcPr>
+            <w:tcW w:type="dxa" w:w="1162"/>
+          </w:tcPr>
+          <w:p>
+            <w:pPr>
+              <w:spacing w:after="0" w:before="20"/>
+              <w:jc w:val="right"/>
+            </w:pPr>
+            <w:r/>
+            <w:r>
+              <w:rPr>
+                <w:b w:val="0"/>
+                <w:i w:val="0"/>
+                <w:sz w:val="18"/>
+              </w:rPr>
+              <w:t>+177,5%</w:t>
+            </w:r>
+          </w:p>
+        </w:tc>
+      </w:tr>
+      <w:tr>
+        <w:tc>
+          <w:tcPr>
+            <w:tcW w:type="dxa" w:w="2438"/>
+          </w:tcPr>
+          <w:p>
+            <w:pPr>
+              <w:spacing w:after="0" w:before="20"/>
+              <w:jc w:val="left"/>
+            </w:pPr>
+            <w:r/>
+            <w:r>
+              <w:rPr>
+                <w:b w:val="0"/>
+                <w:i w:val="0"/>
+                <w:sz w:val="18"/>
+              </w:rPr>
+              <w:t>8. Saudade do Iguaçu</w:t>
             </w:r>
           </w:p>
         </w:tc>
@@ -411,16 +1442,159 @@
           </w:tcPr>
           <w:p>
             <w:pPr>
-              <w:spacing w:after="0"/>
+              <w:spacing w:after="0" w:before="20"/>
               <w:jc w:val="right"/>
             </w:pPr>
             <w:r/>
             <w:r>
               <w:rPr>
                 <w:b w:val="0"/>
+                <w:i w:val="0"/>
                 <w:sz w:val="18"/>
               </w:rPr>
-              <w:t>7.962</w:t>
+              <w:t>5.874</w:t>
+            </w:r>
+          </w:p>
+        </w:tc>
+        <w:tc>
+          <w:tcPr>
+            <w:tcW w:type="dxa" w:w="992"/>
+          </w:tcPr>
+          <w:p>
+            <w:pPr>
+              <w:spacing w:after="0" w:before="20"/>
+              <w:jc w:val="right"/>
+            </w:pPr>
+            <w:r/>
+            <w:r>
+              <w:rPr>
+                <w:b w:val="0"/>
+                <w:i w:val="0"/>
+                <w:sz w:val="18"/>
+              </w:rPr>
+              <w:t>4.456</w:t>
+            </w:r>
+          </w:p>
+        </w:tc>
+        <w:tc>
+          <w:tcPr>
+            <w:tcW w:type="dxa" w:w="992"/>
+          </w:tcPr>
+          <w:p>
+            <w:pPr>
+              <w:spacing w:after="0" w:before="20"/>
+              <w:jc w:val="right"/>
+            </w:pPr>
+            <w:r/>
+            <w:r>
+              <w:rPr>
+                <w:b w:val="0"/>
+                <w:i w:val="0"/>
+                <w:sz w:val="18"/>
+              </w:rPr>
+              <w:t>5.030</w:t>
+            </w:r>
+          </w:p>
+        </w:tc>
+        <w:tc>
+          <w:tcPr>
+            <w:tcW w:type="dxa" w:w="992"/>
+          </w:tcPr>
+          <w:p>
+            <w:pPr>
+              <w:spacing w:after="0" w:before="20"/>
+              <w:jc w:val="right"/>
+            </w:pPr>
+            <w:r/>
+            <w:r>
+              <w:rPr>
+                <w:b w:val="0"/>
+                <w:i w:val="0"/>
+                <w:sz w:val="18"/>
+              </w:rPr>
+              <w:t>8.221</w:t>
+            </w:r>
+          </w:p>
+        </w:tc>
+        <w:tc>
+          <w:tcPr>
+            <w:tcW w:type="dxa" w:w="992"/>
+          </w:tcPr>
+          <w:p>
+            <w:pPr>
+              <w:spacing w:after="0" w:before="20"/>
+              <w:jc w:val="right"/>
+            </w:pPr>
+            <w:r/>
+            <w:r>
+              <w:rPr>
+                <w:b w:val="0"/>
+                <w:i w:val="0"/>
+                <w:sz w:val="18"/>
+              </w:rPr>
+              <w:t>10.135</w:t>
+            </w:r>
+          </w:p>
+        </w:tc>
+        <w:tc>
+          <w:tcPr>
+            <w:tcW w:type="dxa" w:w="992"/>
+          </w:tcPr>
+          <w:p>
+            <w:pPr>
+              <w:spacing w:after="0" w:before="20"/>
+              <w:jc w:val="right"/>
+            </w:pPr>
+            <w:r/>
+            <w:r>
+              <w:rPr>
+                <w:b w:val="0"/>
+                <w:i w:val="0"/>
+                <w:sz w:val="18"/>
+              </w:rPr>
+              <w:t>13.122</w:t>
+            </w:r>
+          </w:p>
+        </w:tc>
+        <w:tc>
+          <w:tcPr>
+            <w:tcW w:type="dxa" w:w="1162"/>
+          </w:tcPr>
+          <w:p>
+            <w:pPr>
+              <w:spacing w:after="0" w:before="20"/>
+              <w:jc w:val="right"/>
+            </w:pPr>
+            <w:r/>
+            <w:r>
+              <w:rPr>
+                <w:b w:val="0"/>
+                <w:i w:val="0"/>
+                <w:sz w:val="18"/>
+              </w:rPr>
+              <w:t>+194,5%</w:t>
+            </w:r>
+          </w:p>
+        </w:tc>
+      </w:tr>
+      <w:tr>
+        <w:tc>
+          <w:tcPr>
+            <w:tcW w:type="dxa" w:w="2438"/>
+          </w:tcPr>
+          <w:p>
+            <w:pPr>
+              <w:spacing w:after="0" w:before="20"/>
+              <w:jc w:val="left"/>
+            </w:pPr>
+            <w:r/>
+            <w:r>
+              <w:rPr>
+                <w:b w:val="0"/>
+                <w:i w:val="0"/>
+                <w:sz w:val="18"/>
+              </w:rPr>
+              <w:t>9. Bom Sucesso do Sul</w:t>
             </w:r>
           </w:p>
         </w:tc>
@@ -430,16 +1604,159 @@
           </w:tcPr>
           <w:p>
             <w:pPr>
-              <w:spacing w:after="0"/>
+              <w:spacing w:after="0" w:before="20"/>
               <w:jc w:val="right"/>
             </w:pPr>
             <w:r/>
             <w:r>
               <w:rPr>
                 <w:b w:val="0"/>
+                <w:i w:val="0"/>
                 <w:sz w:val="18"/>
               </w:rPr>
-              <w:t>9.923</w:t>
+              <w:t>3.248</w:t>
+            </w:r>
+          </w:p>
+        </w:tc>
+        <w:tc>
+          <w:tcPr>
+            <w:tcW w:type="dxa" w:w="992"/>
+          </w:tcPr>
+          <w:p>
+            <w:pPr>
+              <w:spacing w:after="0" w:before="20"/>
+              <w:jc w:val="right"/>
+            </w:pPr>
+            <w:r/>
+            <w:r>
+              <w:rPr>
+                <w:b w:val="0"/>
+                <w:i w:val="0"/>
+                <w:sz w:val="18"/>
+              </w:rPr>
+              <w:t>4.284</w:t>
+            </w:r>
+          </w:p>
+        </w:tc>
+        <w:tc>
+          <w:tcPr>
+            <w:tcW w:type="dxa" w:w="992"/>
+          </w:tcPr>
+          <w:p>
+            <w:pPr>
+              <w:spacing w:after="0" w:before="20"/>
+              <w:jc w:val="right"/>
+            </w:pPr>
+            <w:r/>
+            <w:r>
+              <w:rPr>
+                <w:b w:val="0"/>
+                <w:i w:val="0"/>
+                <w:sz w:val="18"/>
+              </w:rPr>
+              <w:t>4.582</w:t>
+            </w:r>
+          </w:p>
+        </w:tc>
+        <w:tc>
+          <w:tcPr>
+            <w:tcW w:type="dxa" w:w="992"/>
+          </w:tcPr>
+          <w:p>
+            <w:pPr>
+              <w:spacing w:after="0" w:before="20"/>
+              <w:jc w:val="right"/>
+            </w:pPr>
+            <w:r/>
+            <w:r>
+              <w:rPr>
+                <w:b w:val="0"/>
+                <w:i w:val="0"/>
+                <w:sz w:val="18"/>
+              </w:rPr>
+              <w:t>4.809</w:t>
+            </w:r>
+          </w:p>
+        </w:tc>
+        <w:tc>
+          <w:tcPr>
+            <w:tcW w:type="dxa" w:w="992"/>
+          </w:tcPr>
+          <w:p>
+            <w:pPr>
+              <w:spacing w:after="0" w:before="20"/>
+              <w:jc w:val="right"/>
+            </w:pPr>
+            <w:r/>
+            <w:r>
+              <w:rPr>
+                <w:b w:val="0"/>
+                <w:i w:val="0"/>
+                <w:sz w:val="18"/>
+              </w:rPr>
+              <w:t>6.584</w:t>
+            </w:r>
+          </w:p>
+        </w:tc>
+        <w:tc>
+          <w:tcPr>
+            <w:tcW w:type="dxa" w:w="992"/>
+          </w:tcPr>
+          <w:p>
+            <w:pPr>
+              <w:spacing w:after="0" w:before="20"/>
+              <w:jc w:val="right"/>
+            </w:pPr>
+            <w:r/>
+            <w:r>
+              <w:rPr>
+                <w:b w:val="0"/>
+                <w:i w:val="0"/>
+                <w:sz w:val="18"/>
+              </w:rPr>
+              <w:t>10.729</w:t>
+            </w:r>
+          </w:p>
+        </w:tc>
+        <w:tc>
+          <w:tcPr>
+            <w:tcW w:type="dxa" w:w="1162"/>
+          </w:tcPr>
+          <w:p>
+            <w:pPr>
+              <w:spacing w:after="0" w:before="20"/>
+              <w:jc w:val="right"/>
+            </w:pPr>
+            <w:r/>
+            <w:r>
+              <w:rPr>
+                <w:b w:val="0"/>
+                <w:i w:val="0"/>
+                <w:sz w:val="18"/>
+              </w:rPr>
+              <w:t>+150,5%</w:t>
+            </w:r>
+          </w:p>
+        </w:tc>
+      </w:tr>
+      <w:tr>
+        <w:tc>
+          <w:tcPr>
+            <w:tcW w:type="dxa" w:w="2438"/>
+          </w:tcPr>
+          <w:p>
+            <w:pPr>
+              <w:spacing w:after="0" w:before="20"/>
+              <w:jc w:val="left"/>
+            </w:pPr>
+            <w:r/>
+            <w:r>
+              <w:rPr>
+                <w:b w:val="0"/>
+                <w:i w:val="0"/>
+                <w:sz w:val="18"/>
+              </w:rPr>
+              <w:t>10. Quatro Pontes</w:t>
             </w:r>
           </w:p>
         </w:tc>
@@ -449,16 +1766,137 @@
           </w:tcPr>
           <w:p>
             <w:pPr>
-              <w:spacing w:after="0"/>
+              <w:spacing w:after="0" w:before="20"/>
               <w:jc w:val="right"/>
             </w:pPr>
             <w:r/>
             <w:r>
               <w:rPr>
                 <w:b w:val="0"/>
+                <w:i w:val="0"/>
                 <w:sz w:val="18"/>
               </w:rPr>
-              <w:t>13.195</w:t>
+              <w:t>4.279</w:t>
+            </w:r>
+          </w:p>
+        </w:tc>
+        <w:tc>
+          <w:tcPr>
+            <w:tcW w:type="dxa" w:w="992"/>
+          </w:tcPr>
+          <w:p>
+            <w:pPr>
+              <w:spacing w:after="0" w:before="20"/>
+              <w:jc w:val="right"/>
+            </w:pPr>
+            <w:r/>
+            <w:r>
+              <w:rPr>
+                <w:b w:val="0"/>
+                <w:i w:val="0"/>
+                <w:sz w:val="18"/>
+              </w:rPr>
+              <w:t>4.240</w:t>
+            </w:r>
+          </w:p>
+        </w:tc>
+        <w:tc>
+          <w:tcPr>
+            <w:tcW w:type="dxa" w:w="992"/>
+          </w:tcPr>
+          <w:p>
+            <w:pPr>
+              <w:spacing w:after="0" w:before="20"/>
+              <w:jc w:val="right"/>
+            </w:pPr>
+            <w:r/>
+            <w:r>
+              <w:rPr>
+                <w:b w:val="0"/>
+                <w:i w:val="0"/>
+                <w:sz w:val="18"/>
+              </w:rPr>
+              <w:t>4.542</w:t>
+            </w:r>
+          </w:p>
+        </w:tc>
+        <w:tc>
+          <w:tcPr>
+            <w:tcW w:type="dxa" w:w="992"/>
+          </w:tcPr>
+          <w:p>
+            <w:pPr>
+              <w:spacing w:after="0" w:before="20"/>
+              <w:jc w:val="right"/>
+            </w:pPr>
+            <w:r/>
+            <w:r>
+              <w:rPr>
+                <w:b w:val="0"/>
+                <w:i w:val="0"/>
+                <w:sz w:val="18"/>
+              </w:rPr>
+              <w:t>4.835</w:t>
+            </w:r>
+          </w:p>
+        </w:tc>
+        <w:tc>
+          <w:tcPr>
+            <w:tcW w:type="dxa" w:w="992"/>
+          </w:tcPr>
+          <w:p>
+            <w:pPr>
+              <w:spacing w:after="0" w:before="20"/>
+              <w:jc w:val="right"/>
+            </w:pPr>
+            <w:r/>
+            <w:r>
+              <w:rPr>
+                <w:b w:val="0"/>
+                <w:i w:val="0"/>
+                <w:sz w:val="18"/>
+              </w:rPr>
+              <w:t>6.614</w:t>
+            </w:r>
+          </w:p>
+        </w:tc>
+        <w:tc>
+          <w:tcPr>
+            <w:tcW w:type="dxa" w:w="992"/>
+          </w:tcPr>
+          <w:p>
+            <w:pPr>
+              <w:spacing w:after="0" w:before="20"/>
+              <w:jc w:val="right"/>
+            </w:pPr>
+            <w:r/>
+            <w:r>
+              <w:rPr>
+                <w:b w:val="0"/>
+                <w:i w:val="0"/>
+                <w:sz w:val="18"/>
+              </w:rPr>
+              <w:t>10.765</w:t>
+            </w:r>
+          </w:p>
+        </w:tc>
+        <w:tc>
+          <w:tcPr>
+            <w:tcW w:type="dxa" w:w="1162"/>
+          </w:tcPr>
+          <w:p>
+            <w:pPr>
+              <w:spacing w:after="0" w:before="20"/>
+              <w:jc w:val="right"/>
+            </w:pPr>
+            <w:r/>
+            <w:r>
+              <w:rPr>
+                <w:b w:val="0"/>
+                <w:i w:val="0"/>
+                <w:sz w:val="18"/>
+              </w:rPr>
+              <w:t>+153,9%</w:t>
             </w:r>
           </w:p>
         </w:tc>
@@ -466,39 +1904,21 @@
       <w:tr>
         <w:tc>
           <w:tcPr>
-            <w:tcW w:type="dxa" w:w="2948"/>
+            <w:tcW w:type="dxa" w:w="2438"/>
           </w:tcPr>
           <w:p>
             <w:pPr>
-              <w:spacing w:after="0"/>
+              <w:spacing w:after="0" w:before="20"/>
               <w:jc w:val="left"/>
             </w:pPr>
             <w:r/>
             <w:r>
               <w:rPr>
                 <w:b w:val="0"/>
+                <w:i/>
                 <w:sz w:val="18"/>
               </w:rPr>
-              <w:t>3. Alto Paraíso</w:t>
-            </w:r>
-          </w:p>
-        </w:tc>
-        <w:tc>
-          <w:tcPr>
-            <w:tcW w:type="dxa" w:w="1134"/>
-          </w:tcPr>
-          <w:p>
-            <w:pPr>
-              <w:spacing w:after="0"/>
-              <w:jc w:val="right"/>
-            </w:pPr>
-            <w:r/>
-            <w:r>
-              <w:rPr>
-                <w:b w:val="0"/>
-                <w:sz w:val="18"/>
-              </w:rPr>
-              <w:t>2.840</w:t>
+              <w:t>... (349 municípios omitidos)</w:t>
             </w:r>
           </w:p>
         </w:tc>
@@ -508,16 +1928,159 @@
           </w:tcPr>
           <w:p>
             <w:pPr>
-              <w:spacing w:after="0"/>
-              <w:jc w:val="right"/>
+              <w:spacing w:after="0" w:before="20"/>
+              <w:jc w:val="center"/>
             </w:pPr>
             <w:r/>
             <w:r>
               <w:rPr>
                 <w:b w:val="0"/>
+                <w:i/>
                 <w:sz w:val="18"/>
               </w:rPr>
-              <w:t>6.295</w:t>
+              <w:t>...</w:t>
+            </w:r>
+          </w:p>
+        </w:tc>
+        <w:tc>
+          <w:tcPr>
+            <w:tcW w:type="dxa" w:w="992"/>
+          </w:tcPr>
+          <w:p>
+            <w:pPr>
+              <w:spacing w:after="0" w:before="20"/>
+              <w:jc w:val="center"/>
+            </w:pPr>
+            <w:r/>
+            <w:r>
+              <w:rPr>
+                <w:b w:val="0"/>
+                <w:i/>
+                <w:sz w:val="18"/>
+              </w:rPr>
+              <w:t>...</w:t>
+            </w:r>
+          </w:p>
+        </w:tc>
+        <w:tc>
+          <w:tcPr>
+            <w:tcW w:type="dxa" w:w="992"/>
+          </w:tcPr>
+          <w:p>
+            <w:pPr>
+              <w:spacing w:after="0" w:before="20"/>
+              <w:jc w:val="center"/>
+            </w:pPr>
+            <w:r/>
+            <w:r>
+              <w:rPr>
+                <w:b w:val="0"/>
+                <w:i/>
+                <w:sz w:val="18"/>
+              </w:rPr>
+              <w:t>...</w:t>
+            </w:r>
+          </w:p>
+        </w:tc>
+        <w:tc>
+          <w:tcPr>
+            <w:tcW w:type="dxa" w:w="992"/>
+          </w:tcPr>
+          <w:p>
+            <w:pPr>
+              <w:spacing w:after="0" w:before="20"/>
+              <w:jc w:val="center"/>
+            </w:pPr>
+            <w:r/>
+            <w:r>
+              <w:rPr>
+                <w:b w:val="0"/>
+                <w:i/>
+                <w:sz w:val="18"/>
+              </w:rPr>
+              <w:t>...</w:t>
+            </w:r>
+          </w:p>
+        </w:tc>
+        <w:tc>
+          <w:tcPr>
+            <w:tcW w:type="dxa" w:w="992"/>
+          </w:tcPr>
+          <w:p>
+            <w:pPr>
+              <w:spacing w:after="0" w:before="20"/>
+              <w:jc w:val="center"/>
+            </w:pPr>
+            <w:r/>
+            <w:r>
+              <w:rPr>
+                <w:b w:val="0"/>
+                <w:i/>
+                <w:sz w:val="18"/>
+              </w:rPr>
+              <w:t>...</w:t>
+            </w:r>
+          </w:p>
+        </w:tc>
+        <w:tc>
+          <w:tcPr>
+            <w:tcW w:type="dxa" w:w="992"/>
+          </w:tcPr>
+          <w:p>
+            <w:pPr>
+              <w:spacing w:after="0" w:before="20"/>
+              <w:jc w:val="center"/>
+            </w:pPr>
+            <w:r/>
+            <w:r>
+              <w:rPr>
+                <w:b w:val="0"/>
+                <w:i/>
+                <w:sz w:val="18"/>
+              </w:rPr>
+              <w:t>...</w:t>
+            </w:r>
+          </w:p>
+        </w:tc>
+        <w:tc>
+          <w:tcPr>
+            <w:tcW w:type="dxa" w:w="1162"/>
+          </w:tcPr>
+          <w:p>
+            <w:pPr>
+              <w:spacing w:after="0" w:before="20"/>
+              <w:jc w:val="center"/>
+            </w:pPr>
+            <w:r/>
+            <w:r>
+              <w:rPr>
+                <w:b w:val="0"/>
+                <w:i/>
+                <w:sz w:val="18"/>
+              </w:rPr>
+              <w:t>...</w:t>
+            </w:r>
+          </w:p>
+        </w:tc>
+      </w:tr>
+      <w:tr>
+        <w:tc>
+          <w:tcPr>
+            <w:tcW w:type="dxa" w:w="2438"/>
+          </w:tcPr>
+          <w:p>
+            <w:pPr>
+              <w:spacing w:after="0" w:before="20"/>
+              <w:jc w:val="left"/>
+            </w:pPr>
+            <w:r/>
+            <w:r>
+              <w:rPr>
+                <w:b w:val="0"/>
+                <w:i w:val="0"/>
+                <w:sz w:val="18"/>
+              </w:rPr>
+              <w:t>360. Porecatu</w:t>
             </w:r>
           </w:p>
         </w:tc>
@@ -527,16 +2090,159 @@
           </w:tcPr>
           <w:p>
             <w:pPr>
-              <w:spacing w:after="0"/>
+              <w:spacing w:after="0" w:before="20"/>
               <w:jc w:val="right"/>
             </w:pPr>
             <w:r/>
             <w:r>
               <w:rPr>
                 <w:b w:val="0"/>
+                <w:i w:val="0"/>
                 <w:sz w:val="18"/>
               </w:rPr>
-              <w:t>6.750</w:t>
+              <w:t>12.192</w:t>
+            </w:r>
+          </w:p>
+        </w:tc>
+        <w:tc>
+          <w:tcPr>
+            <w:tcW w:type="dxa" w:w="992"/>
+          </w:tcPr>
+          <w:p>
+            <w:pPr>
+              <w:spacing w:after="0" w:before="20"/>
+              <w:jc w:val="right"/>
+            </w:pPr>
+            <w:r/>
+            <w:r>
+              <w:rPr>
+                <w:b w:val="0"/>
+                <w:i w:val="0"/>
+                <w:sz w:val="18"/>
+              </w:rPr>
+              <w:t>902</w:t>
+            </w:r>
+          </w:p>
+        </w:tc>
+        <w:tc>
+          <w:tcPr>
+            <w:tcW w:type="dxa" w:w="992"/>
+          </w:tcPr>
+          <w:p>
+            <w:pPr>
+              <w:spacing w:after="0" w:before="20"/>
+              <w:jc w:val="right"/>
+            </w:pPr>
+            <w:r/>
+            <w:r>
+              <w:rPr>
+                <w:b w:val="0"/>
+                <w:i w:val="0"/>
+                <w:sz w:val="18"/>
+              </w:rPr>
+              <w:t>990</w:t>
+            </w:r>
+          </w:p>
+        </w:tc>
+        <w:tc>
+          <w:tcPr>
+            <w:tcW w:type="dxa" w:w="992"/>
+          </w:tcPr>
+          <w:p>
+            <w:pPr>
+              <w:spacing w:after="0" w:before="20"/>
+              <w:jc w:val="right"/>
+            </w:pPr>
+            <w:r/>
+            <w:r>
+              <w:rPr>
+                <w:b w:val="0"/>
+                <w:i w:val="0"/>
+                <w:sz w:val="18"/>
+              </w:rPr>
+              <w:t>1.174</w:t>
+            </w:r>
+          </w:p>
+        </w:tc>
+        <w:tc>
+          <w:tcPr>
+            <w:tcW w:type="dxa" w:w="992"/>
+          </w:tcPr>
+          <w:p>
+            <w:pPr>
+              <w:spacing w:after="0" w:before="20"/>
+              <w:jc w:val="right"/>
+            </w:pPr>
+            <w:r/>
+            <w:r>
+              <w:rPr>
+                <w:b w:val="0"/>
+                <w:i w:val="0"/>
+                <w:sz w:val="18"/>
+              </w:rPr>
+              <w:t>2.167</w:t>
+            </w:r>
+          </w:p>
+        </w:tc>
+        <w:tc>
+          <w:tcPr>
+            <w:tcW w:type="dxa" w:w="992"/>
+          </w:tcPr>
+          <w:p>
+            <w:pPr>
+              <w:spacing w:after="0" w:before="20"/>
+              <w:jc w:val="right"/>
+            </w:pPr>
+            <w:r/>
+            <w:r>
+              <w:rPr>
+                <w:b w:val="0"/>
+                <w:i w:val="0"/>
+                <w:sz w:val="18"/>
+              </w:rPr>
+              <w:t>5.232</w:t>
+            </w:r>
+          </w:p>
+        </w:tc>
+        <w:tc>
+          <w:tcPr>
+            <w:tcW w:type="dxa" w:w="1162"/>
+          </w:tcPr>
+          <w:p>
+            <w:pPr>
+              <w:spacing w:after="0" w:before="20"/>
+              <w:jc w:val="right"/>
+            </w:pPr>
+            <w:r/>
+            <w:r>
+              <w:rPr>
+                <w:b w:val="0"/>
+                <w:i w:val="0"/>
+                <w:sz w:val="18"/>
+              </w:rPr>
+              <w:t>+480,0%</w:t>
+            </w:r>
+          </w:p>
+        </w:tc>
+      </w:tr>
+      <w:tr>
+        <w:tc>
+          <w:tcPr>
+            <w:tcW w:type="dxa" w:w="2438"/>
+          </w:tcPr>
+          <w:p>
+            <w:pPr>
+              <w:spacing w:after="0" w:before="20"/>
+              <w:jc w:val="left"/>
+            </w:pPr>
+            <w:r/>
+            <w:r>
+              <w:rPr>
+                <w:b w:val="0"/>
+                <w:i w:val="0"/>
+                <w:sz w:val="18"/>
+              </w:rPr>
+              <w:t>361. Fazenda Rio Grande</w:t>
             </w:r>
           </w:p>
         </w:tc>
@@ -546,16 +2252,159 @@
           </w:tcPr>
           <w:p>
             <w:pPr>
-              <w:spacing w:after="0"/>
+              <w:spacing w:after="0" w:before="20"/>
               <w:jc w:val="right"/>
             </w:pPr>
             <w:r/>
             <w:r>
               <w:rPr>
                 <w:b w:val="0"/>
+                <w:i w:val="0"/>
                 <w:sz w:val="18"/>
               </w:rPr>
-              <w:t>7.429</w:t>
+              <w:t>126.682</w:t>
+            </w:r>
+          </w:p>
+        </w:tc>
+        <w:tc>
+          <w:tcPr>
+            <w:tcW w:type="dxa" w:w="992"/>
+          </w:tcPr>
+          <w:p>
+            <w:pPr>
+              <w:spacing w:after="0" w:before="20"/>
+              <w:jc w:val="right"/>
+            </w:pPr>
+            <w:r/>
+            <w:r>
+              <w:rPr>
+                <w:b w:val="0"/>
+                <w:i w:val="0"/>
+                <w:sz w:val="18"/>
+              </w:rPr>
+              <w:t>847</w:t>
+            </w:r>
+          </w:p>
+        </w:tc>
+        <w:tc>
+          <w:tcPr>
+            <w:tcW w:type="dxa" w:w="992"/>
+          </w:tcPr>
+          <w:p>
+            <w:pPr>
+              <w:spacing w:after="0" w:before="20"/>
+              <w:jc w:val="right"/>
+            </w:pPr>
+            <w:r/>
+            <w:r>
+              <w:rPr>
+                <w:b w:val="0"/>
+                <w:i w:val="0"/>
+                <w:sz w:val="18"/>
+              </w:rPr>
+              <w:t>915</w:t>
+            </w:r>
+          </w:p>
+        </w:tc>
+        <w:tc>
+          <w:tcPr>
+            <w:tcW w:type="dxa" w:w="992"/>
+          </w:tcPr>
+          <w:p>
+            <w:pPr>
+              <w:spacing w:after="0" w:before="20"/>
+              <w:jc w:val="right"/>
+            </w:pPr>
+            <w:r/>
+            <w:r>
+              <w:rPr>
+                <w:b w:val="0"/>
+                <w:i w:val="0"/>
+                <w:sz w:val="18"/>
+              </w:rPr>
+              <w:t>938</w:t>
+            </w:r>
+          </w:p>
+        </w:tc>
+        <w:tc>
+          <w:tcPr>
+            <w:tcW w:type="dxa" w:w="992"/>
+          </w:tcPr>
+          <w:p>
+            <w:pPr>
+              <w:spacing w:after="0" w:before="20"/>
+              <w:jc w:val="right"/>
+            </w:pPr>
+            <w:r/>
+            <w:r>
+              <w:rPr>
+                <w:b w:val="0"/>
+                <w:i w:val="0"/>
+                <w:sz w:val="18"/>
+              </w:rPr>
+              <w:t>1.841</w:t>
+            </w:r>
+          </w:p>
+        </w:tc>
+        <w:tc>
+          <w:tcPr>
+            <w:tcW w:type="dxa" w:w="992"/>
+          </w:tcPr>
+          <w:p>
+            <w:pPr>
+              <w:spacing w:after="0" w:before="20"/>
+              <w:jc w:val="right"/>
+            </w:pPr>
+            <w:r/>
+            <w:r>
+              <w:rPr>
+                <w:b w:val="0"/>
+                <w:i w:val="0"/>
+                <w:sz w:val="18"/>
+              </w:rPr>
+              <w:t>4.693</w:t>
+            </w:r>
+          </w:p>
+        </w:tc>
+        <w:tc>
+          <w:tcPr>
+            <w:tcW w:type="dxa" w:w="1162"/>
+          </w:tcPr>
+          <w:p>
+            <w:pPr>
+              <w:spacing w:after="0" w:before="20"/>
+              <w:jc w:val="right"/>
+            </w:pPr>
+            <w:r/>
+            <w:r>
+              <w:rPr>
+                <w:b w:val="0"/>
+                <w:i w:val="0"/>
+                <w:sz w:val="18"/>
+              </w:rPr>
+              <w:t>+454,1%</w:t>
+            </w:r>
+          </w:p>
+        </w:tc>
+      </w:tr>
+      <w:tr>
+        <w:tc>
+          <w:tcPr>
+            <w:tcW w:type="dxa" w:w="2438"/>
+          </w:tcPr>
+          <w:p>
+            <w:pPr>
+              <w:spacing w:after="0" w:before="20"/>
+              <w:jc w:val="left"/>
+            </w:pPr>
+            <w:r/>
+            <w:r>
+              <w:rPr>
+                <w:b w:val="0"/>
+                <w:i w:val="0"/>
+                <w:sz w:val="18"/>
+              </w:rPr>
+              <w:t>362. Figueira</w:t>
             </w:r>
           </w:p>
         </w:tc>
@@ -565,16 +2414,159 @@
           </w:tcPr>
           <w:p>
             <w:pPr>
-              <w:spacing w:after="0"/>
+              <w:spacing w:after="0" w:before="20"/>
               <w:jc w:val="right"/>
             </w:pPr>
             <w:r/>
             <w:r>
               <w:rPr>
                 <w:b w:val="0"/>
+                <w:i w:val="0"/>
                 <w:sz w:val="18"/>
               </w:rPr>
-              <w:t>9.419</w:t>
+              <w:t>7.873</w:t>
+            </w:r>
+          </w:p>
+        </w:tc>
+        <w:tc>
+          <w:tcPr>
+            <w:tcW w:type="dxa" w:w="992"/>
+          </w:tcPr>
+          <w:p>
+            <w:pPr>
+              <w:spacing w:after="0" w:before="20"/>
+              <w:jc w:val="right"/>
+            </w:pPr>
+            <w:r/>
+            <w:r>
+              <w:rPr>
+                <w:b w:val="0"/>
+                <w:i w:val="0"/>
+                <w:sz w:val="18"/>
+              </w:rPr>
+              <w:t>764</w:t>
+            </w:r>
+          </w:p>
+        </w:tc>
+        <w:tc>
+          <w:tcPr>
+            <w:tcW w:type="dxa" w:w="992"/>
+          </w:tcPr>
+          <w:p>
+            <w:pPr>
+              <w:spacing w:after="0" w:before="20"/>
+              <w:jc w:val="right"/>
+            </w:pPr>
+            <w:r/>
+            <w:r>
+              <w:rPr>
+                <w:b w:val="0"/>
+                <w:i w:val="0"/>
+                <w:sz w:val="18"/>
+              </w:rPr>
+              <w:t>847</w:t>
+            </w:r>
+          </w:p>
+        </w:tc>
+        <w:tc>
+          <w:tcPr>
+            <w:tcW w:type="dxa" w:w="992"/>
+          </w:tcPr>
+          <w:p>
+            <w:pPr>
+              <w:spacing w:after="0" w:before="20"/>
+              <w:jc w:val="right"/>
+            </w:pPr>
+            <w:r/>
+            <w:r>
+              <w:rPr>
+                <w:b w:val="0"/>
+                <w:i w:val="0"/>
+                <w:sz w:val="18"/>
+              </w:rPr>
+              <w:t>1.070</w:t>
+            </w:r>
+          </w:p>
+        </w:tc>
+        <w:tc>
+          <w:tcPr>
+            <w:tcW w:type="dxa" w:w="992"/>
+          </w:tcPr>
+          <w:p>
+            <w:pPr>
+              <w:spacing w:after="0" w:before="20"/>
+              <w:jc w:val="right"/>
+            </w:pPr>
+            <w:r/>
+            <w:r>
+              <w:rPr>
+                <w:b w:val="0"/>
+                <w:i w:val="0"/>
+                <w:sz w:val="18"/>
+              </w:rPr>
+              <w:t>2.059</w:t>
+            </w:r>
+          </w:p>
+        </w:tc>
+        <w:tc>
+          <w:tcPr>
+            <w:tcW w:type="dxa" w:w="992"/>
+          </w:tcPr>
+          <w:p>
+            <w:pPr>
+              <w:spacing w:after="0" w:before="20"/>
+              <w:jc w:val="right"/>
+            </w:pPr>
+            <w:r/>
+            <w:r>
+              <w:rPr>
+                <w:b w:val="0"/>
+                <w:i w:val="0"/>
+                <w:sz w:val="18"/>
+              </w:rPr>
+              <w:t>5.161</w:t>
+            </w:r>
+          </w:p>
+        </w:tc>
+        <w:tc>
+          <w:tcPr>
+            <w:tcW w:type="dxa" w:w="1162"/>
+          </w:tcPr>
+          <w:p>
+            <w:pPr>
+              <w:spacing w:after="0" w:before="20"/>
+              <w:jc w:val="right"/>
+            </w:pPr>
+            <w:r/>
+            <w:r>
+              <w:rPr>
+                <w:b w:val="0"/>
+                <w:i w:val="0"/>
+                <w:sz w:val="18"/>
+              </w:rPr>
+              <w:t>+575,6%</w:t>
+            </w:r>
+          </w:p>
+        </w:tc>
+      </w:tr>
+      <w:tr>
+        <w:tc>
+          <w:tcPr>
+            <w:tcW w:type="dxa" w:w="2438"/>
+          </w:tcPr>
+          <w:p>
+            <w:pPr>
+              <w:spacing w:after="0" w:before="20"/>
+              <w:jc w:val="left"/>
+            </w:pPr>
+            <w:r/>
+            <w:r>
+              <w:rPr>
+                <w:b w:val="0"/>
+                <w:i w:val="0"/>
+                <w:sz w:val="18"/>
+              </w:rPr>
+              <w:t>363. Matinhos</w:t>
             </w:r>
           </w:p>
         </w:tc>
@@ -584,16 +2576,137 @@
           </w:tcPr>
           <w:p>
             <w:pPr>
-              <w:spacing w:after="0"/>
+              <w:spacing w:after="0" w:before="20"/>
               <w:jc w:val="right"/>
             </w:pPr>
             <w:r/>
             <w:r>
               <w:rPr>
                 <w:b w:val="0"/>
+                <w:i w:val="0"/>
                 <w:sz w:val="18"/>
               </w:rPr>
-              <w:t>13.070</w:t>
+              <w:t>37.825</w:t>
+            </w:r>
+          </w:p>
+        </w:tc>
+        <w:tc>
+          <w:tcPr>
+            <w:tcW w:type="dxa" w:w="992"/>
+          </w:tcPr>
+          <w:p>
+            <w:pPr>
+              <w:spacing w:after="0" w:before="20"/>
+              <w:jc w:val="right"/>
+            </w:pPr>
+            <w:r/>
+            <w:r>
+              <w:rPr>
+                <w:b w:val="0"/>
+                <w:i w:val="0"/>
+                <w:sz w:val="18"/>
+              </w:rPr>
+              <w:t>748</w:t>
+            </w:r>
+          </w:p>
+        </w:tc>
+        <w:tc>
+          <w:tcPr>
+            <w:tcW w:type="dxa" w:w="992"/>
+          </w:tcPr>
+          <w:p>
+            <w:pPr>
+              <w:spacing w:after="0" w:before="20"/>
+              <w:jc w:val="right"/>
+            </w:pPr>
+            <w:r/>
+            <w:r>
+              <w:rPr>
+                <w:b w:val="0"/>
+                <w:i w:val="0"/>
+                <w:sz w:val="18"/>
+              </w:rPr>
+              <w:t>809</w:t>
+            </w:r>
+          </w:p>
+        </w:tc>
+        <w:tc>
+          <w:tcPr>
+            <w:tcW w:type="dxa" w:w="992"/>
+          </w:tcPr>
+          <w:p>
+            <w:pPr>
+              <w:spacing w:after="0" w:before="20"/>
+              <w:jc w:val="right"/>
+            </w:pPr>
+            <w:r/>
+            <w:r>
+              <w:rPr>
+                <w:b w:val="0"/>
+                <w:i w:val="0"/>
+                <w:sz w:val="18"/>
+              </w:rPr>
+              <w:t>790</w:t>
+            </w:r>
+          </w:p>
+        </w:tc>
+        <w:tc>
+          <w:tcPr>
+            <w:tcW w:type="dxa" w:w="992"/>
+          </w:tcPr>
+          <w:p>
+            <w:pPr>
+              <w:spacing w:after="0" w:before="20"/>
+              <w:jc w:val="right"/>
+            </w:pPr>
+            <w:r/>
+            <w:r>
+              <w:rPr>
+                <w:b w:val="0"/>
+                <w:i w:val="0"/>
+                <w:sz w:val="18"/>
+              </w:rPr>
+              <w:t>1.793</w:t>
+            </w:r>
+          </w:p>
+        </w:tc>
+        <w:tc>
+          <w:tcPr>
+            <w:tcW w:type="dxa" w:w="992"/>
+          </w:tcPr>
+          <w:p>
+            <w:pPr>
+              <w:spacing w:after="0" w:before="20"/>
+              <w:jc w:val="right"/>
+            </w:pPr>
+            <w:r/>
+            <w:r>
+              <w:rPr>
+                <w:b w:val="0"/>
+                <w:i w:val="0"/>
+                <w:sz w:val="18"/>
+              </w:rPr>
+              <w:t>5.083</w:t>
+            </w:r>
+          </w:p>
+        </w:tc>
+        <w:tc>
+          <w:tcPr>
+            <w:tcW w:type="dxa" w:w="1162"/>
+          </w:tcPr>
+          <w:p>
+            <w:pPr>
+              <w:spacing w:after="0" w:before="20"/>
+              <w:jc w:val="right"/>
+            </w:pPr>
+            <w:r/>
+            <w:r>
+              <w:rPr>
+                <w:b w:val="0"/>
+                <w:i w:val="0"/>
+                <w:sz w:val="18"/>
+              </w:rPr>
+              <w:t>+579,3%</w:t>
             </w:r>
           </w:p>
         </w:tc>
@@ -601,39 +2714,21 @@
       <w:tr>
         <w:tc>
           <w:tcPr>
-            <w:tcW w:type="dxa" w:w="2948"/>
+            <w:tcW w:type="dxa" w:w="2438"/>
           </w:tcPr>
           <w:p>
             <w:pPr>
-              <w:spacing w:after="0"/>
+              <w:spacing w:after="0" w:before="20"/>
               <w:jc w:val="left"/>
             </w:pPr>
             <w:r/>
             <w:r>
               <w:rPr>
                 <w:b w:val="0"/>
+                <w:i w:val="0"/>
                 <w:sz w:val="18"/>
               </w:rPr>
-              <w:t>4. Porto Barreiro</w:t>
-            </w:r>
-          </w:p>
-        </w:tc>
-        <w:tc>
-          <w:tcPr>
-            <w:tcW w:type="dxa" w:w="1134"/>
-          </w:tcPr>
-          <w:p>
-            <w:pPr>
-              <w:spacing w:after="0"/>
-              <w:jc w:val="right"/>
-            </w:pPr>
-            <w:r/>
-            <w:r>
-              <w:rPr>
-                <w:b w:val="0"/>
-                <w:sz w:val="18"/>
-              </w:rPr>
-              <w:t>3.138</w:t>
+              <w:t>364. Colombo</w:t>
             </w:r>
           </w:p>
         </w:tc>
@@ -643,16 +2738,159 @@
           </w:tcPr>
           <w:p>
             <w:pPr>
-              <w:spacing w:after="0"/>
+              <w:spacing w:after="0" w:before="20"/>
               <w:jc w:val="right"/>
             </w:pPr>
             <w:r/>
             <w:r>
               <w:rPr>
                 <w:b w:val="0"/>
+                <w:i w:val="0"/>
                 <w:sz w:val="18"/>
               </w:rPr>
-              <w:t>5.596</w:t>
+              <w:t>244.387</w:t>
+            </w:r>
+          </w:p>
+        </w:tc>
+        <w:tc>
+          <w:tcPr>
+            <w:tcW w:type="dxa" w:w="992"/>
+          </w:tcPr>
+          <w:p>
+            <w:pPr>
+              <w:spacing w:after="0" w:before="20"/>
+              <w:jc w:val="right"/>
+            </w:pPr>
+            <w:r/>
+            <w:r>
+              <w:rPr>
+                <w:b w:val="0"/>
+                <w:i w:val="0"/>
+                <w:sz w:val="18"/>
+              </w:rPr>
+              <w:t>729</w:t>
+            </w:r>
+          </w:p>
+        </w:tc>
+        <w:tc>
+          <w:tcPr>
+            <w:tcW w:type="dxa" w:w="992"/>
+          </w:tcPr>
+          <w:p>
+            <w:pPr>
+              <w:spacing w:after="0" w:before="20"/>
+              <w:jc w:val="right"/>
+            </w:pPr>
+            <w:r/>
+            <w:r>
+              <w:rPr>
+                <w:b w:val="0"/>
+                <w:i w:val="0"/>
+                <w:sz w:val="18"/>
+              </w:rPr>
+              <w:t>795</w:t>
+            </w:r>
+          </w:p>
+        </w:tc>
+        <w:tc>
+          <w:tcPr>
+            <w:tcW w:type="dxa" w:w="992"/>
+          </w:tcPr>
+          <w:p>
+            <w:pPr>
+              <w:spacing w:after="0" w:before="20"/>
+              <w:jc w:val="right"/>
+            </w:pPr>
+            <w:r/>
+            <w:r>
+              <w:rPr>
+                <w:b w:val="0"/>
+                <w:i w:val="0"/>
+                <w:sz w:val="18"/>
+              </w:rPr>
+              <w:t>864</w:t>
+            </w:r>
+          </w:p>
+        </w:tc>
+        <w:tc>
+          <w:tcPr>
+            <w:tcW w:type="dxa" w:w="992"/>
+          </w:tcPr>
+          <w:p>
+            <w:pPr>
+              <w:spacing w:after="0" w:before="20"/>
+              <w:jc w:val="right"/>
+            </w:pPr>
+            <w:r/>
+            <w:r>
+              <w:rPr>
+                <w:b w:val="0"/>
+                <w:i w:val="0"/>
+                <w:sz w:val="18"/>
+              </w:rPr>
+              <w:t>1.789</w:t>
+            </w:r>
+          </w:p>
+        </w:tc>
+        <w:tc>
+          <w:tcPr>
+            <w:tcW w:type="dxa" w:w="992"/>
+          </w:tcPr>
+          <w:p>
+            <w:pPr>
+              <w:spacing w:after="0" w:before="20"/>
+              <w:jc w:val="right"/>
+            </w:pPr>
+            <w:r/>
+            <w:r>
+              <w:rPr>
+                <w:b w:val="0"/>
+                <w:i w:val="0"/>
+                <w:sz w:val="18"/>
+              </w:rPr>
+              <w:t>4.759</w:t>
+            </w:r>
+          </w:p>
+        </w:tc>
+        <w:tc>
+          <w:tcPr>
+            <w:tcW w:type="dxa" w:w="1162"/>
+          </w:tcPr>
+          <w:p>
+            <w:pPr>
+              <w:spacing w:after="0" w:before="20"/>
+              <w:jc w:val="right"/>
+            </w:pPr>
+            <w:r/>
+            <w:r>
+              <w:rPr>
+                <w:b w:val="0"/>
+                <w:i w:val="0"/>
+                <w:sz w:val="18"/>
+              </w:rPr>
+              <w:t>+552,6%</w:t>
+            </w:r>
+          </w:p>
+        </w:tc>
+      </w:tr>
+      <w:tr>
+        <w:tc>
+          <w:tcPr>
+            <w:tcW w:type="dxa" w:w="2438"/>
+          </w:tcPr>
+          <w:p>
+            <w:pPr>
+              <w:spacing w:after="0" w:before="20"/>
+              <w:jc w:val="left"/>
+            </w:pPr>
+            <w:r/>
+            <w:r>
+              <w:rPr>
+                <w:b w:val="0"/>
+                <w:i w:val="0"/>
+                <w:sz w:val="18"/>
+              </w:rPr>
+              <w:t>365. Paiçandu</w:t>
             </w:r>
           </w:p>
         </w:tc>
@@ -662,16 +2900,159 @@
           </w:tcPr>
           <w:p>
             <w:pPr>
-              <w:spacing w:after="0"/>
+              <w:spacing w:after="0" w:before="20"/>
               <w:jc w:val="right"/>
             </w:pPr>
             <w:r/>
             <w:r>
               <w:rPr>
                 <w:b w:val="0"/>
+                <w:i w:val="0"/>
                 <w:sz w:val="18"/>
               </w:rPr>
-              <w:t>5.901</w:t>
+              <w:t>44.441</w:t>
+            </w:r>
+          </w:p>
+        </w:tc>
+        <w:tc>
+          <w:tcPr>
+            <w:tcW w:type="dxa" w:w="992"/>
+          </w:tcPr>
+          <w:p>
+            <w:pPr>
+              <w:spacing w:after="0" w:before="20"/>
+              <w:jc w:val="right"/>
+            </w:pPr>
+            <w:r/>
+            <w:r>
+              <w:rPr>
+                <w:b w:val="0"/>
+                <w:i w:val="0"/>
+                <w:sz w:val="18"/>
+              </w:rPr>
+              <w:t>633</w:t>
+            </w:r>
+          </w:p>
+        </w:tc>
+        <w:tc>
+          <w:tcPr>
+            <w:tcW w:type="dxa" w:w="992"/>
+          </w:tcPr>
+          <w:p>
+            <w:pPr>
+              <w:spacing w:after="0" w:before="20"/>
+              <w:jc w:val="right"/>
+            </w:pPr>
+            <w:r/>
+            <w:r>
+              <w:rPr>
+                <w:b w:val="0"/>
+                <w:i w:val="0"/>
+                <w:sz w:val="18"/>
+              </w:rPr>
+              <w:t>693</w:t>
+            </w:r>
+          </w:p>
+        </w:tc>
+        <w:tc>
+          <w:tcPr>
+            <w:tcW w:type="dxa" w:w="992"/>
+          </w:tcPr>
+          <w:p>
+            <w:pPr>
+              <w:spacing w:after="0" w:before="20"/>
+              <w:jc w:val="right"/>
+            </w:pPr>
+            <w:r/>
+            <w:r>
+              <w:rPr>
+                <w:b w:val="0"/>
+                <w:i w:val="0"/>
+                <w:sz w:val="18"/>
+              </w:rPr>
+              <w:t>760</w:t>
+            </w:r>
+          </w:p>
+        </w:tc>
+        <w:tc>
+          <w:tcPr>
+            <w:tcW w:type="dxa" w:w="992"/>
+          </w:tcPr>
+          <w:p>
+            <w:pPr>
+              <w:spacing w:after="0" w:before="20"/>
+              <w:jc w:val="right"/>
+            </w:pPr>
+            <w:r/>
+            <w:r>
+              <w:rPr>
+                <w:b w:val="0"/>
+                <w:i w:val="0"/>
+                <w:sz w:val="18"/>
+              </w:rPr>
+              <w:t>1.689</w:t>
+            </w:r>
+          </w:p>
+        </w:tc>
+        <w:tc>
+          <w:tcPr>
+            <w:tcW w:type="dxa" w:w="992"/>
+          </w:tcPr>
+          <w:p>
+            <w:pPr>
+              <w:spacing w:after="0" w:before="20"/>
+              <w:jc w:val="right"/>
+            </w:pPr>
+            <w:r/>
+            <w:r>
+              <w:rPr>
+                <w:b w:val="0"/>
+                <w:i w:val="0"/>
+                <w:sz w:val="18"/>
+              </w:rPr>
+              <w:t>4.723</w:t>
+            </w:r>
+          </w:p>
+        </w:tc>
+        <w:tc>
+          <w:tcPr>
+            <w:tcW w:type="dxa" w:w="1162"/>
+          </w:tcPr>
+          <w:p>
+            <w:pPr>
+              <w:spacing w:after="0" w:before="20"/>
+              <w:jc w:val="right"/>
+            </w:pPr>
+            <w:r/>
+            <w:r>
+              <w:rPr>
+                <w:b w:val="0"/>
+                <w:i w:val="0"/>
+                <w:sz w:val="18"/>
+              </w:rPr>
+              <w:t>+646,5%</w:t>
+            </w:r>
+          </w:p>
+        </w:tc>
+      </w:tr>
+      <w:tr>
+        <w:tc>
+          <w:tcPr>
+            <w:tcW w:type="dxa" w:w="2438"/>
+          </w:tcPr>
+          <w:p>
+            <w:pPr>
+              <w:spacing w:after="0" w:before="20"/>
+              <w:jc w:val="left"/>
+            </w:pPr>
+            <w:r/>
+            <w:r>
+              <w:rPr>
+                <w:b w:val="0"/>
+                <w:i w:val="0"/>
+                <w:sz w:val="18"/>
+              </w:rPr>
+              <w:t>366. Pontal do Paraná</w:t>
             </w:r>
           </w:p>
         </w:tc>
@@ -681,16 +3062,159 @@
           </w:tcPr>
           <w:p>
             <w:pPr>
-              <w:spacing w:after="0"/>
+              <w:spacing w:after="0" w:before="20"/>
               <w:jc w:val="right"/>
             </w:pPr>
             <w:r/>
             <w:r>
               <w:rPr>
                 <w:b w:val="0"/>
+                <w:i w:val="0"/>
                 <w:sz w:val="18"/>
               </w:rPr>
-              <w:t>5.336</w:t>
+              <w:t>29.857</w:t>
+            </w:r>
+          </w:p>
+        </w:tc>
+        <w:tc>
+          <w:tcPr>
+            <w:tcW w:type="dxa" w:w="992"/>
+          </w:tcPr>
+          <w:p>
+            <w:pPr>
+              <w:spacing w:after="0" w:before="20"/>
+              <w:jc w:val="right"/>
+            </w:pPr>
+            <w:r/>
+            <w:r>
+              <w:rPr>
+                <w:b w:val="0"/>
+                <w:i w:val="0"/>
+                <w:sz w:val="18"/>
+              </w:rPr>
+              <w:t>606</w:t>
+            </w:r>
+          </w:p>
+        </w:tc>
+        <w:tc>
+          <w:tcPr>
+            <w:tcW w:type="dxa" w:w="992"/>
+          </w:tcPr>
+          <w:p>
+            <w:pPr>
+              <w:spacing w:after="0" w:before="20"/>
+              <w:jc w:val="right"/>
+            </w:pPr>
+            <w:r/>
+            <w:r>
+              <w:rPr>
+                <w:b w:val="0"/>
+                <w:i w:val="0"/>
+                <w:sz w:val="18"/>
+              </w:rPr>
+              <w:t>733</w:t>
+            </w:r>
+          </w:p>
+        </w:tc>
+        <w:tc>
+          <w:tcPr>
+            <w:tcW w:type="dxa" w:w="992"/>
+          </w:tcPr>
+          <w:p>
+            <w:pPr>
+              <w:spacing w:after="0" w:before="20"/>
+              <w:jc w:val="right"/>
+            </w:pPr>
+            <w:r/>
+            <w:r>
+              <w:rPr>
+                <w:b w:val="0"/>
+                <w:i w:val="0"/>
+                <w:sz w:val="18"/>
+              </w:rPr>
+              <w:t>1.563</w:t>
+            </w:r>
+          </w:p>
+        </w:tc>
+        <w:tc>
+          <w:tcPr>
+            <w:tcW w:type="dxa" w:w="992"/>
+          </w:tcPr>
+          <w:p>
+            <w:pPr>
+              <w:spacing w:after="0" w:before="20"/>
+              <w:jc w:val="right"/>
+            </w:pPr>
+            <w:r/>
+            <w:r>
+              <w:rPr>
+                <w:b w:val="0"/>
+                <w:i w:val="0"/>
+                <w:sz w:val="18"/>
+              </w:rPr>
+              <w:t>2.476</w:t>
+            </w:r>
+          </w:p>
+        </w:tc>
+        <w:tc>
+          <w:tcPr>
+            <w:tcW w:type="dxa" w:w="992"/>
+          </w:tcPr>
+          <w:p>
+            <w:pPr>
+              <w:spacing w:after="0" w:before="20"/>
+              <w:jc w:val="right"/>
+            </w:pPr>
+            <w:r/>
+            <w:r>
+              <w:rPr>
+                <w:b w:val="0"/>
+                <w:i w:val="0"/>
+                <w:sz w:val="18"/>
+              </w:rPr>
+              <w:t>5.066</w:t>
+            </w:r>
+          </w:p>
+        </w:tc>
+        <w:tc>
+          <w:tcPr>
+            <w:tcW w:type="dxa" w:w="1162"/>
+          </w:tcPr>
+          <w:p>
+            <w:pPr>
+              <w:spacing w:after="0" w:before="20"/>
+              <w:jc w:val="right"/>
+            </w:pPr>
+            <w:r/>
+            <w:r>
+              <w:rPr>
+                <w:b w:val="0"/>
+                <w:i w:val="0"/>
+                <w:sz w:val="18"/>
+              </w:rPr>
+              <w:t>+735,6%</w:t>
+            </w:r>
+          </w:p>
+        </w:tc>
+      </w:tr>
+      <w:tr>
+        <w:tc>
+          <w:tcPr>
+            <w:tcW w:type="dxa" w:w="2438"/>
+          </w:tcPr>
+          <w:p>
+            <w:pPr>
+              <w:spacing w:after="0" w:before="20"/>
+              <w:jc w:val="left"/>
+            </w:pPr>
+            <w:r/>
+            <w:r>
+              <w:rPr>
+                <w:b w:val="0"/>
+                <w:i w:val="0"/>
+                <w:sz w:val="18"/>
+              </w:rPr>
+              <w:t>367. Itaperuçu</w:t>
             </w:r>
           </w:p>
         </w:tc>
@@ -700,16 +3224,159 @@
           </w:tcPr>
           <w:p>
             <w:pPr>
-              <w:spacing w:after="0"/>
+              <w:spacing w:after="0" w:before="20"/>
               <w:jc w:val="right"/>
             </w:pPr>
             <w:r/>
             <w:r>
               <w:rPr>
                 <w:b w:val="0"/>
+                <w:i w:val="0"/>
                 <w:sz w:val="18"/>
               </w:rPr>
-              <w:t>7.314</w:t>
+              <w:t>30.679</w:t>
+            </w:r>
+          </w:p>
+        </w:tc>
+        <w:tc>
+          <w:tcPr>
+            <w:tcW w:type="dxa" w:w="992"/>
+          </w:tcPr>
+          <w:p>
+            <w:pPr>
+              <w:spacing w:after="0" w:before="20"/>
+              <w:jc w:val="right"/>
+            </w:pPr>
+            <w:r/>
+            <w:r>
+              <w:rPr>
+                <w:b w:val="0"/>
+                <w:i w:val="0"/>
+                <w:sz w:val="18"/>
+              </w:rPr>
+              <w:t>605</w:t>
+            </w:r>
+          </w:p>
+        </w:tc>
+        <w:tc>
+          <w:tcPr>
+            <w:tcW w:type="dxa" w:w="992"/>
+          </w:tcPr>
+          <w:p>
+            <w:pPr>
+              <w:spacing w:after="0" w:before="20"/>
+              <w:jc w:val="right"/>
+            </w:pPr>
+            <w:r/>
+            <w:r>
+              <w:rPr>
+                <w:b w:val="0"/>
+                <w:i w:val="0"/>
+                <w:sz w:val="18"/>
+              </w:rPr>
+              <w:t>660</w:t>
+            </w:r>
+          </w:p>
+        </w:tc>
+        <w:tc>
+          <w:tcPr>
+            <w:tcW w:type="dxa" w:w="992"/>
+          </w:tcPr>
+          <w:p>
+            <w:pPr>
+              <w:spacing w:after="0" w:before="20"/>
+              <w:jc w:val="right"/>
+            </w:pPr>
+            <w:r/>
+            <w:r>
+              <w:rPr>
+                <w:b w:val="0"/>
+                <w:i w:val="0"/>
+                <w:sz w:val="18"/>
+              </w:rPr>
+              <w:t>700</w:t>
+            </w:r>
+          </w:p>
+        </w:tc>
+        <w:tc>
+          <w:tcPr>
+            <w:tcW w:type="dxa" w:w="992"/>
+          </w:tcPr>
+          <w:p>
+            <w:pPr>
+              <w:spacing w:after="0" w:before="20"/>
+              <w:jc w:val="right"/>
+            </w:pPr>
+            <w:r/>
+            <w:r>
+              <w:rPr>
+                <w:b w:val="0"/>
+                <w:i w:val="0"/>
+                <w:sz w:val="18"/>
+              </w:rPr>
+              <w:t>1.552</w:t>
+            </w:r>
+          </w:p>
+        </w:tc>
+        <w:tc>
+          <w:tcPr>
+            <w:tcW w:type="dxa" w:w="992"/>
+          </w:tcPr>
+          <w:p>
+            <w:pPr>
+              <w:spacing w:after="0" w:before="20"/>
+              <w:jc w:val="right"/>
+            </w:pPr>
+            <w:r/>
+            <w:r>
+              <w:rPr>
+                <w:b w:val="0"/>
+                <w:i w:val="0"/>
+                <w:sz w:val="18"/>
+              </w:rPr>
+              <w:t>4.331</w:t>
+            </w:r>
+          </w:p>
+        </w:tc>
+        <w:tc>
+          <w:tcPr>
+            <w:tcW w:type="dxa" w:w="1162"/>
+          </w:tcPr>
+          <w:p>
+            <w:pPr>
+              <w:spacing w:after="0" w:before="20"/>
+              <w:jc w:val="right"/>
+            </w:pPr>
+            <w:r/>
+            <w:r>
+              <w:rPr>
+                <w:b w:val="0"/>
+                <w:i w:val="0"/>
+                <w:sz w:val="18"/>
+              </w:rPr>
+              <w:t>+616,4%</w:t>
+            </w:r>
+          </w:p>
+        </w:tc>
+      </w:tr>
+      <w:tr>
+        <w:tc>
+          <w:tcPr>
+            <w:tcW w:type="dxa" w:w="2438"/>
+          </w:tcPr>
+          <w:p>
+            <w:pPr>
+              <w:spacing w:after="0" w:before="20"/>
+              <w:jc w:val="left"/>
+            </w:pPr>
+            <w:r/>
+            <w:r>
+              <w:rPr>
+                <w:b w:val="0"/>
+                <w:i w:val="0"/>
+                <w:sz w:val="18"/>
+              </w:rPr>
+              <w:t>368. Almirante Tamandaré</w:t>
             </w:r>
           </w:p>
         </w:tc>
@@ -719,16 +3386,137 @@
           </w:tcPr>
           <w:p>
             <w:pPr>
-              <w:spacing w:after="0"/>
+              <w:spacing w:after="0" w:before="20"/>
               <w:jc w:val="right"/>
             </w:pPr>
             <w:r/>
             <w:r>
               <w:rPr>
                 <w:b w:val="0"/>
+                <w:i w:val="0"/>
                 <w:sz w:val="18"/>
               </w:rPr>
-              <w:t>11.936</w:t>
+              <w:t>122.147</w:t>
+            </w:r>
+          </w:p>
+        </w:tc>
+        <w:tc>
+          <w:tcPr>
+            <w:tcW w:type="dxa" w:w="992"/>
+          </w:tcPr>
+          <w:p>
+            <w:pPr>
+              <w:spacing w:after="0" w:before="20"/>
+              <w:jc w:val="right"/>
+            </w:pPr>
+            <w:r/>
+            <w:r>
+              <w:rPr>
+                <w:b w:val="0"/>
+                <w:i w:val="0"/>
+                <w:sz w:val="18"/>
+              </w:rPr>
+              <w:t>570</w:t>
+            </w:r>
+          </w:p>
+        </w:tc>
+        <w:tc>
+          <w:tcPr>
+            <w:tcW w:type="dxa" w:w="992"/>
+          </w:tcPr>
+          <w:p>
+            <w:pPr>
+              <w:spacing w:after="0" w:before="20"/>
+              <w:jc w:val="right"/>
+            </w:pPr>
+            <w:r/>
+            <w:r>
+              <w:rPr>
+                <w:b w:val="0"/>
+                <w:i w:val="0"/>
+                <w:sz w:val="18"/>
+              </w:rPr>
+              <w:t>629</w:t>
+            </w:r>
+          </w:p>
+        </w:tc>
+        <w:tc>
+          <w:tcPr>
+            <w:tcW w:type="dxa" w:w="992"/>
+          </w:tcPr>
+          <w:p>
+            <w:pPr>
+              <w:spacing w:after="0" w:before="20"/>
+              <w:jc w:val="right"/>
+            </w:pPr>
+            <w:r/>
+            <w:r>
+              <w:rPr>
+                <w:b w:val="0"/>
+                <w:i w:val="0"/>
+                <w:sz w:val="18"/>
+              </w:rPr>
+              <w:t>720</w:t>
+            </w:r>
+          </w:p>
+        </w:tc>
+        <w:tc>
+          <w:tcPr>
+            <w:tcW w:type="dxa" w:w="992"/>
+          </w:tcPr>
+          <w:p>
+            <w:pPr>
+              <w:spacing w:after="0" w:before="20"/>
+              <w:jc w:val="right"/>
+            </w:pPr>
+            <w:r/>
+            <w:r>
+              <w:rPr>
+                <w:b w:val="0"/>
+                <w:i w:val="0"/>
+                <w:sz w:val="18"/>
+              </w:rPr>
+              <w:t>1.622</w:t>
+            </w:r>
+          </w:p>
+        </w:tc>
+        <w:tc>
+          <w:tcPr>
+            <w:tcW w:type="dxa" w:w="992"/>
+          </w:tcPr>
+          <w:p>
+            <w:pPr>
+              <w:spacing w:after="0" w:before="20"/>
+              <w:jc w:val="right"/>
+            </w:pPr>
+            <w:r/>
+            <w:r>
+              <w:rPr>
+                <w:b w:val="0"/>
+                <w:i w:val="0"/>
+                <w:sz w:val="18"/>
+              </w:rPr>
+              <w:t>4.575</w:t>
+            </w:r>
+          </w:p>
+        </w:tc>
+        <w:tc>
+          <w:tcPr>
+            <w:tcW w:type="dxa" w:w="1162"/>
+          </w:tcPr>
+          <w:p>
+            <w:pPr>
+              <w:spacing w:after="0" w:before="20"/>
+              <w:jc w:val="right"/>
+            </w:pPr>
+            <w:r/>
+            <w:r>
+              <w:rPr>
+                <w:b w:val="0"/>
+                <w:i w:val="0"/>
+                <w:sz w:val="18"/>
+              </w:rPr>
+              <w:t>+702,0%</w:t>
             </w:r>
           </w:p>
         </w:tc>
@@ -736,39 +3524,21 @@
       <w:tr>
         <w:tc>
           <w:tcPr>
-            <w:tcW w:type="dxa" w:w="2948"/>
+            <w:tcW w:type="dxa" w:w="2438"/>
           </w:tcPr>
           <w:p>
             <w:pPr>
-              <w:spacing w:after="0"/>
+              <w:spacing w:after="0" w:before="20"/>
               <w:jc w:val="left"/>
             </w:pPr>
             <w:r/>
             <w:r>
               <w:rPr>
                 <w:b w:val="0"/>
+                <w:i w:val="0"/>
                 <w:sz w:val="18"/>
               </w:rPr>
-              <w:t>5. Serranópolis do Iguaçu</w:t>
-            </w:r>
-          </w:p>
-        </w:tc>
-        <w:tc>
-          <w:tcPr>
-            <w:tcW w:type="dxa" w:w="1134"/>
-          </w:tcPr>
-          <w:p>
-            <w:pPr>
-              <w:spacing w:after="0"/>
-              <w:jc w:val="right"/>
-            </w:pPr>
-            <w:r/>
-            <w:r>
-              <w:rPr>
-                <w:b w:val="0"/>
-                <w:sz w:val="18"/>
-              </w:rPr>
-              <w:t>4.746</w:t>
+              <w:t>369. Sarandi</w:t>
             </w:r>
           </w:p>
         </w:tc>
@@ -778,2040 +3548,14 @@
           </w:tcPr>
           <w:p>
             <w:pPr>
-              <w:spacing w:after="0"/>
+              <w:spacing w:after="0" w:before="20"/>
               <w:jc w:val="right"/>
             </w:pPr>
             <w:r/>
             <w:r>
               <w:rPr>
                 <w:b w:val="0"/>
-                <w:sz w:val="18"/>
-              </w:rPr>
-              <w:t>5.582</w:t>
-            </w:r>
-          </w:p>
-        </w:tc>
-        <w:tc>
-          <w:tcPr>
-            <w:tcW w:type="dxa" w:w="1077"/>
-          </w:tcPr>
-          <w:p>
-            <w:pPr>
-              <w:spacing w:after="0"/>
-              <w:jc w:val="right"/>
-            </w:pPr>
-            <w:r/>
-            <w:r>
-              <w:rPr>
-                <w:b w:val="0"/>
-                <w:sz w:val="18"/>
-              </w:rPr>
-              <w:t>5.984</w:t>
-            </w:r>
-          </w:p>
-        </w:tc>
-        <w:tc>
-          <w:tcPr>
-            <w:tcW w:type="dxa" w:w="1077"/>
-          </w:tcPr>
-          <w:p>
-            <w:pPr>
-              <w:spacing w:after="0"/>
-              <w:jc w:val="right"/>
-            </w:pPr>
-            <w:r/>
-            <w:r>
-              <w:rPr>
-                <w:b w:val="0"/>
-                <w:sz w:val="18"/>
-              </w:rPr>
-              <w:t>6.496</w:t>
-            </w:r>
-          </w:p>
-        </w:tc>
-        <w:tc>
-          <w:tcPr>
-            <w:tcW w:type="dxa" w:w="1077"/>
-          </w:tcPr>
-          <w:p>
-            <w:pPr>
-              <w:spacing w:after="0"/>
-              <w:jc w:val="right"/>
-            </w:pPr>
-            <w:r/>
-            <w:r>
-              <w:rPr>
-                <w:b w:val="0"/>
-                <w:sz w:val="18"/>
-              </w:rPr>
-              <w:t>8.576</w:t>
-            </w:r>
-          </w:p>
-        </w:tc>
-        <w:tc>
-          <w:tcPr>
-            <w:tcW w:type="dxa" w:w="1077"/>
-          </w:tcPr>
-          <w:p>
-            <w:pPr>
-              <w:spacing w:after="0"/>
-              <w:jc w:val="right"/>
-            </w:pPr>
-            <w:r/>
-            <w:r>
-              <w:rPr>
-                <w:b w:val="0"/>
-                <w:sz w:val="18"/>
-              </w:rPr>
-              <w:t>13.002</w:t>
-            </w:r>
-          </w:p>
-        </w:tc>
-      </w:tr>
-      <w:tr>
-        <w:tc>
-          <w:tcPr>
-            <w:tcW w:type="dxa" w:w="2948"/>
-          </w:tcPr>
-          <w:p>
-            <w:pPr>
-              <w:spacing w:after="0"/>
-              <w:jc w:val="left"/>
-            </w:pPr>
-            <w:r/>
-            <w:r>
-              <w:rPr>
-                <w:b w:val="0"/>
-                <w:sz w:val="18"/>
-              </w:rPr>
-              <w:t>6. Campina do Simão</w:t>
-            </w:r>
-          </w:p>
-        </w:tc>
-        <w:tc>
-          <w:tcPr>
-            <w:tcW w:type="dxa" w:w="1134"/>
-          </w:tcPr>
-          <w:p>
-            <w:pPr>
-              <w:spacing w:after="0"/>
-              <w:jc w:val="right"/>
-            </w:pPr>
-            <w:r/>
-            <w:r>
-              <w:rPr>
-                <w:b w:val="0"/>
-                <w:sz w:val="18"/>
-              </w:rPr>
-              <w:t>3.901</w:t>
-            </w:r>
-          </w:p>
-        </w:tc>
-        <w:tc>
-          <w:tcPr>
-            <w:tcW w:type="dxa" w:w="1077"/>
-          </w:tcPr>
-          <w:p>
-            <w:pPr>
-              <w:spacing w:after="0"/>
-              <w:jc w:val="right"/>
-            </w:pPr>
-            <w:r/>
-            <w:r>
-              <w:rPr>
-                <w:b w:val="0"/>
-                <w:sz w:val="18"/>
-              </w:rPr>
-              <w:t>5.160</w:t>
-            </w:r>
-          </w:p>
-        </w:tc>
-        <w:tc>
-          <w:tcPr>
-            <w:tcW w:type="dxa" w:w="1077"/>
-          </w:tcPr>
-          <w:p>
-            <w:pPr>
-              <w:spacing w:after="0"/>
-              <w:jc w:val="right"/>
-            </w:pPr>
-            <w:r/>
-            <w:r>
-              <w:rPr>
-                <w:b w:val="0"/>
-                <w:sz w:val="18"/>
-              </w:rPr>
-              <w:t>5.422</w:t>
-            </w:r>
-          </w:p>
-        </w:tc>
-        <w:tc>
-          <w:tcPr>
-            <w:tcW w:type="dxa" w:w="1077"/>
-          </w:tcPr>
-          <w:p>
-            <w:pPr>
-              <w:spacing w:after="0"/>
-              <w:jc w:val="right"/>
-            </w:pPr>
-            <w:r/>
-            <w:r>
-              <w:rPr>
-                <w:b w:val="0"/>
-                <w:sz w:val="18"/>
-              </w:rPr>
-              <w:t>4.698</w:t>
-            </w:r>
-          </w:p>
-        </w:tc>
-        <w:tc>
-          <w:tcPr>
-            <w:tcW w:type="dxa" w:w="1077"/>
-          </w:tcPr>
-          <w:p>
-            <w:pPr>
-              <w:spacing w:after="0"/>
-              <w:jc w:val="right"/>
-            </w:pPr>
-            <w:r/>
-            <w:r>
-              <w:rPr>
-                <w:b w:val="0"/>
-                <w:sz w:val="18"/>
-              </w:rPr>
-              <w:t>6.442</w:t>
-            </w:r>
-          </w:p>
-        </w:tc>
-        <w:tc>
-          <w:tcPr>
-            <w:tcW w:type="dxa" w:w="1077"/>
-          </w:tcPr>
-          <w:p>
-            <w:pPr>
-              <w:spacing w:after="0"/>
-              <w:jc w:val="right"/>
-            </w:pPr>
-            <w:r/>
-            <w:r>
-              <w:rPr>
-                <w:b w:val="0"/>
-                <w:sz w:val="18"/>
-              </w:rPr>
-              <w:t>10.521</w:t>
-            </w:r>
-          </w:p>
-        </w:tc>
-      </w:tr>
-      <w:tr>
-        <w:tc>
-          <w:tcPr>
-            <w:tcW w:type="dxa" w:w="2948"/>
-          </w:tcPr>
-          <w:p>
-            <w:pPr>
-              <w:spacing w:after="0"/>
-              <w:jc w:val="left"/>
-            </w:pPr>
-            <w:r/>
-            <w:r>
-              <w:rPr>
-                <w:b w:val="0"/>
-                <w:sz w:val="18"/>
-              </w:rPr>
-              <w:t>7. Maripá</w:t>
-            </w:r>
-          </w:p>
-        </w:tc>
-        <w:tc>
-          <w:tcPr>
-            <w:tcW w:type="dxa" w:w="1134"/>
-          </w:tcPr>
-          <w:p>
-            <w:pPr>
-              <w:spacing w:after="0"/>
-              <w:jc w:val="right"/>
-            </w:pPr>
-            <w:r/>
-            <w:r>
-              <w:rPr>
-                <w:b w:val="0"/>
-                <w:sz w:val="18"/>
-              </w:rPr>
-              <w:t>6.068</w:t>
-            </w:r>
-          </w:p>
-        </w:tc>
-        <w:tc>
-          <w:tcPr>
-            <w:tcW w:type="dxa" w:w="1077"/>
-          </w:tcPr>
-          <w:p>
-            <w:pPr>
-              <w:spacing w:after="0"/>
-              <w:jc w:val="right"/>
-            </w:pPr>
-            <w:r/>
-            <w:r>
-              <w:rPr>
-                <w:b w:val="0"/>
-                <w:sz w:val="18"/>
-              </w:rPr>
-              <w:t>4.544</w:t>
-            </w:r>
-          </w:p>
-        </w:tc>
-        <w:tc>
-          <w:tcPr>
-            <w:tcW w:type="dxa" w:w="1077"/>
-          </w:tcPr>
-          <w:p>
-            <w:pPr>
-              <w:spacing w:after="0"/>
-              <w:jc w:val="right"/>
-            </w:pPr>
-            <w:r/>
-            <w:r>
-              <w:rPr>
-                <w:b w:val="0"/>
-                <w:sz w:val="18"/>
-              </w:rPr>
-              <w:t>4.903</w:t>
-            </w:r>
-          </w:p>
-        </w:tc>
-        <w:tc>
-          <w:tcPr>
-            <w:tcW w:type="dxa" w:w="1077"/>
-          </w:tcPr>
-          <w:p>
-            <w:pPr>
-              <w:spacing w:after="0"/>
-              <w:jc w:val="right"/>
-            </w:pPr>
-            <w:r/>
-            <w:r>
-              <w:rPr>
-                <w:b w:val="0"/>
-                <w:sz w:val="18"/>
-              </w:rPr>
-              <w:t>5.597</w:t>
-            </w:r>
-          </w:p>
-        </w:tc>
-        <w:tc>
-          <w:tcPr>
-            <w:tcW w:type="dxa" w:w="1077"/>
-          </w:tcPr>
-          <w:p>
-            <w:pPr>
-              <w:spacing w:after="0"/>
-              <w:jc w:val="right"/>
-            </w:pPr>
-            <w:r/>
-            <w:r>
-              <w:rPr>
-                <w:b w:val="0"/>
-                <w:sz w:val="18"/>
-              </w:rPr>
-              <w:t>7.694</w:t>
-            </w:r>
-          </w:p>
-        </w:tc>
-        <w:tc>
-          <w:tcPr>
-            <w:tcW w:type="dxa" w:w="1077"/>
-          </w:tcPr>
-          <w:p>
-            <w:pPr>
-              <w:spacing w:after="0"/>
-              <w:jc w:val="right"/>
-            </w:pPr>
-            <w:r/>
-            <w:r>
-              <w:rPr>
-                <w:b w:val="0"/>
-                <w:sz w:val="18"/>
-              </w:rPr>
-              <w:t>12.609</w:t>
-            </w:r>
-          </w:p>
-        </w:tc>
-      </w:tr>
-      <w:tr>
-        <w:tc>
-          <w:tcPr>
-            <w:tcW w:type="dxa" w:w="2948"/>
-          </w:tcPr>
-          <w:p>
-            <w:pPr>
-              <w:spacing w:after="0"/>
-              <w:jc w:val="left"/>
-            </w:pPr>
-            <w:r/>
-            <w:r>
-              <w:rPr>
-                <w:b w:val="0"/>
-                <w:sz w:val="18"/>
-              </w:rPr>
-              <w:t>8. Saudade do Iguaçu</w:t>
-            </w:r>
-          </w:p>
-        </w:tc>
-        <w:tc>
-          <w:tcPr>
-            <w:tcW w:type="dxa" w:w="1134"/>
-          </w:tcPr>
-          <w:p>
-            <w:pPr>
-              <w:spacing w:after="0"/>
-              <w:jc w:val="right"/>
-            </w:pPr>
-            <w:r/>
-            <w:r>
-              <w:rPr>
-                <w:b w:val="0"/>
-                <w:sz w:val="18"/>
-              </w:rPr>
-              <w:t>5.874</w:t>
-            </w:r>
-          </w:p>
-        </w:tc>
-        <w:tc>
-          <w:tcPr>
-            <w:tcW w:type="dxa" w:w="1077"/>
-          </w:tcPr>
-          <w:p>
-            <w:pPr>
-              <w:spacing w:after="0"/>
-              <w:jc w:val="right"/>
-            </w:pPr>
-            <w:r/>
-            <w:r>
-              <w:rPr>
-                <w:b w:val="0"/>
-                <w:sz w:val="18"/>
-              </w:rPr>
-              <w:t>4.456</w:t>
-            </w:r>
-          </w:p>
-        </w:tc>
-        <w:tc>
-          <w:tcPr>
-            <w:tcW w:type="dxa" w:w="1077"/>
-          </w:tcPr>
-          <w:p>
-            <w:pPr>
-              <w:spacing w:after="0"/>
-              <w:jc w:val="right"/>
-            </w:pPr>
-            <w:r/>
-            <w:r>
-              <w:rPr>
-                <w:b w:val="0"/>
-                <w:sz w:val="18"/>
-              </w:rPr>
-              <w:t>5.030</w:t>
-            </w:r>
-          </w:p>
-        </w:tc>
-        <w:tc>
-          <w:tcPr>
-            <w:tcW w:type="dxa" w:w="1077"/>
-          </w:tcPr>
-          <w:p>
-            <w:pPr>
-              <w:spacing w:after="0"/>
-              <w:jc w:val="right"/>
-            </w:pPr>
-            <w:r/>
-            <w:r>
-              <w:rPr>
-                <w:b w:val="0"/>
-                <w:sz w:val="18"/>
-              </w:rPr>
-              <w:t>8.221</w:t>
-            </w:r>
-          </w:p>
-        </w:tc>
-        <w:tc>
-          <w:tcPr>
-            <w:tcW w:type="dxa" w:w="1077"/>
-          </w:tcPr>
-          <w:p>
-            <w:pPr>
-              <w:spacing w:after="0"/>
-              <w:jc w:val="right"/>
-            </w:pPr>
-            <w:r/>
-            <w:r>
-              <w:rPr>
-                <w:b w:val="0"/>
-                <w:sz w:val="18"/>
-              </w:rPr>
-              <w:t>10.135</w:t>
-            </w:r>
-          </w:p>
-        </w:tc>
-        <w:tc>
-          <w:tcPr>
-            <w:tcW w:type="dxa" w:w="1077"/>
-          </w:tcPr>
-          <w:p>
-            <w:pPr>
-              <w:spacing w:after="0"/>
-              <w:jc w:val="right"/>
-            </w:pPr>
-            <w:r/>
-            <w:r>
-              <w:rPr>
-                <w:b w:val="0"/>
-                <w:sz w:val="18"/>
-              </w:rPr>
-              <w:t>13.122</w:t>
-            </w:r>
-          </w:p>
-        </w:tc>
-      </w:tr>
-      <w:tr>
-        <w:tc>
-          <w:tcPr>
-            <w:tcW w:type="dxa" w:w="2948"/>
-          </w:tcPr>
-          <w:p>
-            <w:pPr>
-              <w:spacing w:after="0"/>
-              <w:jc w:val="left"/>
-            </w:pPr>
-            <w:r/>
-            <w:r>
-              <w:rPr>
-                <w:b w:val="0"/>
-                <w:sz w:val="18"/>
-              </w:rPr>
-              <w:t>9. Bom Sucesso do Sul</w:t>
-            </w:r>
-          </w:p>
-        </w:tc>
-        <w:tc>
-          <w:tcPr>
-            <w:tcW w:type="dxa" w:w="1134"/>
-          </w:tcPr>
-          <w:p>
-            <w:pPr>
-              <w:spacing w:after="0"/>
-              <w:jc w:val="right"/>
-            </w:pPr>
-            <w:r/>
-            <w:r>
-              <w:rPr>
-                <w:b w:val="0"/>
-                <w:sz w:val="18"/>
-              </w:rPr>
-              <w:t>3.248</w:t>
-            </w:r>
-          </w:p>
-        </w:tc>
-        <w:tc>
-          <w:tcPr>
-            <w:tcW w:type="dxa" w:w="1077"/>
-          </w:tcPr>
-          <w:p>
-            <w:pPr>
-              <w:spacing w:after="0"/>
-              <w:jc w:val="right"/>
-            </w:pPr>
-            <w:r/>
-            <w:r>
-              <w:rPr>
-                <w:b w:val="0"/>
-                <w:sz w:val="18"/>
-              </w:rPr>
-              <w:t>4.284</w:t>
-            </w:r>
-          </w:p>
-        </w:tc>
-        <w:tc>
-          <w:tcPr>
-            <w:tcW w:type="dxa" w:w="1077"/>
-          </w:tcPr>
-          <w:p>
-            <w:pPr>
-              <w:spacing w:after="0"/>
-              <w:jc w:val="right"/>
-            </w:pPr>
-            <w:r/>
-            <w:r>
-              <w:rPr>
-                <w:b w:val="0"/>
-                <w:sz w:val="18"/>
-              </w:rPr>
-              <w:t>4.582</w:t>
-            </w:r>
-          </w:p>
-        </w:tc>
-        <w:tc>
-          <w:tcPr>
-            <w:tcW w:type="dxa" w:w="1077"/>
-          </w:tcPr>
-          <w:p>
-            <w:pPr>
-              <w:spacing w:after="0"/>
-              <w:jc w:val="right"/>
-            </w:pPr>
-            <w:r/>
-            <w:r>
-              <w:rPr>
-                <w:b w:val="0"/>
-                <w:sz w:val="18"/>
-              </w:rPr>
-              <w:t>4.809</w:t>
-            </w:r>
-          </w:p>
-        </w:tc>
-        <w:tc>
-          <w:tcPr>
-            <w:tcW w:type="dxa" w:w="1077"/>
-          </w:tcPr>
-          <w:p>
-            <w:pPr>
-              <w:spacing w:after="0"/>
-              <w:jc w:val="right"/>
-            </w:pPr>
-            <w:r/>
-            <w:r>
-              <w:rPr>
-                <w:b w:val="0"/>
-                <w:sz w:val="18"/>
-              </w:rPr>
-              <w:t>6.584</w:t>
-            </w:r>
-          </w:p>
-        </w:tc>
-        <w:tc>
-          <w:tcPr>
-            <w:tcW w:type="dxa" w:w="1077"/>
-          </w:tcPr>
-          <w:p>
-            <w:pPr>
-              <w:spacing w:after="0"/>
-              <w:jc w:val="right"/>
-            </w:pPr>
-            <w:r/>
-            <w:r>
-              <w:rPr>
-                <w:b w:val="0"/>
-                <w:sz w:val="18"/>
-              </w:rPr>
-              <w:t>10.729</w:t>
-            </w:r>
-          </w:p>
-        </w:tc>
-      </w:tr>
-      <w:tr>
-        <w:tc>
-          <w:tcPr>
-            <w:tcW w:type="dxa" w:w="2948"/>
-            <w:tcBorders>
-              <w:bottom w:val="dashed" w:sz="6"/>
-            </w:tcBorders>
-          </w:tcPr>
-          <w:p>
-            <w:pPr>
-              <w:spacing w:after="0"/>
-              <w:jc w:val="left"/>
-            </w:pPr>
-            <w:r/>
-            <w:r>
-              <w:rPr>
-                <w:b w:val="0"/>
-                <w:sz w:val="18"/>
-              </w:rPr>
-              <w:t>10. Quatro Pontes</w:t>
-            </w:r>
-          </w:p>
-        </w:tc>
-        <w:tc>
-          <w:tcPr>
-            <w:tcW w:type="dxa" w:w="1134"/>
-            <w:tcBorders>
-              <w:bottom w:val="dashed" w:sz="6"/>
-            </w:tcBorders>
-          </w:tcPr>
-          <w:p>
-            <w:pPr>
-              <w:spacing w:after="0"/>
-              <w:jc w:val="right"/>
-            </w:pPr>
-            <w:r/>
-            <w:r>
-              <w:rPr>
-                <w:b w:val="0"/>
-                <w:sz w:val="18"/>
-              </w:rPr>
-              <w:t>4.279</w:t>
-            </w:r>
-          </w:p>
-        </w:tc>
-        <w:tc>
-          <w:tcPr>
-            <w:tcW w:type="dxa" w:w="1077"/>
-            <w:tcBorders>
-              <w:bottom w:val="dashed" w:sz="6"/>
-            </w:tcBorders>
-          </w:tcPr>
-          <w:p>
-            <w:pPr>
-              <w:spacing w:after="0"/>
-              <w:jc w:val="right"/>
-            </w:pPr>
-            <w:r/>
-            <w:r>
-              <w:rPr>
-                <w:b w:val="0"/>
-                <w:sz w:val="18"/>
-              </w:rPr>
-              <w:t>4.240</w:t>
-            </w:r>
-          </w:p>
-        </w:tc>
-        <w:tc>
-          <w:tcPr>
-            <w:tcW w:type="dxa" w:w="1077"/>
-            <w:tcBorders>
-              <w:bottom w:val="dashed" w:sz="6"/>
-            </w:tcBorders>
-          </w:tcPr>
-          <w:p>
-            <w:pPr>
-              <w:spacing w:after="0"/>
-              <w:jc w:val="right"/>
-            </w:pPr>
-            <w:r/>
-            <w:r>
-              <w:rPr>
-                <w:b w:val="0"/>
-                <w:sz w:val="18"/>
-              </w:rPr>
-              <w:t>4.542</w:t>
-            </w:r>
-          </w:p>
-        </w:tc>
-        <w:tc>
-          <w:tcPr>
-            <w:tcW w:type="dxa" w:w="1077"/>
-            <w:tcBorders>
-              <w:bottom w:val="dashed" w:sz="6"/>
-            </w:tcBorders>
-          </w:tcPr>
-          <w:p>
-            <w:pPr>
-              <w:spacing w:after="0"/>
-              <w:jc w:val="right"/>
-            </w:pPr>
-            <w:r/>
-            <w:r>
-              <w:rPr>
-                <w:b w:val="0"/>
-                <w:sz w:val="18"/>
-              </w:rPr>
-              <w:t>4.835</w:t>
-            </w:r>
-          </w:p>
-        </w:tc>
-        <w:tc>
-          <w:tcPr>
-            <w:tcW w:type="dxa" w:w="1077"/>
-            <w:tcBorders>
-              <w:bottom w:val="dashed" w:sz="6"/>
-            </w:tcBorders>
-          </w:tcPr>
-          <w:p>
-            <w:pPr>
-              <w:spacing w:after="0"/>
-              <w:jc w:val="right"/>
-            </w:pPr>
-            <w:r/>
-            <w:r>
-              <w:rPr>
-                <w:b w:val="0"/>
-                <w:sz w:val="18"/>
-              </w:rPr>
-              <w:t>6.614</w:t>
-            </w:r>
-          </w:p>
-        </w:tc>
-        <w:tc>
-          <w:tcPr>
-            <w:tcW w:type="dxa" w:w="1077"/>
-            <w:tcBorders>
-              <w:bottom w:val="dashed" w:sz="6"/>
-            </w:tcBorders>
-          </w:tcPr>
-          <w:p>
-            <w:pPr>
-              <w:spacing w:after="0"/>
-              <w:jc w:val="right"/>
-            </w:pPr>
-            <w:r/>
-            <w:r>
-              <w:rPr>
-                <w:b w:val="0"/>
-                <w:sz w:val="18"/>
-              </w:rPr>
-              <w:t>10.765</w:t>
-            </w:r>
-          </w:p>
-        </w:tc>
-      </w:tr>
-      <w:tr>
-        <w:tc>
-          <w:tcPr>
-            <w:tcW w:type="dxa" w:w="2948"/>
-          </w:tcPr>
-          <w:p>
-            <w:pPr>
-              <w:spacing w:after="0"/>
-              <w:jc w:val="left"/>
-            </w:pPr>
-            <w:r/>
-            <w:r>
-              <w:rPr>
-                <w:b w:val="0"/>
-                <w:sz w:val="18"/>
-              </w:rPr>
-              <w:t>360. Porecatu</w:t>
-            </w:r>
-          </w:p>
-        </w:tc>
-        <w:tc>
-          <w:tcPr>
-            <w:tcW w:type="dxa" w:w="1134"/>
-          </w:tcPr>
-          <w:p>
-            <w:pPr>
-              <w:spacing w:after="0"/>
-              <w:jc w:val="right"/>
-            </w:pPr>
-            <w:r/>
-            <w:r>
-              <w:rPr>
-                <w:b w:val="0"/>
-                <w:sz w:val="18"/>
-              </w:rPr>
-              <w:t>12.192</w:t>
-            </w:r>
-          </w:p>
-        </w:tc>
-        <w:tc>
-          <w:tcPr>
-            <w:tcW w:type="dxa" w:w="1077"/>
-          </w:tcPr>
-          <w:p>
-            <w:pPr>
-              <w:spacing w:after="0"/>
-              <w:jc w:val="right"/>
-            </w:pPr>
-            <w:r/>
-            <w:r>
-              <w:rPr>
-                <w:b w:val="0"/>
-                <w:sz w:val="18"/>
-              </w:rPr>
-              <w:t>902</w:t>
-            </w:r>
-          </w:p>
-        </w:tc>
-        <w:tc>
-          <w:tcPr>
-            <w:tcW w:type="dxa" w:w="1077"/>
-          </w:tcPr>
-          <w:p>
-            <w:pPr>
-              <w:spacing w:after="0"/>
-              <w:jc w:val="right"/>
-            </w:pPr>
-            <w:r/>
-            <w:r>
-              <w:rPr>
-                <w:b w:val="0"/>
-                <w:sz w:val="18"/>
-              </w:rPr>
-              <w:t>990</w:t>
-            </w:r>
-          </w:p>
-        </w:tc>
-        <w:tc>
-          <w:tcPr>
-            <w:tcW w:type="dxa" w:w="1077"/>
-          </w:tcPr>
-          <w:p>
-            <w:pPr>
-              <w:spacing w:after="0"/>
-              <w:jc w:val="right"/>
-            </w:pPr>
-            <w:r/>
-            <w:r>
-              <w:rPr>
-                <w:b w:val="0"/>
-                <w:sz w:val="18"/>
-              </w:rPr>
-              <w:t>1.174</w:t>
-            </w:r>
-          </w:p>
-        </w:tc>
-        <w:tc>
-          <w:tcPr>
-            <w:tcW w:type="dxa" w:w="1077"/>
-          </w:tcPr>
-          <w:p>
-            <w:pPr>
-              <w:spacing w:after="0"/>
-              <w:jc w:val="right"/>
-            </w:pPr>
-            <w:r/>
-            <w:r>
-              <w:rPr>
-                <w:b w:val="0"/>
-                <w:sz w:val="18"/>
-              </w:rPr>
-              <w:t>2.167</w:t>
-            </w:r>
-          </w:p>
-        </w:tc>
-        <w:tc>
-          <w:tcPr>
-            <w:tcW w:type="dxa" w:w="1077"/>
-          </w:tcPr>
-          <w:p>
-            <w:pPr>
-              <w:spacing w:after="0"/>
-              <w:jc w:val="right"/>
-            </w:pPr>
-            <w:r/>
-            <w:r>
-              <w:rPr>
-                <w:b w:val="0"/>
-                <w:sz w:val="18"/>
-              </w:rPr>
-              <w:t>5.232</w:t>
-            </w:r>
-          </w:p>
-        </w:tc>
-      </w:tr>
-      <w:tr>
-        <w:tc>
-          <w:tcPr>
-            <w:tcW w:type="dxa" w:w="2948"/>
-          </w:tcPr>
-          <w:p>
-            <w:pPr>
-              <w:spacing w:after="0"/>
-              <w:jc w:val="left"/>
-            </w:pPr>
-            <w:r/>
-            <w:r>
-              <w:rPr>
-                <w:b w:val="0"/>
-                <w:sz w:val="18"/>
-              </w:rPr>
-              <w:t>361. Fazenda Rio Grande</w:t>
-            </w:r>
-          </w:p>
-        </w:tc>
-        <w:tc>
-          <w:tcPr>
-            <w:tcW w:type="dxa" w:w="1134"/>
-          </w:tcPr>
-          <w:p>
-            <w:pPr>
-              <w:spacing w:after="0"/>
-              <w:jc w:val="right"/>
-            </w:pPr>
-            <w:r/>
-            <w:r>
-              <w:rPr>
-                <w:b w:val="0"/>
-                <w:sz w:val="18"/>
-              </w:rPr>
-              <w:t>126.682</w:t>
-            </w:r>
-          </w:p>
-        </w:tc>
-        <w:tc>
-          <w:tcPr>
-            <w:tcW w:type="dxa" w:w="1077"/>
-          </w:tcPr>
-          <w:p>
-            <w:pPr>
-              <w:spacing w:after="0"/>
-              <w:jc w:val="right"/>
-            </w:pPr>
-            <w:r/>
-            <w:r>
-              <w:rPr>
-                <w:b w:val="0"/>
-                <w:sz w:val="18"/>
-              </w:rPr>
-              <w:t>847</w:t>
-            </w:r>
-          </w:p>
-        </w:tc>
-        <w:tc>
-          <w:tcPr>
-            <w:tcW w:type="dxa" w:w="1077"/>
-          </w:tcPr>
-          <w:p>
-            <w:pPr>
-              <w:spacing w:after="0"/>
-              <w:jc w:val="right"/>
-            </w:pPr>
-            <w:r/>
-            <w:r>
-              <w:rPr>
-                <w:b w:val="0"/>
-                <w:sz w:val="18"/>
-              </w:rPr>
-              <w:t>915</w:t>
-            </w:r>
-          </w:p>
-        </w:tc>
-        <w:tc>
-          <w:tcPr>
-            <w:tcW w:type="dxa" w:w="1077"/>
-          </w:tcPr>
-          <w:p>
-            <w:pPr>
-              <w:spacing w:after="0"/>
-              <w:jc w:val="right"/>
-            </w:pPr>
-            <w:r/>
-            <w:r>
-              <w:rPr>
-                <w:b w:val="0"/>
-                <w:sz w:val="18"/>
-              </w:rPr>
-              <w:t>938</w:t>
-            </w:r>
-          </w:p>
-        </w:tc>
-        <w:tc>
-          <w:tcPr>
-            <w:tcW w:type="dxa" w:w="1077"/>
-          </w:tcPr>
-          <w:p>
-            <w:pPr>
-              <w:spacing w:after="0"/>
-              <w:jc w:val="right"/>
-            </w:pPr>
-            <w:r/>
-            <w:r>
-              <w:rPr>
-                <w:b w:val="0"/>
-                <w:sz w:val="18"/>
-              </w:rPr>
-              <w:t>1.841</w:t>
-            </w:r>
-          </w:p>
-        </w:tc>
-        <w:tc>
-          <w:tcPr>
-            <w:tcW w:type="dxa" w:w="1077"/>
-          </w:tcPr>
-          <w:p>
-            <w:pPr>
-              <w:spacing w:after="0"/>
-              <w:jc w:val="right"/>
-            </w:pPr>
-            <w:r/>
-            <w:r>
-              <w:rPr>
-                <w:b w:val="0"/>
-                <w:sz w:val="18"/>
-              </w:rPr>
-              <w:t>4.693</w:t>
-            </w:r>
-          </w:p>
-        </w:tc>
-      </w:tr>
-      <w:tr>
-        <w:tc>
-          <w:tcPr>
-            <w:tcW w:type="dxa" w:w="2948"/>
-          </w:tcPr>
-          <w:p>
-            <w:pPr>
-              <w:spacing w:after="0"/>
-              <w:jc w:val="left"/>
-            </w:pPr>
-            <w:r/>
-            <w:r>
-              <w:rPr>
-                <w:b w:val="0"/>
-                <w:sz w:val="18"/>
-              </w:rPr>
-              <w:t>362. Figueira</w:t>
-            </w:r>
-          </w:p>
-        </w:tc>
-        <w:tc>
-          <w:tcPr>
-            <w:tcW w:type="dxa" w:w="1134"/>
-          </w:tcPr>
-          <w:p>
-            <w:pPr>
-              <w:spacing w:after="0"/>
-              <w:jc w:val="right"/>
-            </w:pPr>
-            <w:r/>
-            <w:r>
-              <w:rPr>
-                <w:b w:val="0"/>
-                <w:sz w:val="18"/>
-              </w:rPr>
-              <w:t>7.873</w:t>
-            </w:r>
-          </w:p>
-        </w:tc>
-        <w:tc>
-          <w:tcPr>
-            <w:tcW w:type="dxa" w:w="1077"/>
-          </w:tcPr>
-          <w:p>
-            <w:pPr>
-              <w:spacing w:after="0"/>
-              <w:jc w:val="right"/>
-            </w:pPr>
-            <w:r/>
-            <w:r>
-              <w:rPr>
-                <w:b w:val="0"/>
-                <w:sz w:val="18"/>
-              </w:rPr>
-              <w:t>764</w:t>
-            </w:r>
-          </w:p>
-        </w:tc>
-        <w:tc>
-          <w:tcPr>
-            <w:tcW w:type="dxa" w:w="1077"/>
-          </w:tcPr>
-          <w:p>
-            <w:pPr>
-              <w:spacing w:after="0"/>
-              <w:jc w:val="right"/>
-            </w:pPr>
-            <w:r/>
-            <w:r>
-              <w:rPr>
-                <w:b w:val="0"/>
-                <w:sz w:val="18"/>
-              </w:rPr>
-              <w:t>847</w:t>
-            </w:r>
-          </w:p>
-        </w:tc>
-        <w:tc>
-          <w:tcPr>
-            <w:tcW w:type="dxa" w:w="1077"/>
-          </w:tcPr>
-          <w:p>
-            <w:pPr>
-              <w:spacing w:after="0"/>
-              <w:jc w:val="right"/>
-            </w:pPr>
-            <w:r/>
-            <w:r>
-              <w:rPr>
-                <w:b w:val="0"/>
-                <w:sz w:val="18"/>
-              </w:rPr>
-              <w:t>1.070</w:t>
-            </w:r>
-          </w:p>
-        </w:tc>
-        <w:tc>
-          <w:tcPr>
-            <w:tcW w:type="dxa" w:w="1077"/>
-          </w:tcPr>
-          <w:p>
-            <w:pPr>
-              <w:spacing w:after="0"/>
-              <w:jc w:val="right"/>
-            </w:pPr>
-            <w:r/>
-            <w:r>
-              <w:rPr>
-                <w:b w:val="0"/>
-                <w:sz w:val="18"/>
-              </w:rPr>
-              <w:t>2.059</w:t>
-            </w:r>
-          </w:p>
-        </w:tc>
-        <w:tc>
-          <w:tcPr>
-            <w:tcW w:type="dxa" w:w="1077"/>
-          </w:tcPr>
-          <w:p>
-            <w:pPr>
-              <w:spacing w:after="0"/>
-              <w:jc w:val="right"/>
-            </w:pPr>
-            <w:r/>
-            <w:r>
-              <w:rPr>
-                <w:b w:val="0"/>
-                <w:sz w:val="18"/>
-              </w:rPr>
-              <w:t>5.161</w:t>
-            </w:r>
-          </w:p>
-        </w:tc>
-      </w:tr>
-      <w:tr>
-        <w:tc>
-          <w:tcPr>
-            <w:tcW w:type="dxa" w:w="2948"/>
-          </w:tcPr>
-          <w:p>
-            <w:pPr>
-              <w:spacing w:after="0"/>
-              <w:jc w:val="left"/>
-            </w:pPr>
-            <w:r/>
-            <w:r>
-              <w:rPr>
-                <w:b w:val="0"/>
-                <w:sz w:val="18"/>
-              </w:rPr>
-              <w:t>363. Matinhos</w:t>
-            </w:r>
-          </w:p>
-        </w:tc>
-        <w:tc>
-          <w:tcPr>
-            <w:tcW w:type="dxa" w:w="1134"/>
-          </w:tcPr>
-          <w:p>
-            <w:pPr>
-              <w:spacing w:after="0"/>
-              <w:jc w:val="right"/>
-            </w:pPr>
-            <w:r/>
-            <w:r>
-              <w:rPr>
-                <w:b w:val="0"/>
-                <w:sz w:val="18"/>
-              </w:rPr>
-              <w:t>37.825</w:t>
-            </w:r>
-          </w:p>
-        </w:tc>
-        <w:tc>
-          <w:tcPr>
-            <w:tcW w:type="dxa" w:w="1077"/>
-          </w:tcPr>
-          <w:p>
-            <w:pPr>
-              <w:spacing w:after="0"/>
-              <w:jc w:val="right"/>
-            </w:pPr>
-            <w:r/>
-            <w:r>
-              <w:rPr>
-                <w:b w:val="0"/>
-                <w:sz w:val="18"/>
-              </w:rPr>
-              <w:t>748</w:t>
-            </w:r>
-          </w:p>
-        </w:tc>
-        <w:tc>
-          <w:tcPr>
-            <w:tcW w:type="dxa" w:w="1077"/>
-          </w:tcPr>
-          <w:p>
-            <w:pPr>
-              <w:spacing w:after="0"/>
-              <w:jc w:val="right"/>
-            </w:pPr>
-            <w:r/>
-            <w:r>
-              <w:rPr>
-                <w:b w:val="0"/>
-                <w:sz w:val="18"/>
-              </w:rPr>
-              <w:t>809</w:t>
-            </w:r>
-          </w:p>
-        </w:tc>
-        <w:tc>
-          <w:tcPr>
-            <w:tcW w:type="dxa" w:w="1077"/>
-          </w:tcPr>
-          <w:p>
-            <w:pPr>
-              <w:spacing w:after="0"/>
-              <w:jc w:val="right"/>
-            </w:pPr>
-            <w:r/>
-            <w:r>
-              <w:rPr>
-                <w:b w:val="0"/>
-                <w:sz w:val="18"/>
-              </w:rPr>
-              <w:t>790</w:t>
-            </w:r>
-          </w:p>
-        </w:tc>
-        <w:tc>
-          <w:tcPr>
-            <w:tcW w:type="dxa" w:w="1077"/>
-          </w:tcPr>
-          <w:p>
-            <w:pPr>
-              <w:spacing w:after="0"/>
-              <w:jc w:val="right"/>
-            </w:pPr>
-            <w:r/>
-            <w:r>
-              <w:rPr>
-                <w:b w:val="0"/>
-                <w:sz w:val="18"/>
-              </w:rPr>
-              <w:t>1.793</w:t>
-            </w:r>
-          </w:p>
-        </w:tc>
-        <w:tc>
-          <w:tcPr>
-            <w:tcW w:type="dxa" w:w="1077"/>
-          </w:tcPr>
-          <w:p>
-            <w:pPr>
-              <w:spacing w:after="0"/>
-              <w:jc w:val="right"/>
-            </w:pPr>
-            <w:r/>
-            <w:r>
-              <w:rPr>
-                <w:b w:val="0"/>
-                <w:sz w:val="18"/>
-              </w:rPr>
-              <w:t>5.083</w:t>
-            </w:r>
-          </w:p>
-        </w:tc>
-      </w:tr>
-      <w:tr>
-        <w:tc>
-          <w:tcPr>
-            <w:tcW w:type="dxa" w:w="2948"/>
-          </w:tcPr>
-          <w:p>
-            <w:pPr>
-              <w:spacing w:after="0"/>
-              <w:jc w:val="left"/>
-            </w:pPr>
-            <w:r/>
-            <w:r>
-              <w:rPr>
-                <w:b w:val="0"/>
-                <w:sz w:val="18"/>
-              </w:rPr>
-              <w:t>364. Colombo</w:t>
-            </w:r>
-          </w:p>
-        </w:tc>
-        <w:tc>
-          <w:tcPr>
-            <w:tcW w:type="dxa" w:w="1134"/>
-          </w:tcPr>
-          <w:p>
-            <w:pPr>
-              <w:spacing w:after="0"/>
-              <w:jc w:val="right"/>
-            </w:pPr>
-            <w:r/>
-            <w:r>
-              <w:rPr>
-                <w:b w:val="0"/>
-                <w:sz w:val="18"/>
-              </w:rPr>
-              <w:t>244.387</w:t>
-            </w:r>
-          </w:p>
-        </w:tc>
-        <w:tc>
-          <w:tcPr>
-            <w:tcW w:type="dxa" w:w="1077"/>
-          </w:tcPr>
-          <w:p>
-            <w:pPr>
-              <w:spacing w:after="0"/>
-              <w:jc w:val="right"/>
-            </w:pPr>
-            <w:r/>
-            <w:r>
-              <w:rPr>
-                <w:b w:val="0"/>
-                <w:sz w:val="18"/>
-              </w:rPr>
-              <w:t>729</w:t>
-            </w:r>
-          </w:p>
-        </w:tc>
-        <w:tc>
-          <w:tcPr>
-            <w:tcW w:type="dxa" w:w="1077"/>
-          </w:tcPr>
-          <w:p>
-            <w:pPr>
-              <w:spacing w:after="0"/>
-              <w:jc w:val="right"/>
-            </w:pPr>
-            <w:r/>
-            <w:r>
-              <w:rPr>
-                <w:b w:val="0"/>
-                <w:sz w:val="18"/>
-              </w:rPr>
-              <w:t>795</w:t>
-            </w:r>
-          </w:p>
-        </w:tc>
-        <w:tc>
-          <w:tcPr>
-            <w:tcW w:type="dxa" w:w="1077"/>
-          </w:tcPr>
-          <w:p>
-            <w:pPr>
-              <w:spacing w:after="0"/>
-              <w:jc w:val="right"/>
-            </w:pPr>
-            <w:r/>
-            <w:r>
-              <w:rPr>
-                <w:b w:val="0"/>
-                <w:sz w:val="18"/>
-              </w:rPr>
-              <w:t>864</w:t>
-            </w:r>
-          </w:p>
-        </w:tc>
-        <w:tc>
-          <w:tcPr>
-            <w:tcW w:type="dxa" w:w="1077"/>
-          </w:tcPr>
-          <w:p>
-            <w:pPr>
-              <w:spacing w:after="0"/>
-              <w:jc w:val="right"/>
-            </w:pPr>
-            <w:r/>
-            <w:r>
-              <w:rPr>
-                <w:b w:val="0"/>
-                <w:sz w:val="18"/>
-              </w:rPr>
-              <w:t>1.789</w:t>
-            </w:r>
-          </w:p>
-        </w:tc>
-        <w:tc>
-          <w:tcPr>
-            <w:tcW w:type="dxa" w:w="1077"/>
-          </w:tcPr>
-          <w:p>
-            <w:pPr>
-              <w:spacing w:after="0"/>
-              <w:jc w:val="right"/>
-            </w:pPr>
-            <w:r/>
-            <w:r>
-              <w:rPr>
-                <w:b w:val="0"/>
-                <w:sz w:val="18"/>
-              </w:rPr>
-              <w:t>4.759</w:t>
-            </w:r>
-          </w:p>
-        </w:tc>
-      </w:tr>
-      <w:tr>
-        <w:tc>
-          <w:tcPr>
-            <w:tcW w:type="dxa" w:w="2948"/>
-          </w:tcPr>
-          <w:p>
-            <w:pPr>
-              <w:spacing w:after="0"/>
-              <w:jc w:val="left"/>
-            </w:pPr>
-            <w:r/>
-            <w:r>
-              <w:rPr>
-                <w:b w:val="0"/>
-                <w:sz w:val="18"/>
-              </w:rPr>
-              <w:t>365. Paiçandu</w:t>
-            </w:r>
-          </w:p>
-        </w:tc>
-        <w:tc>
-          <w:tcPr>
-            <w:tcW w:type="dxa" w:w="1134"/>
-          </w:tcPr>
-          <w:p>
-            <w:pPr>
-              <w:spacing w:after="0"/>
-              <w:jc w:val="right"/>
-            </w:pPr>
-            <w:r/>
-            <w:r>
-              <w:rPr>
-                <w:b w:val="0"/>
-                <w:sz w:val="18"/>
-              </w:rPr>
-              <w:t>44.441</w:t>
-            </w:r>
-          </w:p>
-        </w:tc>
-        <w:tc>
-          <w:tcPr>
-            <w:tcW w:type="dxa" w:w="1077"/>
-          </w:tcPr>
-          <w:p>
-            <w:pPr>
-              <w:spacing w:after="0"/>
-              <w:jc w:val="right"/>
-            </w:pPr>
-            <w:r/>
-            <w:r>
-              <w:rPr>
-                <w:b w:val="0"/>
-                <w:sz w:val="18"/>
-              </w:rPr>
-              <w:t>633</w:t>
-            </w:r>
-          </w:p>
-        </w:tc>
-        <w:tc>
-          <w:tcPr>
-            <w:tcW w:type="dxa" w:w="1077"/>
-          </w:tcPr>
-          <w:p>
-            <w:pPr>
-              <w:spacing w:after="0"/>
-              <w:jc w:val="right"/>
-            </w:pPr>
-            <w:r/>
-            <w:r>
-              <w:rPr>
-                <w:b w:val="0"/>
-                <w:sz w:val="18"/>
-              </w:rPr>
-              <w:t>693</w:t>
-            </w:r>
-          </w:p>
-        </w:tc>
-        <w:tc>
-          <w:tcPr>
-            <w:tcW w:type="dxa" w:w="1077"/>
-          </w:tcPr>
-          <w:p>
-            <w:pPr>
-              <w:spacing w:after="0"/>
-              <w:jc w:val="right"/>
-            </w:pPr>
-            <w:r/>
-            <w:r>
-              <w:rPr>
-                <w:b w:val="0"/>
-                <w:sz w:val="18"/>
-              </w:rPr>
-              <w:t>760</w:t>
-            </w:r>
-          </w:p>
-        </w:tc>
-        <w:tc>
-          <w:tcPr>
-            <w:tcW w:type="dxa" w:w="1077"/>
-          </w:tcPr>
-          <w:p>
-            <w:pPr>
-              <w:spacing w:after="0"/>
-              <w:jc w:val="right"/>
-            </w:pPr>
-            <w:r/>
-            <w:r>
-              <w:rPr>
-                <w:b w:val="0"/>
-                <w:sz w:val="18"/>
-              </w:rPr>
-              <w:t>1.689</w:t>
-            </w:r>
-          </w:p>
-        </w:tc>
-        <w:tc>
-          <w:tcPr>
-            <w:tcW w:type="dxa" w:w="1077"/>
-          </w:tcPr>
-          <w:p>
-            <w:pPr>
-              <w:spacing w:after="0"/>
-              <w:jc w:val="right"/>
-            </w:pPr>
-            <w:r/>
-            <w:r>
-              <w:rPr>
-                <w:b w:val="0"/>
-                <w:sz w:val="18"/>
-              </w:rPr>
-              <w:t>4.723</w:t>
-            </w:r>
-          </w:p>
-        </w:tc>
-      </w:tr>
-      <w:tr>
-        <w:tc>
-          <w:tcPr>
-            <w:tcW w:type="dxa" w:w="2948"/>
-          </w:tcPr>
-          <w:p>
-            <w:pPr>
-              <w:spacing w:after="0"/>
-              <w:jc w:val="left"/>
-            </w:pPr>
-            <w:r/>
-            <w:r>
-              <w:rPr>
-                <w:b w:val="0"/>
-                <w:sz w:val="18"/>
-              </w:rPr>
-              <w:t>366. Pontal do Paraná</w:t>
-            </w:r>
-          </w:p>
-        </w:tc>
-        <w:tc>
-          <w:tcPr>
-            <w:tcW w:type="dxa" w:w="1134"/>
-          </w:tcPr>
-          <w:p>
-            <w:pPr>
-              <w:spacing w:after="0"/>
-              <w:jc w:val="right"/>
-            </w:pPr>
-            <w:r/>
-            <w:r>
-              <w:rPr>
-                <w:b w:val="0"/>
-                <w:sz w:val="18"/>
-              </w:rPr>
-              <w:t>29.857</w:t>
-            </w:r>
-          </w:p>
-        </w:tc>
-        <w:tc>
-          <w:tcPr>
-            <w:tcW w:type="dxa" w:w="1077"/>
-          </w:tcPr>
-          <w:p>
-            <w:pPr>
-              <w:spacing w:after="0"/>
-              <w:jc w:val="right"/>
-            </w:pPr>
-            <w:r/>
-            <w:r>
-              <w:rPr>
-                <w:b w:val="0"/>
-                <w:sz w:val="18"/>
-              </w:rPr>
-              <w:t>606</w:t>
-            </w:r>
-          </w:p>
-        </w:tc>
-        <w:tc>
-          <w:tcPr>
-            <w:tcW w:type="dxa" w:w="1077"/>
-          </w:tcPr>
-          <w:p>
-            <w:pPr>
-              <w:spacing w:after="0"/>
-              <w:jc w:val="right"/>
-            </w:pPr>
-            <w:r/>
-            <w:r>
-              <w:rPr>
-                <w:b w:val="0"/>
-                <w:sz w:val="18"/>
-              </w:rPr>
-              <w:t>733</w:t>
-            </w:r>
-          </w:p>
-        </w:tc>
-        <w:tc>
-          <w:tcPr>
-            <w:tcW w:type="dxa" w:w="1077"/>
-          </w:tcPr>
-          <w:p>
-            <w:pPr>
-              <w:spacing w:after="0"/>
-              <w:jc w:val="right"/>
-            </w:pPr>
-            <w:r/>
-            <w:r>
-              <w:rPr>
-                <w:b w:val="0"/>
-                <w:sz w:val="18"/>
-              </w:rPr>
-              <w:t>1.563</w:t>
-            </w:r>
-          </w:p>
-        </w:tc>
-        <w:tc>
-          <w:tcPr>
-            <w:tcW w:type="dxa" w:w="1077"/>
-          </w:tcPr>
-          <w:p>
-            <w:pPr>
-              <w:spacing w:after="0"/>
-              <w:jc w:val="right"/>
-            </w:pPr>
-            <w:r/>
-            <w:r>
-              <w:rPr>
-                <w:b w:val="0"/>
-                <w:sz w:val="18"/>
-              </w:rPr>
-              <w:t>2.476</w:t>
-            </w:r>
-          </w:p>
-        </w:tc>
-        <w:tc>
-          <w:tcPr>
-            <w:tcW w:type="dxa" w:w="1077"/>
-          </w:tcPr>
-          <w:p>
-            <w:pPr>
-              <w:spacing w:after="0"/>
-              <w:jc w:val="right"/>
-            </w:pPr>
-            <w:r/>
-            <w:r>
-              <w:rPr>
-                <w:b w:val="0"/>
-                <w:sz w:val="18"/>
-              </w:rPr>
-              <w:t>5.066</w:t>
-            </w:r>
-          </w:p>
-        </w:tc>
-      </w:tr>
-      <w:tr>
-        <w:tc>
-          <w:tcPr>
-            <w:tcW w:type="dxa" w:w="2948"/>
-          </w:tcPr>
-          <w:p>
-            <w:pPr>
-              <w:spacing w:after="0"/>
-              <w:jc w:val="left"/>
-            </w:pPr>
-            <w:r/>
-            <w:r>
-              <w:rPr>
-                <w:b w:val="0"/>
-                <w:sz w:val="18"/>
-              </w:rPr>
-              <w:t>367. Itaperuçu</w:t>
-            </w:r>
-          </w:p>
-        </w:tc>
-        <w:tc>
-          <w:tcPr>
-            <w:tcW w:type="dxa" w:w="1134"/>
-          </w:tcPr>
-          <w:p>
-            <w:pPr>
-              <w:spacing w:after="0"/>
-              <w:jc w:val="right"/>
-            </w:pPr>
-            <w:r/>
-            <w:r>
-              <w:rPr>
-                <w:b w:val="0"/>
-                <w:sz w:val="18"/>
-              </w:rPr>
-              <w:t>30.679</w:t>
-            </w:r>
-          </w:p>
-        </w:tc>
-        <w:tc>
-          <w:tcPr>
-            <w:tcW w:type="dxa" w:w="1077"/>
-          </w:tcPr>
-          <w:p>
-            <w:pPr>
-              <w:spacing w:after="0"/>
-              <w:jc w:val="right"/>
-            </w:pPr>
-            <w:r/>
-            <w:r>
-              <w:rPr>
-                <w:b w:val="0"/>
-                <w:sz w:val="18"/>
-              </w:rPr>
-              <w:t>605</w:t>
-            </w:r>
-          </w:p>
-        </w:tc>
-        <w:tc>
-          <w:tcPr>
-            <w:tcW w:type="dxa" w:w="1077"/>
-          </w:tcPr>
-          <w:p>
-            <w:pPr>
-              <w:spacing w:after="0"/>
-              <w:jc w:val="right"/>
-            </w:pPr>
-            <w:r/>
-            <w:r>
-              <w:rPr>
-                <w:b w:val="0"/>
-                <w:sz w:val="18"/>
-              </w:rPr>
-              <w:t>660</w:t>
-            </w:r>
-          </w:p>
-        </w:tc>
-        <w:tc>
-          <w:tcPr>
-            <w:tcW w:type="dxa" w:w="1077"/>
-          </w:tcPr>
-          <w:p>
-            <w:pPr>
-              <w:spacing w:after="0"/>
-              <w:jc w:val="right"/>
-            </w:pPr>
-            <w:r/>
-            <w:r>
-              <w:rPr>
-                <w:b w:val="0"/>
-                <w:sz w:val="18"/>
-              </w:rPr>
-              <w:t>700</w:t>
-            </w:r>
-          </w:p>
-        </w:tc>
-        <w:tc>
-          <w:tcPr>
-            <w:tcW w:type="dxa" w:w="1077"/>
-          </w:tcPr>
-          <w:p>
-            <w:pPr>
-              <w:spacing w:after="0"/>
-              <w:jc w:val="right"/>
-            </w:pPr>
-            <w:r/>
-            <w:r>
-              <w:rPr>
-                <w:b w:val="0"/>
-                <w:sz w:val="18"/>
-              </w:rPr>
-              <w:t>1.552</w:t>
-            </w:r>
-          </w:p>
-        </w:tc>
-        <w:tc>
-          <w:tcPr>
-            <w:tcW w:type="dxa" w:w="1077"/>
-          </w:tcPr>
-          <w:p>
-            <w:pPr>
-              <w:spacing w:after="0"/>
-              <w:jc w:val="right"/>
-            </w:pPr>
-            <w:r/>
-            <w:r>
-              <w:rPr>
-                <w:b w:val="0"/>
-                <w:sz w:val="18"/>
-              </w:rPr>
-              <w:t>4.331</w:t>
-            </w:r>
-          </w:p>
-        </w:tc>
-      </w:tr>
-      <w:tr>
-        <w:tc>
-          <w:tcPr>
-            <w:tcW w:type="dxa" w:w="2948"/>
-          </w:tcPr>
-          <w:p>
-            <w:pPr>
-              <w:spacing w:after="0"/>
-              <w:jc w:val="left"/>
-            </w:pPr>
-            <w:r/>
-            <w:r>
-              <w:rPr>
-                <w:b w:val="0"/>
-                <w:sz w:val="18"/>
-              </w:rPr>
-              <w:t>368. Almirante Tamandaré</w:t>
-            </w:r>
-          </w:p>
-        </w:tc>
-        <w:tc>
-          <w:tcPr>
-            <w:tcW w:type="dxa" w:w="1134"/>
-          </w:tcPr>
-          <w:p>
-            <w:pPr>
-              <w:spacing w:after="0"/>
-              <w:jc w:val="right"/>
-            </w:pPr>
-            <w:r/>
-            <w:r>
-              <w:rPr>
-                <w:b w:val="0"/>
-                <w:sz w:val="18"/>
-              </w:rPr>
-              <w:t>122.147</w:t>
-            </w:r>
-          </w:p>
-        </w:tc>
-        <w:tc>
-          <w:tcPr>
-            <w:tcW w:type="dxa" w:w="1077"/>
-          </w:tcPr>
-          <w:p>
-            <w:pPr>
-              <w:spacing w:after="0"/>
-              <w:jc w:val="right"/>
-            </w:pPr>
-            <w:r/>
-            <w:r>
-              <w:rPr>
-                <w:b w:val="0"/>
-                <w:sz w:val="18"/>
-              </w:rPr>
-              <w:t>570</w:t>
-            </w:r>
-          </w:p>
-        </w:tc>
-        <w:tc>
-          <w:tcPr>
-            <w:tcW w:type="dxa" w:w="1077"/>
-          </w:tcPr>
-          <w:p>
-            <w:pPr>
-              <w:spacing w:after="0"/>
-              <w:jc w:val="right"/>
-            </w:pPr>
-            <w:r/>
-            <w:r>
-              <w:rPr>
-                <w:b w:val="0"/>
-                <w:sz w:val="18"/>
-              </w:rPr>
-              <w:t>629</w:t>
-            </w:r>
-          </w:p>
-        </w:tc>
-        <w:tc>
-          <w:tcPr>
-            <w:tcW w:type="dxa" w:w="1077"/>
-          </w:tcPr>
-          <w:p>
-            <w:pPr>
-              <w:spacing w:after="0"/>
-              <w:jc w:val="right"/>
-            </w:pPr>
-            <w:r/>
-            <w:r>
-              <w:rPr>
-                <w:b w:val="0"/>
-                <w:sz w:val="18"/>
-              </w:rPr>
-              <w:t>720</w:t>
-            </w:r>
-          </w:p>
-        </w:tc>
-        <w:tc>
-          <w:tcPr>
-            <w:tcW w:type="dxa" w:w="1077"/>
-          </w:tcPr>
-          <w:p>
-            <w:pPr>
-              <w:spacing w:after="0"/>
-              <w:jc w:val="right"/>
-            </w:pPr>
-            <w:r/>
-            <w:r>
-              <w:rPr>
-                <w:b w:val="0"/>
-                <w:sz w:val="18"/>
-              </w:rPr>
-              <w:t>1.622</w:t>
-            </w:r>
-          </w:p>
-        </w:tc>
-        <w:tc>
-          <w:tcPr>
-            <w:tcW w:type="dxa" w:w="1077"/>
-          </w:tcPr>
-          <w:p>
-            <w:pPr>
-              <w:spacing w:after="0"/>
-              <w:jc w:val="right"/>
-            </w:pPr>
-            <w:r/>
-            <w:r>
-              <w:rPr>
-                <w:b w:val="0"/>
-                <w:sz w:val="18"/>
-              </w:rPr>
-              <w:t>4.575</w:t>
-            </w:r>
-          </w:p>
-        </w:tc>
-      </w:tr>
-      <w:tr>
-        <w:tc>
-          <w:tcPr>
-            <w:tcW w:type="dxa" w:w="2948"/>
-          </w:tcPr>
-          <w:p>
-            <w:pPr>
-              <w:spacing w:after="0"/>
-              <w:jc w:val="left"/>
-            </w:pPr>
-            <w:r/>
-            <w:r>
-              <w:rPr>
-                <w:b w:val="0"/>
-                <w:sz w:val="18"/>
-              </w:rPr>
-              <w:t>369. Sarandi</w:t>
-            </w:r>
-          </w:p>
-        </w:tc>
-        <w:tc>
-          <w:tcPr>
-            <w:tcW w:type="dxa" w:w="1134"/>
-          </w:tcPr>
-          <w:p>
-            <w:pPr>
-              <w:spacing w:after="0"/>
-              <w:jc w:val="right"/>
-            </w:pPr>
-            <w:r/>
-            <w:r>
-              <w:rPr>
-                <w:b w:val="0"/>
+                <w:i w:val="0"/>
                 <w:sz w:val="18"/>
               </w:rPr>
               <w:t>109.454</w:t>
@@ -2820,17 +3564,18 @@
         </w:tc>
         <w:tc>
           <w:tcPr>
-            <w:tcW w:type="dxa" w:w="1077"/>
+            <w:tcW w:type="dxa" w:w="992"/>
           </w:tcPr>
           <w:p>
             <w:pPr>
-              <w:spacing w:after="0"/>
+              <w:spacing w:after="0" w:before="20"/>
               <w:jc w:val="right"/>
             </w:pPr>
             <w:r/>
             <w:r>
               <w:rPr>
                 <w:b w:val="0"/>
+                <w:i w:val="0"/>
                 <w:sz w:val="18"/>
               </w:rPr>
               <w:t>496</w:t>
@@ -2839,17 +3584,18 @@
         </w:tc>
         <w:tc>
           <w:tcPr>
-            <w:tcW w:type="dxa" w:w="1077"/>
+            <w:tcW w:type="dxa" w:w="992"/>
           </w:tcPr>
           <w:p>
             <w:pPr>
-              <w:spacing w:after="0"/>
+              <w:spacing w:after="0" w:before="20"/>
               <w:jc w:val="right"/>
             </w:pPr>
             <w:r/>
             <w:r>
               <w:rPr>
                 <w:b w:val="0"/>
+                <w:i w:val="0"/>
                 <w:sz w:val="18"/>
               </w:rPr>
               <w:t>550</w:t>
@@ -2858,17 +3604,18 @@
         </w:tc>
         <w:tc>
           <w:tcPr>
-            <w:tcW w:type="dxa" w:w="1077"/>
+            <w:tcW w:type="dxa" w:w="992"/>
           </w:tcPr>
           <w:p>
             <w:pPr>
-              <w:spacing w:after="0"/>
+              <w:spacing w:after="0" w:before="20"/>
               <w:jc w:val="right"/>
             </w:pPr>
             <w:r/>
             <w:r>
               <w:rPr>
                 <w:b w:val="0"/>
+                <w:i w:val="0"/>
                 <w:sz w:val="18"/>
               </w:rPr>
               <w:t>631</w:t>
@@ -2877,17 +3624,18 @@
         </w:tc>
         <w:tc>
           <w:tcPr>
-            <w:tcW w:type="dxa" w:w="1077"/>
+            <w:tcW w:type="dxa" w:w="992"/>
           </w:tcPr>
           <w:p>
             <w:pPr>
-              <w:spacing w:after="0"/>
+              <w:spacing w:after="0" w:before="20"/>
               <w:jc w:val="right"/>
             </w:pPr>
             <w:r/>
             <w:r>
               <w:rPr>
                 <w:b w:val="0"/>
+                <w:i w:val="0"/>
                 <w:sz w:val="18"/>
               </w:rPr>
               <w:t>1.569</w:t>
@@ -2896,20 +3644,41 @@
         </w:tc>
         <w:tc>
           <w:tcPr>
-            <w:tcW w:type="dxa" w:w="1077"/>
+            <w:tcW w:type="dxa" w:w="992"/>
           </w:tcPr>
           <w:p>
             <w:pPr>
-              <w:spacing w:after="0"/>
+              <w:spacing w:after="0" w:before="20"/>
               <w:jc w:val="right"/>
             </w:pPr>
             <w:r/>
             <w:r>
               <w:rPr>
                 <w:b w:val="0"/>
+                <w:i w:val="0"/>
                 <w:sz w:val="18"/>
               </w:rPr>
               <w:t>4.696</w:t>
+            </w:r>
+          </w:p>
+        </w:tc>
+        <w:tc>
+          <w:tcPr>
+            <w:tcW w:type="dxa" w:w="1162"/>
+          </w:tcPr>
+          <w:p>
+            <w:pPr>
+              <w:spacing w:after="0" w:before="20"/>
+              <w:jc w:val="right"/>
+            </w:pPr>
+            <w:r/>
+            <w:r>
+              <w:rPr>
+                <w:b w:val="0"/>
+                <w:i w:val="0"/>
+                <w:sz w:val="18"/>
+              </w:rPr>
+              <w:t>+847,6%</w:t>
             </w:r>
           </w:p>
         </w:tc>
@@ -2917,78 +3686,47 @@
       <w:tr>
         <w:tc>
           <w:tcPr>
-            <w:tcW w:type="dxa" w:w="1077"/>
-            <w:gridSpan w:val="7"/>
+            <w:tcW w:type="dxa" w:w="3515"/>
+            <w:gridSpan w:val="2"/>
+            <w:shd w:val="clear" w:color="auto" w:fill="E7E6E6"/>
             <w:tcBorders>
-              <w:top w:val="single" w:sz="6"/>
+              <w:top w:val="single" w:sz="8"/>
             </w:tcBorders>
           </w:tcPr>
           <w:p>
             <w:pPr>
-              <w:spacing w:after="0"/>
+              <w:spacing w:after="0" w:before="20"/>
+              <w:jc w:val="left"/>
             </w:pPr>
             <w:r/>
             <w:r>
               <w:rPr>
                 <w:b/>
+                <w:i w:val="0"/>
                 <w:sz w:val="18"/>
               </w:rPr>
-              <w:t>Medidas de dispersão – 369 municípios com dados auditados</w:t>
-            </w:r>
-          </w:p>
-        </w:tc>
-      </w:tr>
-      <w:tr>
-        <w:tc>
-          <w:tcPr>
-            <w:tcW w:type="dxa" w:w="2948"/>
-          </w:tcPr>
-          <w:p>
-            <w:pPr>
-              <w:spacing w:after="0"/>
-              <w:jc w:val="left"/>
-            </w:pPr>
-            <w:r/>
-            <w:r>
-              <w:rPr>
-                <w:b w:val="0"/>
-                <w:sz w:val="18"/>
-              </w:rPr>
-              <w:t>Razão máx./mín.</w:t>
+              <w:t>Razão máx./mín. – 369 municípios</w:t>
             </w:r>
           </w:p>
         </w:tc>
         <w:tc>
           <w:tcPr>
-            <w:tcW w:type="dxa" w:w="1134"/>
+            <w:tcW w:type="dxa" w:w="992"/>
+            <w:shd w:val="clear" w:color="auto" w:fill="E7E6E6"/>
+            <w:tcBorders>
+              <w:top w:val="single" w:sz="8"/>
+            </w:tcBorders>
           </w:tcPr>
           <w:p>
             <w:pPr>
-              <w:spacing w:after="0"/>
+              <w:spacing w:after="0" w:before="20"/>
               <w:jc w:val="right"/>
             </w:pPr>
             <w:r/>
             <w:r>
               <w:rPr>
-                <w:b w:val="0"/>
-                <w:sz w:val="18"/>
-              </w:rPr>
-            </w:r>
-          </w:p>
-        </w:tc>
-        <w:tc>
-          <w:tcPr>
-            <w:tcW w:type="dxa" w:w="1077"/>
-          </w:tcPr>
-          <w:p>
-            <w:pPr>
-              <w:spacing w:after="0"/>
-              <w:jc w:val="right"/>
-            </w:pPr>
-            <w:r/>
-            <w:r>
-              <w:rPr>
-                <w:b w:val="0"/>
+                <w:b/>
+                <w:i w:val="0"/>
                 <w:sz w:val="18"/>
               </w:rPr>
               <w:t>13,1</w:t>
@@ -2997,17 +3735,22 @@
         </w:tc>
         <w:tc>
           <w:tcPr>
-            <w:tcW w:type="dxa" w:w="1077"/>
+            <w:tcW w:type="dxa" w:w="992"/>
+            <w:shd w:val="clear" w:color="auto" w:fill="E7E6E6"/>
+            <w:tcBorders>
+              <w:top w:val="single" w:sz="8"/>
+            </w:tcBorders>
           </w:tcPr>
           <w:p>
             <w:pPr>
-              <w:spacing w:after="0"/>
+              <w:spacing w:after="0" w:before="20"/>
               <w:jc w:val="right"/>
             </w:pPr>
             <w:r/>
             <w:r>
               <w:rPr>
-                <w:b w:val="0"/>
+                <w:b/>
+                <w:i w:val="0"/>
                 <w:sz w:val="18"/>
               </w:rPr>
               <w:t>12,6</w:t>
@@ -3016,17 +3759,22 @@
         </w:tc>
         <w:tc>
           <w:tcPr>
-            <w:tcW w:type="dxa" w:w="1077"/>
+            <w:tcW w:type="dxa" w:w="992"/>
+            <w:shd w:val="clear" w:color="auto" w:fill="E7E6E6"/>
+            <w:tcBorders>
+              <w:top w:val="single" w:sz="8"/>
+            </w:tcBorders>
           </w:tcPr>
           <w:p>
             <w:pPr>
-              <w:spacing w:after="0"/>
+              <w:spacing w:after="0" w:before="20"/>
               <w:jc w:val="right"/>
             </w:pPr>
             <w:r/>
             <w:r>
               <w:rPr>
-                <w:b w:val="0"/>
+                <w:b/>
+                <w:i w:val="0"/>
                 <w:sz w:val="18"/>
               </w:rPr>
               <w:t>13,0</w:t>
@@ -3035,17 +3783,22 @@
         </w:tc>
         <w:tc>
           <w:tcPr>
-            <w:tcW w:type="dxa" w:w="1077"/>
+            <w:tcW w:type="dxa" w:w="992"/>
+            <w:shd w:val="clear" w:color="auto" w:fill="E7E6E6"/>
+            <w:tcBorders>
+              <w:top w:val="single" w:sz="8"/>
+            </w:tcBorders>
           </w:tcPr>
           <w:p>
             <w:pPr>
-              <w:spacing w:after="0"/>
+              <w:spacing w:after="0" w:before="20"/>
               <w:jc w:val="right"/>
             </w:pPr>
             <w:r/>
             <w:r>
               <w:rPr>
-                <w:b w:val="0"/>
+                <w:b/>
+                <w:i w:val="0"/>
                 <w:sz w:val="18"/>
               </w:rPr>
               <w:t>6,5</w:t>
@@ -3054,20 +3807,49 @@
         </w:tc>
         <w:tc>
           <w:tcPr>
-            <w:tcW w:type="dxa" w:w="1077"/>
+            <w:tcW w:type="dxa" w:w="992"/>
+            <w:shd w:val="clear" w:color="auto" w:fill="E7E6E6"/>
+            <w:tcBorders>
+              <w:top w:val="single" w:sz="8"/>
+            </w:tcBorders>
           </w:tcPr>
           <w:p>
             <w:pPr>
-              <w:spacing w:after="0"/>
+              <w:spacing w:after="0" w:before="20"/>
               <w:jc w:val="right"/>
             </w:pPr>
             <w:r/>
             <w:r>
               <w:rPr>
-                <w:b w:val="0"/>
+                <w:b/>
+                <w:i w:val="0"/>
                 <w:sz w:val="18"/>
               </w:rPr>
               <w:t>3,0</w:t>
+            </w:r>
+          </w:p>
+        </w:tc>
+        <w:tc>
+          <w:tcPr>
+            <w:tcW w:type="dxa" w:w="1162"/>
+            <w:shd w:val="clear" w:color="auto" w:fill="E7E6E6"/>
+            <w:tcBorders>
+              <w:top w:val="single" w:sz="8"/>
+            </w:tcBorders>
+          </w:tcPr>
+          <w:p>
+            <w:pPr>
+              <w:spacing w:after="0" w:before="20"/>
+              <w:jc w:val="right"/>
+            </w:pPr>
+            <w:r/>
+            <w:r>
+              <w:rPr>
+                <w:b/>
+                <w:i w:val="0"/>
+                <w:sz w:val="18"/>
+              </w:rPr>
+              <w:t>−76,7%</w:t>
             </w:r>
           </w:p>
         </w:tc>
@@ -3075,63 +3857,47 @@
       <w:tr>
         <w:tc>
           <w:tcPr>
-            <w:tcW w:type="dxa" w:w="2948"/>
+            <w:tcW w:type="dxa" w:w="3515"/>
+            <w:gridSpan w:val="2"/>
+            <w:shd w:val="clear" w:color="auto" w:fill="E7E6E6"/>
             <w:tcBorders>
-              <w:bottom w:val="single" w:sz="6"/>
+              <w:bottom w:val="single" w:sz="12"/>
             </w:tcBorders>
           </w:tcPr>
           <w:p>
             <w:pPr>
-              <w:spacing w:after="0"/>
+              <w:spacing w:after="0" w:before="20"/>
               <w:jc w:val="left"/>
             </w:pPr>
             <w:r/>
             <w:r>
               <w:rPr>
-                <w:b w:val="0"/>
+                <w:b/>
+                <w:i w:val="0"/>
                 <w:sz w:val="18"/>
               </w:rPr>
-              <w:t>Índice de Gini</w:t>
+              <w:t>Índice de Gini – 369 municípios</w:t>
             </w:r>
           </w:p>
         </w:tc>
         <w:tc>
           <w:tcPr>
-            <w:tcW w:type="dxa" w:w="1134"/>
+            <w:tcW w:type="dxa" w:w="992"/>
+            <w:shd w:val="clear" w:color="auto" w:fill="E7E6E6"/>
             <w:tcBorders>
-              <w:bottom w:val="single" w:sz="6"/>
+              <w:bottom w:val="single" w:sz="12"/>
             </w:tcBorders>
           </w:tcPr>
           <w:p>
             <w:pPr>
-              <w:spacing w:after="0"/>
+              <w:spacing w:after="0" w:before="20"/>
               <w:jc w:val="right"/>
             </w:pPr>
             <w:r/>
             <w:r>
               <w:rPr>
-                <w:b w:val="0"/>
-                <w:sz w:val="18"/>
-              </w:rPr>
-            </w:r>
-          </w:p>
-        </w:tc>
-        <w:tc>
-          <w:tcPr>
-            <w:tcW w:type="dxa" w:w="1077"/>
-            <w:tcBorders>
-              <w:bottom w:val="single" w:sz="6"/>
-            </w:tcBorders>
-          </w:tcPr>
-          <w:p>
-            <w:pPr>
-              <w:spacing w:after="0"/>
-              <w:jc w:val="right"/>
-            </w:pPr>
-            <w:r/>
-            <w:r>
-              <w:rPr>
-                <w:b w:val="0"/>
+                <w:b/>
+                <w:i w:val="0"/>
                 <w:sz w:val="18"/>
               </w:rPr>
               <w:t>0,230</w:t>
@@ -3140,20 +3906,22 @@
         </w:tc>
         <w:tc>
           <w:tcPr>
-            <w:tcW w:type="dxa" w:w="1077"/>
+            <w:tcW w:type="dxa" w:w="992"/>
+            <w:shd w:val="clear" w:color="auto" w:fill="E7E6E6"/>
             <w:tcBorders>
-              <w:bottom w:val="single" w:sz="6"/>
+              <w:bottom w:val="single" w:sz="12"/>
             </w:tcBorders>
           </w:tcPr>
           <w:p>
             <w:pPr>
-              <w:spacing w:after="0"/>
+              <w:spacing w:after="0" w:before="20"/>
               <w:jc w:val="right"/>
             </w:pPr>
             <w:r/>
             <w:r>
               <w:rPr>
-                <w:b w:val="0"/>
+                <w:b/>
+                <w:i w:val="0"/>
                 <w:sz w:val="18"/>
               </w:rPr>
               <w:t>0,229</w:t>
@@ -3162,20 +3930,22 @@
         </w:tc>
         <w:tc>
           <w:tcPr>
-            <w:tcW w:type="dxa" w:w="1077"/>
+            <w:tcW w:type="dxa" w:w="992"/>
+            <w:shd w:val="clear" w:color="auto" w:fill="E7E6E6"/>
             <w:tcBorders>
-              <w:bottom w:val="single" w:sz="6"/>
+              <w:bottom w:val="single" w:sz="12"/>
             </w:tcBorders>
           </w:tcPr>
           <w:p>
             <w:pPr>
-              <w:spacing w:after="0"/>
+              <w:spacing w:after="0" w:before="20"/>
               <w:jc w:val="right"/>
             </w:pPr>
             <w:r/>
             <w:r>
               <w:rPr>
-                <w:b w:val="0"/>
+                <w:b/>
+                <w:i w:val="0"/>
                 <w:sz w:val="18"/>
               </w:rPr>
               <w:t>0,229</w:t>
@@ -3184,20 +3954,22 @@
         </w:tc>
         <w:tc>
           <w:tcPr>
-            <w:tcW w:type="dxa" w:w="1077"/>
+            <w:tcW w:type="dxa" w:w="992"/>
+            <w:shd w:val="clear" w:color="auto" w:fill="E7E6E6"/>
             <w:tcBorders>
-              <w:bottom w:val="single" w:sz="6"/>
+              <w:bottom w:val="single" w:sz="12"/>
             </w:tcBorders>
           </w:tcPr>
           <w:p>
             <w:pPr>
-              <w:spacing w:after="0"/>
+              <w:spacing w:after="0" w:before="20"/>
               <w:jc w:val="right"/>
             </w:pPr>
             <w:r/>
             <w:r>
               <w:rPr>
-                <w:b w:val="0"/>
+                <w:b/>
+                <w:i w:val="0"/>
                 <w:sz w:val="18"/>
               </w:rPr>
               <w:t>0,184</w:t>
@@ -3206,23 +3978,49 @@
         </w:tc>
         <w:tc>
           <w:tcPr>
-            <w:tcW w:type="dxa" w:w="1077"/>
+            <w:tcW w:type="dxa" w:w="992"/>
+            <w:shd w:val="clear" w:color="auto" w:fill="E7E6E6"/>
             <w:tcBorders>
-              <w:bottom w:val="single" w:sz="6"/>
+              <w:bottom w:val="single" w:sz="12"/>
             </w:tcBorders>
           </w:tcPr>
           <w:p>
             <w:pPr>
-              <w:spacing w:after="0"/>
+              <w:spacing w:after="0" w:before="20"/>
               <w:jc w:val="right"/>
             </w:pPr>
             <w:r/>
             <w:r>
               <w:rPr>
-                <w:b w:val="0"/>
+                <w:b/>
+                <w:i w:val="0"/>
                 <w:sz w:val="18"/>
               </w:rPr>
               <w:t>0,122</w:t>
+            </w:r>
+          </w:p>
+        </w:tc>
+        <w:tc>
+          <w:tcPr>
+            <w:tcW w:type="dxa" w:w="1162"/>
+            <w:shd w:val="clear" w:color="auto" w:fill="E7E6E6"/>
+            <w:tcBorders>
+              <w:bottom w:val="single" w:sz="12"/>
+            </w:tcBorders>
+          </w:tcPr>
+          <w:p>
+            <w:pPr>
+              <w:spacing w:after="0" w:before="20"/>
+              <w:jc w:val="right"/>
+            </w:pPr>
+            <w:r/>
+            <w:r>
+              <w:rPr>
+                <w:b/>
+                <w:i w:val="0"/>
+                <w:sz w:val="18"/>
+              </w:rPr>
+              <w:t>−47,1%</w:t>
             </w:r>
           </w:p>
         </w:tc>
@@ -3236,25 +4034,26 @@
         <w:rPr>
           <w:b w:val="0"/>
           <w:i w:val="0"/>
+          <w:sz w:val="8"/>
         </w:rPr>
       </w:r>
     </w:p>
     <w:p>
       <w:pPr>
-        <w:spacing w:after="80"/>
+        <w:spacing w:after="0"/>
       </w:pPr>
       <w:r>
         <w:rPr>
           <w:b w:val="0"/>
-          <w:i/>
+          <w:i w:val="0"/>
           <w:sz w:val="16"/>
         </w:rPr>
-        <w:t>Fonte: elaboração própria, com base na DCA/Siconfi, Portal da Transparência do PR e PIT/TCE-PR (base municipal final auditada). Receita per capita = ISS + cota-parte do ICMS em 2025, substituídos pelo IBS municipal de 2029 em diante, conforme o cronograma do art. 131 do ADCT (EC 132/2023) e PIB real de 2,2% a.a. após 2033. Valores em R$ constantes de 2025; população fixa (média 2019-2026). Razão máx./mín. = maior valor per capita dividido pelo menor; o Índice de Gini (0 = igualdade perfeita) considera todos os municípios elegíveis, e não só os exibidos.</w:t>
+        <w:t>Fonte: elaboração própria, com base na DCA/Siconfi, no Portal da Transparência do Paraná e no PIT/TCE-PR (base municipal final auditada). Nota: receita per capita = ISS + cota-parte do ICMS em 2025, substituídos pelo IBS municipal de 2029 em diante, conforme o cronograma do art. 131 do ADCT (EC 132/2023) e PIB real de 2,2% a.a. após 2033; valores em R$ constantes de 2025 e população fixa (média 2019-2026). Razão máx./mín. = maior valor per capita dividido pelo menor; Índice de Gini (0 = igualdade perfeita). As duas medidas consideram todos os municípios elegíveis, e não apenas os exibidos; os municípios intermediários foram omitidos (...).</w:t>
       </w:r>
     </w:p>
     <w:sectPr>
-      <w:pgSz w:w="12240" w:h="15840"/>
-      <w:pgMar w:top="1440" w:right="1247" w:bottom="1440" w:left="1247" w:header="720" w:footer="720" w:gutter="0"/>
+      <w:pgSz w:w="11906" w:h="16838"/>
+      <w:pgMar w:top="1440" w:right="1134" w:bottom="1440" w:left="1134" w:header="720" w:footer="720" w:gutter="0"/>
       <w:cols w:space="720"/>
       <w:docGrid w:linePitch="360"/>
     </w:sectPr>
@@ -3626,8 +4425,8 @@
     <w:qFormat/>
     <w:rsid w:val="00FC693F"/>
     <w:rPr>
-      <w:rFonts w:ascii="Times New Roman" w:hAnsi="Times New Roman"/>
-      <w:sz w:val="22"/>
+      <w:rFonts w:ascii="Times New Roman" w:hAnsi="Times New Roman" w:eastAsia="Times New Roman"/>
+      <w:sz w:val="20"/>
     </w:rPr>
   </w:style>
   <w:style w:type="paragraph" w:styleId="Header">

--- a/data/auditoria-pr-validacao/tabelas-artigo/tabela-unica-dispersao-percapita-pr.docx
+++ b/data/auditoria-pr-validacao/tabelas-artigo/tabela-unica-dispersao-percapita-pr.docx
@@ -358,7 +358,7 @@
                 <w:i w:val="0"/>
                 <w:sz w:val="18"/>
               </w:rPr>
-              <w:t>6.928</w:t>
+              <w:t>6.927</w:t>
             </w:r>
           </w:p>
         </w:tc>
@@ -378,7 +378,7 @@
                 <w:i w:val="0"/>
                 <w:sz w:val="18"/>
               </w:rPr>
-              <w:t>7.541</w:t>
+              <w:t>7.537</w:t>
             </w:r>
           </w:p>
         </w:tc>
@@ -398,7 +398,7 @@
                 <w:i w:val="0"/>
                 <w:sz w:val="18"/>
               </w:rPr>
-              <w:t>9.539</w:t>
+              <w:t>9.513</w:t>
             </w:r>
           </w:p>
         </w:tc>
@@ -418,7 +418,7 @@
                 <w:i w:val="0"/>
                 <w:sz w:val="18"/>
               </w:rPr>
-              <w:t>13.150</w:t>
+              <w:t>13.044</w:t>
             </w:r>
           </w:p>
         </w:tc>
@@ -438,7 +438,7 @@
                 <w:i w:val="0"/>
                 <w:sz w:val="18"/>
               </w:rPr>
-              <w:t>+103,3%</w:t>
+              <w:t>+101,6%</w:t>
             </w:r>
           </w:p>
         </w:tc>
@@ -540,7 +540,7 @@
                 <w:i w:val="0"/>
                 <w:sz w:val="18"/>
               </w:rPr>
-              <w:t>7.962</w:t>
+              <w:t>7.958</w:t>
             </w:r>
           </w:p>
         </w:tc>
@@ -560,7 +560,7 @@
                 <w:i w:val="0"/>
                 <w:sz w:val="18"/>
               </w:rPr>
-              <w:t>9.923</w:t>
+              <w:t>9.897</w:t>
             </w:r>
           </w:p>
         </w:tc>
@@ -580,7 +580,7 @@
                 <w:i w:val="0"/>
                 <w:sz w:val="18"/>
               </w:rPr>
-              <w:t>13.195</w:t>
+              <w:t>13.089</w:t>
             </w:r>
           </w:p>
         </w:tc>
@@ -600,7 +600,7 @@
                 <w:i w:val="0"/>
                 <w:sz w:val="18"/>
               </w:rPr>
-              <w:t>+107,7%</w:t>
+              <w:t>+106,0%</w:t>
             </w:r>
           </w:p>
         </w:tc>
@@ -702,7 +702,7 @@
                 <w:i w:val="0"/>
                 <w:sz w:val="18"/>
               </w:rPr>
-              <w:t>7.429</w:t>
+              <w:t>7.425</w:t>
             </w:r>
           </w:p>
         </w:tc>
@@ -722,7 +722,7 @@
                 <w:i w:val="0"/>
                 <w:sz w:val="18"/>
               </w:rPr>
-              <w:t>9.419</w:t>
+              <w:t>9.393</w:t>
             </w:r>
           </w:p>
         </w:tc>
@@ -742,7 +742,7 @@
                 <w:i w:val="0"/>
                 <w:sz w:val="18"/>
               </w:rPr>
-              <w:t>13.070</w:t>
+              <w:t>12.963</w:t>
             </w:r>
           </w:p>
         </w:tc>
@@ -762,7 +762,7 @@
                 <w:i w:val="0"/>
                 <w:sz w:val="18"/>
               </w:rPr>
-              <w:t>+107,6%</w:t>
+              <w:t>+105,9%</w:t>
             </w:r>
           </w:p>
         </w:tc>
@@ -864,7 +864,7 @@
                 <w:i w:val="0"/>
                 <w:sz w:val="18"/>
               </w:rPr>
-              <w:t>5.336</w:t>
+              <w:t>5.332</w:t>
             </w:r>
           </w:p>
         </w:tc>
@@ -884,7 +884,7 @@
                 <w:i w:val="0"/>
                 <w:sz w:val="18"/>
               </w:rPr>
-              <w:t>7.314</w:t>
+              <w:t>7.289</w:t>
             </w:r>
           </w:p>
         </w:tc>
@@ -904,7 +904,7 @@
                 <w:i w:val="0"/>
                 <w:sz w:val="18"/>
               </w:rPr>
-              <w:t>11.936</w:t>
+              <w:t>11.837</w:t>
             </w:r>
           </w:p>
         </w:tc>
@@ -924,7 +924,7 @@
                 <w:i w:val="0"/>
                 <w:sz w:val="18"/>
               </w:rPr>
-              <w:t>+113,3%</w:t>
+              <w:t>+111,5%</w:t>
             </w:r>
           </w:p>
         </w:tc>
@@ -1026,7 +1026,7 @@
                 <w:i w:val="0"/>
                 <w:sz w:val="18"/>
               </w:rPr>
-              <w:t>6.496</w:t>
+              <w:t>6.492</w:t>
             </w:r>
           </w:p>
         </w:tc>
@@ -1046,7 +1046,7 @@
                 <w:i w:val="0"/>
                 <w:sz w:val="18"/>
               </w:rPr>
-              <w:t>8.576</w:t>
+              <w:t>8.550</w:t>
             </w:r>
           </w:p>
         </w:tc>
@@ -1066,7 +1066,7 @@
                 <w:i w:val="0"/>
                 <w:sz w:val="18"/>
               </w:rPr>
-              <w:t>13.002</w:t>
+              <w:t>12.896</w:t>
             </w:r>
           </w:p>
         </w:tc>
@@ -1086,7 +1086,7 @@
                 <w:i w:val="0"/>
                 <w:sz w:val="18"/>
               </w:rPr>
-              <w:t>+132,9%</w:t>
+              <w:t>+131,0%</w:t>
             </w:r>
           </w:p>
         </w:tc>
@@ -1168,7 +1168,7 @@
                 <w:i w:val="0"/>
                 <w:sz w:val="18"/>
               </w:rPr>
-              <w:t>5.422</w:t>
+              <w:t>5.421</w:t>
             </w:r>
           </w:p>
         </w:tc>
@@ -1188,7 +1188,7 @@
                 <w:i w:val="0"/>
                 <w:sz w:val="18"/>
               </w:rPr>
-              <w:t>4.698</w:t>
+              <w:t>4.695</w:t>
             </w:r>
           </w:p>
         </w:tc>
@@ -1208,7 +1208,7 @@
                 <w:i w:val="0"/>
                 <w:sz w:val="18"/>
               </w:rPr>
-              <w:t>6.442</w:t>
+              <w:t>6.420</w:t>
             </w:r>
           </w:p>
         </w:tc>
@@ -1228,7 +1228,7 @@
                 <w:i w:val="0"/>
                 <w:sz w:val="18"/>
               </w:rPr>
-              <w:t>10.521</w:t>
+              <w:t>10.433</w:t>
             </w:r>
           </w:p>
         </w:tc>
@@ -1248,7 +1248,7 @@
                 <w:i w:val="0"/>
                 <w:sz w:val="18"/>
               </w:rPr>
-              <w:t>+103,9%</w:t>
+              <w:t>+102,2%</w:t>
             </w:r>
           </w:p>
         </w:tc>
@@ -1350,7 +1350,7 @@
                 <w:i w:val="0"/>
                 <w:sz w:val="18"/>
               </w:rPr>
-              <w:t>5.597</w:t>
+              <w:t>5.593</w:t>
             </w:r>
           </w:p>
         </w:tc>
@@ -1370,7 +1370,7 @@
                 <w:i w:val="0"/>
                 <w:sz w:val="18"/>
               </w:rPr>
-              <w:t>7.694</w:t>
+              <w:t>7.668</w:t>
             </w:r>
           </w:p>
         </w:tc>
@@ -1390,7 +1390,7 @@
                 <w:i w:val="0"/>
                 <w:sz w:val="18"/>
               </w:rPr>
-              <w:t>12.609</w:t>
+              <w:t>12.506</w:t>
             </w:r>
           </w:p>
         </w:tc>
@@ -1410,7 +1410,7 @@
                 <w:i w:val="0"/>
                 <w:sz w:val="18"/>
               </w:rPr>
-              <w:t>+177,5%</w:t>
+              <w:t>+175,2%</w:t>
             </w:r>
           </w:p>
         </w:tc>
@@ -1492,7 +1492,7 @@
                 <w:i w:val="0"/>
                 <w:sz w:val="18"/>
               </w:rPr>
-              <w:t>5.030</w:t>
+              <w:t>5.029</w:t>
             </w:r>
           </w:p>
         </w:tc>
@@ -1512,7 +1512,7 @@
                 <w:i w:val="0"/>
                 <w:sz w:val="18"/>
               </w:rPr>
-              <w:t>8.221</w:t>
+              <w:t>8.217</w:t>
             </w:r>
           </w:p>
         </w:tc>
@@ -1532,7 +1532,7 @@
                 <w:i w:val="0"/>
                 <w:sz w:val="18"/>
               </w:rPr>
-              <w:t>10.135</w:t>
+              <w:t>10.109</w:t>
             </w:r>
           </w:p>
         </w:tc>
@@ -1552,7 +1552,7 @@
                 <w:i w:val="0"/>
                 <w:sz w:val="18"/>
               </w:rPr>
-              <w:t>13.122</w:t>
+              <w:t>13.016</w:t>
             </w:r>
           </w:p>
         </w:tc>
@@ -1572,7 +1572,7 @@
                 <w:i w:val="0"/>
                 <w:sz w:val="18"/>
               </w:rPr>
-              <w:t>+194,5%</w:t>
+              <w:t>+192,1%</w:t>
             </w:r>
           </w:p>
         </w:tc>
@@ -1654,7 +1654,7 @@
                 <w:i w:val="0"/>
                 <w:sz w:val="18"/>
               </w:rPr>
-              <w:t>4.582</w:t>
+              <w:t>4.581</w:t>
             </w:r>
           </w:p>
         </w:tc>
@@ -1674,7 +1674,7 @@
                 <w:i w:val="0"/>
                 <w:sz w:val="18"/>
               </w:rPr>
-              <w:t>4.809</w:t>
+              <w:t>4.806</w:t>
             </w:r>
           </w:p>
         </w:tc>
@@ -1694,7 +1694,7 @@
                 <w:i w:val="0"/>
                 <w:sz w:val="18"/>
               </w:rPr>
-              <w:t>6.584</w:t>
+              <w:t>6.562</w:t>
             </w:r>
           </w:p>
         </w:tc>
@@ -1714,7 +1714,7 @@
                 <w:i w:val="0"/>
                 <w:sz w:val="18"/>
               </w:rPr>
-              <w:t>10.729</w:t>
+              <w:t>10.639</w:t>
             </w:r>
           </w:p>
         </w:tc>
@@ -1734,7 +1734,7 @@
                 <w:i w:val="0"/>
                 <w:sz w:val="18"/>
               </w:rPr>
-              <w:t>+150,5%</w:t>
+              <w:t>+148,3%</w:t>
             </w:r>
           </w:p>
         </w:tc>
@@ -1816,7 +1816,7 @@
                 <w:i w:val="0"/>
                 <w:sz w:val="18"/>
               </w:rPr>
-              <w:t>4.542</w:t>
+              <w:t>4.541</w:t>
             </w:r>
           </w:p>
         </w:tc>
@@ -1836,7 +1836,7 @@
                 <w:i w:val="0"/>
                 <w:sz w:val="18"/>
               </w:rPr>
-              <w:t>4.835</w:t>
+              <w:t>4.832</w:t>
             </w:r>
           </w:p>
         </w:tc>
@@ -1856,7 +1856,7 @@
                 <w:i w:val="0"/>
                 <w:sz w:val="18"/>
               </w:rPr>
-              <w:t>6.614</w:t>
+              <w:t>6.592</w:t>
             </w:r>
           </w:p>
         </w:tc>
@@ -1876,7 +1876,7 @@
                 <w:i w:val="0"/>
                 <w:sz w:val="18"/>
               </w:rPr>
-              <w:t>10.765</w:t>
+              <w:t>10.674</w:t>
             </w:r>
           </w:p>
         </w:tc>
@@ -1896,7 +1896,7 @@
                 <w:i w:val="0"/>
                 <w:sz w:val="18"/>
               </w:rPr>
-              <w:t>+153,9%</w:t>
+              <w:t>+151,7%</w:t>
             </w:r>
           </w:p>
         </w:tc>
@@ -1918,7 +1918,7 @@
                 <w:i/>
                 <w:sz w:val="18"/>
               </w:rPr>
-              <w:t>... (349 municípios omitidos)</w:t>
+              <w:t>... (348 municípios omitidos)</w:t>
             </w:r>
           </w:p>
         </w:tc>
@@ -2080,7 +2080,7 @@
                 <w:i w:val="0"/>
                 <w:sz w:val="18"/>
               </w:rPr>
-              <w:t>360. Porecatu</w:t>
+              <w:t>359. Porecatu</w:t>
             </w:r>
           </w:p>
         </w:tc>
@@ -2160,7 +2160,7 @@
                 <w:i w:val="0"/>
                 <w:sz w:val="18"/>
               </w:rPr>
-              <w:t>1.174</w:t>
+              <w:t>1.175</w:t>
             </w:r>
           </w:p>
         </w:tc>
@@ -2180,7 +2180,7 @@
                 <w:i w:val="0"/>
                 <w:sz w:val="18"/>
               </w:rPr>
-              <w:t>2.167</w:t>
+              <w:t>2.170</w:t>
             </w:r>
           </w:p>
         </w:tc>
@@ -2200,7 +2200,7 @@
                 <w:i w:val="0"/>
                 <w:sz w:val="18"/>
               </w:rPr>
-              <w:t>5.232</w:t>
+              <w:t>5.245</w:t>
             </w:r>
           </w:p>
         </w:tc>
@@ -2220,7 +2220,7 @@
                 <w:i w:val="0"/>
                 <w:sz w:val="18"/>
               </w:rPr>
-              <w:t>+480,0%</w:t>
+              <w:t>+481,4%</w:t>
             </w:r>
           </w:p>
         </w:tc>
@@ -2242,7 +2242,7 @@
                 <w:i w:val="0"/>
                 <w:sz w:val="18"/>
               </w:rPr>
-              <w:t>361. Fazenda Rio Grande</w:t>
+              <w:t>360. Fazenda Rio Grande</w:t>
             </w:r>
           </w:p>
         </w:tc>
@@ -2322,7 +2322,7 @@
                 <w:i w:val="0"/>
                 <w:sz w:val="18"/>
               </w:rPr>
-              <w:t>938</w:t>
+              <w:t>939</w:t>
             </w:r>
           </w:p>
         </w:tc>
@@ -2342,7 +2342,7 @@
                 <w:i w:val="0"/>
                 <w:sz w:val="18"/>
               </w:rPr>
-              <w:t>1.841</w:t>
+              <w:t>1.844</w:t>
             </w:r>
           </w:p>
         </w:tc>
@@ -2362,7 +2362,7 @@
                 <w:i w:val="0"/>
                 <w:sz w:val="18"/>
               </w:rPr>
-              <w:t>4.693</w:t>
+              <w:t>4.704</w:t>
             </w:r>
           </w:p>
         </w:tc>
@@ -2382,7 +2382,7 @@
                 <w:i w:val="0"/>
                 <w:sz w:val="18"/>
               </w:rPr>
-              <w:t>+454,1%</w:t>
+              <w:t>+455,4%</w:t>
             </w:r>
           </w:p>
         </w:tc>
@@ -2404,7 +2404,7 @@
                 <w:i w:val="0"/>
                 <w:sz w:val="18"/>
               </w:rPr>
-              <w:t>362. Figueira</w:t>
+              <w:t>361. Figueira</w:t>
             </w:r>
           </w:p>
         </w:tc>
@@ -2504,7 +2504,7 @@
                 <w:i w:val="0"/>
                 <w:sz w:val="18"/>
               </w:rPr>
-              <w:t>2.059</w:t>
+              <w:t>2.062</w:t>
             </w:r>
           </w:p>
         </w:tc>
@@ -2524,7 +2524,7 @@
                 <w:i w:val="0"/>
                 <w:sz w:val="18"/>
               </w:rPr>
-              <w:t>5.161</w:t>
+              <w:t>5.174</w:t>
             </w:r>
           </w:p>
         </w:tc>
@@ -2544,7 +2544,7 @@
                 <w:i w:val="0"/>
                 <w:sz w:val="18"/>
               </w:rPr>
-              <w:t>+575,6%</w:t>
+              <w:t>+577,3%</w:t>
             </w:r>
           </w:p>
         </w:tc>
@@ -2566,7 +2566,7 @@
                 <w:i w:val="0"/>
                 <w:sz w:val="18"/>
               </w:rPr>
-              <w:t>363. Matinhos</w:t>
+              <w:t>362. Matinhos</w:t>
             </w:r>
           </w:p>
         </w:tc>
@@ -2646,7 +2646,7 @@
                 <w:i w:val="0"/>
                 <w:sz w:val="18"/>
               </w:rPr>
-              <w:t>790</w:t>
+              <w:t>791</w:t>
             </w:r>
           </w:p>
         </w:tc>
@@ -2666,7 +2666,7 @@
                 <w:i w:val="0"/>
                 <w:sz w:val="18"/>
               </w:rPr>
-              <w:t>1.793</w:t>
+              <w:t>1.796</w:t>
             </w:r>
           </w:p>
         </w:tc>
@@ -2686,7 +2686,7 @@
                 <w:i w:val="0"/>
                 <w:sz w:val="18"/>
               </w:rPr>
-              <w:t>5.083</w:t>
+              <w:t>5.095</w:t>
             </w:r>
           </w:p>
         </w:tc>
@@ -2706,7 +2706,7 @@
                 <w:i w:val="0"/>
                 <w:sz w:val="18"/>
               </w:rPr>
-              <w:t>+579,3%</w:t>
+              <w:t>+580,8%</w:t>
             </w:r>
           </w:p>
         </w:tc>
@@ -2728,7 +2728,7 @@
                 <w:i w:val="0"/>
                 <w:sz w:val="18"/>
               </w:rPr>
-              <w:t>364. Colombo</w:t>
+              <w:t>363. Colombo</w:t>
             </w:r>
           </w:p>
         </w:tc>
@@ -2828,7 +2828,7 @@
                 <w:i w:val="0"/>
                 <w:sz w:val="18"/>
               </w:rPr>
-              <w:t>1.789</w:t>
+              <w:t>1.792</w:t>
             </w:r>
           </w:p>
         </w:tc>
@@ -2848,7 +2848,7 @@
                 <w:i w:val="0"/>
                 <w:sz w:val="18"/>
               </w:rPr>
-              <w:t>4.759</w:t>
+              <w:t>4.770</w:t>
             </w:r>
           </w:p>
         </w:tc>
@@ -2868,7 +2868,7 @@
                 <w:i w:val="0"/>
                 <w:sz w:val="18"/>
               </w:rPr>
-              <w:t>+552,6%</w:t>
+              <w:t>+554,2%</w:t>
             </w:r>
           </w:p>
         </w:tc>
@@ -2890,7 +2890,7 @@
                 <w:i w:val="0"/>
                 <w:sz w:val="18"/>
               </w:rPr>
-              <w:t>365. Paiçandu</w:t>
+              <w:t>364. Paiçandu</w:t>
             </w:r>
           </w:p>
         </w:tc>
@@ -2970,7 +2970,7 @@
                 <w:i w:val="0"/>
                 <w:sz w:val="18"/>
               </w:rPr>
-              <w:t>760</w:t>
+              <w:t>761</w:t>
             </w:r>
           </w:p>
         </w:tc>
@@ -2990,7 +2990,7 @@
                 <w:i w:val="0"/>
                 <w:sz w:val="18"/>
               </w:rPr>
-              <w:t>1.689</w:t>
+              <w:t>1.692</w:t>
             </w:r>
           </w:p>
         </w:tc>
@@ -3010,7 +3010,7 @@
                 <w:i w:val="0"/>
                 <w:sz w:val="18"/>
               </w:rPr>
-              <w:t>4.723</w:t>
+              <w:t>4.734</w:t>
             </w:r>
           </w:p>
         </w:tc>
@@ -3030,7 +3030,7 @@
                 <w:i w:val="0"/>
                 <w:sz w:val="18"/>
               </w:rPr>
-              <w:t>+646,5%</w:t>
+              <w:t>+648,3%</w:t>
             </w:r>
           </w:p>
         </w:tc>
@@ -3052,7 +3052,7 @@
                 <w:i w:val="0"/>
                 <w:sz w:val="18"/>
               </w:rPr>
-              <w:t>366. Pontal do Paraná</w:t>
+              <w:t>365. Pontal do Paraná</w:t>
             </w:r>
           </w:p>
         </w:tc>
@@ -3152,7 +3152,7 @@
                 <w:i w:val="0"/>
                 <w:sz w:val="18"/>
               </w:rPr>
-              <w:t>2.476</w:t>
+              <w:t>2.479</w:t>
             </w:r>
           </w:p>
         </w:tc>
@@ -3172,7 +3172,7 @@
                 <w:i w:val="0"/>
                 <w:sz w:val="18"/>
               </w:rPr>
-              <w:t>5.066</w:t>
+              <w:t>5.078</w:t>
             </w:r>
           </w:p>
         </w:tc>
@@ -3192,7 +3192,7 @@
                 <w:i w:val="0"/>
                 <w:sz w:val="18"/>
               </w:rPr>
-              <w:t>+735,6%</w:t>
+              <w:t>+737,6%</w:t>
             </w:r>
           </w:p>
         </w:tc>
@@ -3214,7 +3214,7 @@
                 <w:i w:val="0"/>
                 <w:sz w:val="18"/>
               </w:rPr>
-              <w:t>367. Itaperuçu</w:t>
+              <w:t>366. Itaperuçu</w:t>
             </w:r>
           </w:p>
         </w:tc>
@@ -3294,7 +3294,7 @@
                 <w:i w:val="0"/>
                 <w:sz w:val="18"/>
               </w:rPr>
-              <w:t>700</w:t>
+              <w:t>701</w:t>
             </w:r>
           </w:p>
         </w:tc>
@@ -3314,7 +3314,7 @@
                 <w:i w:val="0"/>
                 <w:sz w:val="18"/>
               </w:rPr>
-              <w:t>1.552</w:t>
+              <w:t>1.555</w:t>
             </w:r>
           </w:p>
         </w:tc>
@@ -3334,7 +3334,7 @@
                 <w:i w:val="0"/>
                 <w:sz w:val="18"/>
               </w:rPr>
-              <w:t>4.331</w:t>
+              <w:t>4.343</w:t>
             </w:r>
           </w:p>
         </w:tc>
@@ -3354,7 +3354,7 @@
                 <w:i w:val="0"/>
                 <w:sz w:val="18"/>
               </w:rPr>
-              <w:t>+616,4%</w:t>
+              <w:t>+618,3%</w:t>
             </w:r>
           </w:p>
         </w:tc>
@@ -3376,7 +3376,7 @@
                 <w:i w:val="0"/>
                 <w:sz w:val="18"/>
               </w:rPr>
-              <w:t>368. Almirante Tamandaré</w:t>
+              <w:t>367. Almirante Tamandaré</w:t>
             </w:r>
           </w:p>
         </w:tc>
@@ -3456,7 +3456,7 @@
                 <w:i w:val="0"/>
                 <w:sz w:val="18"/>
               </w:rPr>
-              <w:t>720</w:t>
+              <w:t>721</w:t>
             </w:r>
           </w:p>
         </w:tc>
@@ -3476,7 +3476,7 @@
                 <w:i w:val="0"/>
                 <w:sz w:val="18"/>
               </w:rPr>
-              <w:t>1.622</w:t>
+              <w:t>1.625</w:t>
             </w:r>
           </w:p>
         </w:tc>
@@ -3496,7 +3496,7 @@
                 <w:i w:val="0"/>
                 <w:sz w:val="18"/>
               </w:rPr>
-              <w:t>4.575</w:t>
+              <w:t>4.586</w:t>
             </w:r>
           </w:p>
         </w:tc>
@@ -3516,7 +3516,7 @@
                 <w:i w:val="0"/>
                 <w:sz w:val="18"/>
               </w:rPr>
-              <w:t>+702,0%</w:t>
+              <w:t>+703,9%</w:t>
             </w:r>
           </w:p>
         </w:tc>
@@ -3538,7 +3538,7 @@
                 <w:i w:val="0"/>
                 <w:sz w:val="18"/>
               </w:rPr>
-              <w:t>369. Sarandi</w:t>
+              <w:t>368. Sarandi</w:t>
             </w:r>
           </w:p>
         </w:tc>
@@ -3618,7 +3618,7 @@
                 <w:i w:val="0"/>
                 <w:sz w:val="18"/>
               </w:rPr>
-              <w:t>631</w:t>
+              <w:t>632</w:t>
             </w:r>
           </w:p>
         </w:tc>
@@ -3638,7 +3638,7 @@
                 <w:i w:val="0"/>
                 <w:sz w:val="18"/>
               </w:rPr>
-              <w:t>1.569</w:t>
+              <w:t>1.572</w:t>
             </w:r>
           </w:p>
         </w:tc>
@@ -3658,7 +3658,7 @@
                 <w:i w:val="0"/>
                 <w:sz w:val="18"/>
               </w:rPr>
-              <w:t>4.696</w:t>
+              <w:t>4.707</w:t>
             </w:r>
           </w:p>
         </w:tc>
@@ -3678,7 +3678,7 @@
                 <w:i w:val="0"/>
                 <w:sz w:val="18"/>
               </w:rPr>
-              <w:t>+847,6%</w:t>
+              <w:t>+849,8%</w:t>
             </w:r>
           </w:p>
         </w:tc>
@@ -3705,7 +3705,7 @@
                 <w:i w:val="0"/>
                 <w:sz w:val="18"/>
               </w:rPr>
-              <w:t>Razão máx./mín. – 369 municípios</w:t>
+              <w:t>Razão máx./mín. – 368 municípios</w:t>
             </w:r>
           </w:p>
         </w:tc>
@@ -3849,7 +3849,7 @@
                 <w:i w:val="0"/>
                 <w:sz w:val="18"/>
               </w:rPr>
-              <w:t>−76,7%</w:t>
+              <w:t>−76,9%</w:t>
             </w:r>
           </w:p>
         </w:tc>
@@ -3876,7 +3876,7 @@
                 <w:i w:val="0"/>
                 <w:sz w:val="18"/>
               </w:rPr>
-              <w:t>Índice de Gini – 369 municípios</w:t>
+              <w:t>Índice de Gini – 368 municípios</w:t>
             </w:r>
           </w:p>
         </w:tc>
@@ -3924,7 +3924,7 @@
                 <w:i w:val="0"/>
                 <w:sz w:val="18"/>
               </w:rPr>
-              <w:t>0,229</w:t>
+              <w:t>0,228</w:t>
             </w:r>
           </w:p>
         </w:tc>
@@ -3948,7 +3948,7 @@
                 <w:i w:val="0"/>
                 <w:sz w:val="18"/>
               </w:rPr>
-              <w:t>0,229</w:t>
+              <w:t>0,228</w:t>
             </w:r>
           </w:p>
         </w:tc>
@@ -3972,7 +3972,7 @@
                 <w:i w:val="0"/>
                 <w:sz w:val="18"/>
               </w:rPr>
-              <w:t>0,184</w:t>
+              <w:t>0,183</w:t>
             </w:r>
           </w:p>
         </w:tc>
@@ -3996,7 +3996,7 @@
                 <w:i w:val="0"/>
                 <w:sz w:val="18"/>
               </w:rPr>
-              <w:t>0,122</w:t>
+              <w:t>0,120</w:t>
             </w:r>
           </w:p>
         </w:tc>
@@ -4020,7 +4020,7 @@
                 <w:i w:val="0"/>
                 <w:sz w:val="18"/>
               </w:rPr>
-              <w:t>−47,1%</w:t>
+              <w:t>−47,9%</w:t>
             </w:r>
           </w:p>
         </w:tc>

--- a/data/auditoria-pr-validacao/tabelas-artigo/tabela-unica-dispersao-percapita-pr.docx
+++ b/data/auditoria-pr-validacao/tabelas-artigo/tabela-unica-dispersao-percapita-pr.docx
@@ -358,7 +358,7 @@
                 <w:i w:val="0"/>
                 <w:sz w:val="18"/>
               </w:rPr>
-              <w:t>6.927</w:t>
+              <w:t>6.929</w:t>
             </w:r>
           </w:p>
         </w:tc>
@@ -378,7 +378,7 @@
                 <w:i w:val="0"/>
                 <w:sz w:val="18"/>
               </w:rPr>
-              <w:t>7.537</w:t>
+              <w:t>7.546</w:t>
             </w:r>
           </w:p>
         </w:tc>
@@ -398,7 +398,7 @@
                 <w:i w:val="0"/>
                 <w:sz w:val="18"/>
               </w:rPr>
-              <w:t>9.513</w:t>
+              <w:t>9.570</w:t>
             </w:r>
           </w:p>
         </w:tc>
@@ -418,7 +418,7 @@
                 <w:i w:val="0"/>
                 <w:sz w:val="18"/>
               </w:rPr>
-              <w:t>13.044</w:t>
+              <w:t>13.274</w:t>
             </w:r>
           </w:p>
         </w:tc>
@@ -438,7 +438,7 @@
                 <w:i w:val="0"/>
                 <w:sz w:val="18"/>
               </w:rPr>
-              <w:t>+101,6%</w:t>
+              <w:t>+105,2%</w:t>
             </w:r>
           </w:p>
         </w:tc>
@@ -520,7 +520,7 @@
                 <w:i w:val="0"/>
                 <w:sz w:val="18"/>
               </w:rPr>
-              <w:t>6.849</w:t>
+              <w:t>6.851</w:t>
             </w:r>
           </w:p>
         </w:tc>
@@ -540,7 +540,7 @@
                 <w:i w:val="0"/>
                 <w:sz w:val="18"/>
               </w:rPr>
-              <w:t>7.958</w:t>
+              <w:t>7.967</w:t>
             </w:r>
           </w:p>
         </w:tc>
@@ -560,7 +560,7 @@
                 <w:i w:val="0"/>
                 <w:sz w:val="18"/>
               </w:rPr>
-              <w:t>9.897</w:t>
+              <w:t>9.928</w:t>
             </w:r>
           </w:p>
         </w:tc>
@@ -580,7 +580,7 @@
                 <w:i w:val="0"/>
                 <w:sz w:val="18"/>
               </w:rPr>
-              <w:t>13.089</w:t>
+              <w:t>13.213</w:t>
             </w:r>
           </w:p>
         </w:tc>
@@ -600,7 +600,7 @@
                 <w:i w:val="0"/>
                 <w:sz w:val="18"/>
               </w:rPr>
-              <w:t>+106,0%</w:t>
+              <w:t>+108,0%</w:t>
             </w:r>
           </w:p>
         </w:tc>
@@ -682,7 +682,7 @@
                 <w:i w:val="0"/>
                 <w:sz w:val="18"/>
               </w:rPr>
-              <w:t>6.750</w:t>
+              <w:t>6.752</w:t>
             </w:r>
           </w:p>
         </w:tc>
@@ -702,7 +702,7 @@
                 <w:i w:val="0"/>
                 <w:sz w:val="18"/>
               </w:rPr>
-              <w:t>7.425</w:t>
+              <w:t>7.434</w:t>
             </w:r>
           </w:p>
         </w:tc>
@@ -722,7 +722,7 @@
                 <w:i w:val="0"/>
                 <w:sz w:val="18"/>
               </w:rPr>
-              <w:t>9.393</w:t>
+              <w:t>9.410</w:t>
             </w:r>
           </w:p>
         </w:tc>
@@ -742,7 +742,7 @@
                 <w:i w:val="0"/>
                 <w:sz w:val="18"/>
               </w:rPr>
-              <w:t>12.963</w:t>
+              <w:t>13.032</w:t>
             </w:r>
           </w:p>
         </w:tc>
@@ -762,7 +762,7 @@
                 <w:i w:val="0"/>
                 <w:sz w:val="18"/>
               </w:rPr>
-              <w:t>+105,9%</w:t>
+              <w:t>+107,0%</w:t>
             </w:r>
           </w:p>
         </w:tc>
@@ -844,7 +844,7 @@
                 <w:i w:val="0"/>
                 <w:sz w:val="18"/>
               </w:rPr>
-              <w:t>5.901</w:t>
+              <w:t>5.902</w:t>
             </w:r>
           </w:p>
         </w:tc>
@@ -864,7 +864,7 @@
                 <w:i w:val="0"/>
                 <w:sz w:val="18"/>
               </w:rPr>
-              <w:t>5.332</w:t>
+              <w:t>5.341</w:t>
             </w:r>
           </w:p>
         </w:tc>
@@ -884,7 +884,7 @@
                 <w:i w:val="0"/>
                 <w:sz w:val="18"/>
               </w:rPr>
-              <w:t>7.289</w:t>
+              <w:t>7.296</w:t>
             </w:r>
           </w:p>
         </w:tc>
@@ -904,7 +904,7 @@
                 <w:i w:val="0"/>
                 <w:sz w:val="18"/>
               </w:rPr>
-              <w:t>11.837</w:t>
+              <w:t>11.866</w:t>
             </w:r>
           </w:p>
         </w:tc>
@@ -924,7 +924,7 @@
                 <w:i w:val="0"/>
                 <w:sz w:val="18"/>
               </w:rPr>
-              <w:t>+111,5%</w:t>
+              <w:t>+112,1%</w:t>
             </w:r>
           </w:p>
         </w:tc>
@@ -1006,7 +1006,7 @@
                 <w:i w:val="0"/>
                 <w:sz w:val="18"/>
               </w:rPr>
-              <w:t>5.984</w:t>
+              <w:t>5.985</w:t>
             </w:r>
           </w:p>
         </w:tc>
@@ -1026,7 +1026,7 @@
                 <w:i w:val="0"/>
                 <w:sz w:val="18"/>
               </w:rPr>
-              <w:t>6.492</w:t>
+              <w:t>6.501</w:t>
             </w:r>
           </w:p>
         </w:tc>
@@ -1046,7 +1046,7 @@
                 <w:i w:val="0"/>
                 <w:sz w:val="18"/>
               </w:rPr>
-              <w:t>8.550</w:t>
+              <w:t>8.591</w:t>
             </w:r>
           </w:p>
         </w:tc>
@@ -1066,7 +1066,7 @@
                 <w:i w:val="0"/>
                 <w:sz w:val="18"/>
               </w:rPr>
-              <w:t>12.896</w:t>
+              <w:t>13.060</w:t>
             </w:r>
           </w:p>
         </w:tc>
@@ -1086,7 +1086,7 @@
                 <w:i w:val="0"/>
                 <w:sz w:val="18"/>
               </w:rPr>
-              <w:t>+131,0%</w:t>
+              <w:t>+134,0%</w:t>
             </w:r>
           </w:p>
         </w:tc>
@@ -1168,7 +1168,7 @@
                 <w:i w:val="0"/>
                 <w:sz w:val="18"/>
               </w:rPr>
-              <w:t>5.421</w:t>
+              <w:t>5.423</w:t>
             </w:r>
           </w:p>
         </w:tc>
@@ -1188,7 +1188,7 @@
                 <w:i w:val="0"/>
                 <w:sz w:val="18"/>
               </w:rPr>
-              <w:t>4.695</w:t>
+              <w:t>4.702</w:t>
             </w:r>
           </w:p>
         </w:tc>
@@ -1208,7 +1208,7 @@
                 <w:i w:val="0"/>
                 <w:sz w:val="18"/>
               </w:rPr>
-              <w:t>6.420</w:t>
+              <w:t>6.433</w:t>
             </w:r>
           </w:p>
         </w:tc>
@@ -1228,7 +1228,7 @@
                 <w:i w:val="0"/>
                 <w:sz w:val="18"/>
               </w:rPr>
-              <w:t>10.433</w:t>
+              <w:t>10.483</w:t>
             </w:r>
           </w:p>
         </w:tc>
@@ -1248,7 +1248,7 @@
                 <w:i w:val="0"/>
                 <w:sz w:val="18"/>
               </w:rPr>
-              <w:t>+102,2%</w:t>
+              <w:t>+103,2%</w:t>
             </w:r>
           </w:p>
         </w:tc>
@@ -1330,7 +1330,7 @@
                 <w:i w:val="0"/>
                 <w:sz w:val="18"/>
               </w:rPr>
-              <w:t>4.903</w:t>
+              <w:t>4.904</w:t>
             </w:r>
           </w:p>
         </w:tc>
@@ -1350,7 +1350,7 @@
                 <w:i w:val="0"/>
                 <w:sz w:val="18"/>
               </w:rPr>
-              <w:t>5.593</w:t>
+              <w:t>5.602</w:t>
             </w:r>
           </w:p>
         </w:tc>
@@ -1370,7 +1370,7 @@
                 <w:i w:val="0"/>
                 <w:sz w:val="18"/>
               </w:rPr>
-              <w:t>7.668</w:t>
+              <w:t>7.710</w:t>
             </w:r>
           </w:p>
         </w:tc>
@@ -1390,7 +1390,7 @@
                 <w:i w:val="0"/>
                 <w:sz w:val="18"/>
               </w:rPr>
-              <w:t>12.506</w:t>
+              <w:t>12.674</w:t>
             </w:r>
           </w:p>
         </w:tc>
@@ -1410,7 +1410,7 @@
                 <w:i w:val="0"/>
                 <w:sz w:val="18"/>
               </w:rPr>
-              <w:t>+175,2%</w:t>
+              <w:t>+178,9%</w:t>
             </w:r>
           </w:p>
         </w:tc>
@@ -1492,7 +1492,7 @@
                 <w:i w:val="0"/>
                 <w:sz w:val="18"/>
               </w:rPr>
-              <w:t>5.029</w:t>
+              <w:t>5.031</w:t>
             </w:r>
           </w:p>
         </w:tc>
@@ -1512,7 +1512,7 @@
                 <w:i w:val="0"/>
                 <w:sz w:val="18"/>
               </w:rPr>
-              <w:t>8.217</w:t>
+              <w:t>8.226</w:t>
             </w:r>
           </w:p>
         </w:tc>
@@ -1532,7 +1532,7 @@
                 <w:i w:val="0"/>
                 <w:sz w:val="18"/>
               </w:rPr>
-              <w:t>10.109</w:t>
+              <w:t>10.162</w:t>
             </w:r>
           </w:p>
         </w:tc>
@@ -1552,7 +1552,7 @@
                 <w:i w:val="0"/>
                 <w:sz w:val="18"/>
               </w:rPr>
-              <w:t>13.016</w:t>
+              <w:t>13.229</w:t>
             </w:r>
           </w:p>
         </w:tc>
@@ -1572,7 +1572,7 @@
                 <w:i w:val="0"/>
                 <w:sz w:val="18"/>
               </w:rPr>
-              <w:t>+192,1%</w:t>
+              <w:t>+196,9%</w:t>
             </w:r>
           </w:p>
         </w:tc>
@@ -1654,7 +1654,7 @@
                 <w:i w:val="0"/>
                 <w:sz w:val="18"/>
               </w:rPr>
-              <w:t>4.581</w:t>
+              <w:t>4.583</w:t>
             </w:r>
           </w:p>
         </w:tc>
@@ -1674,7 +1674,7 @@
                 <w:i w:val="0"/>
                 <w:sz w:val="18"/>
               </w:rPr>
-              <w:t>4.806</w:t>
+              <w:t>4.813</w:t>
             </w:r>
           </w:p>
         </w:tc>
@@ -1694,7 +1694,7 @@
                 <w:i w:val="0"/>
                 <w:sz w:val="18"/>
               </w:rPr>
-              <w:t>6.562</w:t>
+              <w:t>6.578</w:t>
             </w:r>
           </w:p>
         </w:tc>
@@ -1714,7 +1714,7 @@
                 <w:i w:val="0"/>
                 <w:sz w:val="18"/>
               </w:rPr>
-              <w:t>10.639</w:t>
+              <w:t>10.703</w:t>
             </w:r>
           </w:p>
         </w:tc>
@@ -1734,7 +1734,7 @@
                 <w:i w:val="0"/>
                 <w:sz w:val="18"/>
               </w:rPr>
-              <w:t>+148,3%</w:t>
+              <w:t>+149,8%</w:t>
             </w:r>
           </w:p>
         </w:tc>
@@ -1816,7 +1816,7 @@
                 <w:i w:val="0"/>
                 <w:sz w:val="18"/>
               </w:rPr>
-              <w:t>4.541</w:t>
+              <w:t>4.543</w:t>
             </w:r>
           </w:p>
         </w:tc>
@@ -1836,7 +1836,7 @@
                 <w:i w:val="0"/>
                 <w:sz w:val="18"/>
               </w:rPr>
-              <w:t>4.832</w:t>
+              <w:t>4.839</w:t>
             </w:r>
           </w:p>
         </w:tc>
@@ -1856,7 +1856,7 @@
                 <w:i w:val="0"/>
                 <w:sz w:val="18"/>
               </w:rPr>
-              <w:t>6.592</w:t>
+              <w:t>6.635</w:t>
             </w:r>
           </w:p>
         </w:tc>
@@ -1876,7 +1876,7 @@
                 <w:i w:val="0"/>
                 <w:sz w:val="18"/>
               </w:rPr>
-              <w:t>10.674</w:t>
+              <w:t>10.846</w:t>
             </w:r>
           </w:p>
         </w:tc>
@@ -1896,7 +1896,7 @@
                 <w:i w:val="0"/>
                 <w:sz w:val="18"/>
               </w:rPr>
-              <w:t>+151,7%</w:t>
+              <w:t>+155,8%</w:t>
             </w:r>
           </w:p>
         </w:tc>
@@ -2140,7 +2140,7 @@
                 <w:i w:val="0"/>
                 <w:sz w:val="18"/>
               </w:rPr>
-              <w:t>990</w:t>
+              <w:t>992</w:t>
             </w:r>
           </w:p>
         </w:tc>
@@ -2160,7 +2160,7 @@
                 <w:i w:val="0"/>
                 <w:sz w:val="18"/>
               </w:rPr>
-              <w:t>1.175</w:t>
+              <w:t>1.188</w:t>
             </w:r>
           </w:p>
         </w:tc>
@@ -2180,7 +2180,7 @@
                 <w:i w:val="0"/>
                 <w:sz w:val="18"/>
               </w:rPr>
-              <w:t>2.170</w:t>
+              <w:t>2.254</w:t>
             </w:r>
           </w:p>
         </w:tc>
@@ -2200,7 +2200,7 @@
                 <w:i w:val="0"/>
                 <w:sz w:val="18"/>
               </w:rPr>
-              <w:t>5.245</w:t>
+              <w:t>5.584</w:t>
             </w:r>
           </w:p>
         </w:tc>
@@ -2220,7 +2220,7 @@
                 <w:i w:val="0"/>
                 <w:sz w:val="18"/>
               </w:rPr>
-              <w:t>+481,4%</w:t>
+              <w:t>+519,0%</w:t>
             </w:r>
           </w:p>
         </w:tc>
@@ -2302,7 +2302,7 @@
                 <w:i w:val="0"/>
                 <w:sz w:val="18"/>
               </w:rPr>
-              <w:t>915</w:t>
+              <w:t>916</w:t>
             </w:r>
           </w:p>
         </w:tc>
@@ -2322,7 +2322,7 @@
                 <w:i w:val="0"/>
                 <w:sz w:val="18"/>
               </w:rPr>
-              <w:t>939</w:t>
+              <w:t>942</w:t>
             </w:r>
           </w:p>
         </w:tc>
@@ -2342,7 +2342,7 @@
                 <w:i w:val="0"/>
                 <w:sz w:val="18"/>
               </w:rPr>
-              <w:t>1.844</w:t>
+              <w:t>1.869</w:t>
             </w:r>
           </w:p>
         </w:tc>
@@ -2362,7 +2362,7 @@
                 <w:i w:val="0"/>
                 <w:sz w:val="18"/>
               </w:rPr>
-              <w:t>4.704</w:t>
+              <w:t>4.805</w:t>
             </w:r>
           </w:p>
         </w:tc>
@@ -2382,7 +2382,7 @@
                 <w:i w:val="0"/>
                 <w:sz w:val="18"/>
               </w:rPr>
-              <w:t>+455,4%</w:t>
+              <w:t>+467,3%</w:t>
             </w:r>
           </w:p>
         </w:tc>
@@ -2464,7 +2464,7 @@
                 <w:i w:val="0"/>
                 <w:sz w:val="18"/>
               </w:rPr>
-              <w:t>847</w:t>
+              <w:t>849</w:t>
             </w:r>
           </w:p>
         </w:tc>
@@ -2484,7 +2484,7 @@
                 <w:i w:val="0"/>
                 <w:sz w:val="18"/>
               </w:rPr>
-              <w:t>1.070</w:t>
+              <w:t>1.082</w:t>
             </w:r>
           </w:p>
         </w:tc>
@@ -2504,7 +2504,7 @@
                 <w:i w:val="0"/>
                 <w:sz w:val="18"/>
               </w:rPr>
-              <w:t>2.062</w:t>
+              <w:t>2.135</w:t>
             </w:r>
           </w:p>
         </w:tc>
@@ -2524,7 +2524,7 @@
                 <w:i w:val="0"/>
                 <w:sz w:val="18"/>
               </w:rPr>
-              <w:t>5.174</w:t>
+              <w:t>5.469</w:t>
             </w:r>
           </w:p>
         </w:tc>
@@ -2544,7 +2544,7 @@
                 <w:i w:val="0"/>
                 <w:sz w:val="18"/>
               </w:rPr>
-              <w:t>+577,3%</w:t>
+              <w:t>+615,9%</w:t>
             </w:r>
           </w:p>
         </w:tc>
@@ -2646,7 +2646,7 @@
                 <w:i w:val="0"/>
                 <w:sz w:val="18"/>
               </w:rPr>
-              <w:t>791</w:t>
+              <w:t>792</w:t>
             </w:r>
           </w:p>
         </w:tc>
@@ -2666,7 +2666,7 @@
                 <w:i w:val="0"/>
                 <w:sz w:val="18"/>
               </w:rPr>
-              <w:t>1.796</w:t>
+              <w:t>1.804</w:t>
             </w:r>
           </w:p>
         </w:tc>
@@ -2686,7 +2686,7 @@
                 <w:i w:val="0"/>
                 <w:sz w:val="18"/>
               </w:rPr>
-              <w:t>5.095</w:t>
+              <w:t>5.128</w:t>
             </w:r>
           </w:p>
         </w:tc>
@@ -2706,7 +2706,7 @@
                 <w:i w:val="0"/>
                 <w:sz w:val="18"/>
               </w:rPr>
-              <w:t>+580,8%</w:t>
+              <w:t>+585,3%</w:t>
             </w:r>
           </w:p>
         </w:tc>
@@ -2788,7 +2788,7 @@
                 <w:i w:val="0"/>
                 <w:sz w:val="18"/>
               </w:rPr>
-              <w:t>795</w:t>
+              <w:t>793</w:t>
             </w:r>
           </w:p>
         </w:tc>
@@ -2808,7 +2808,7 @@
                 <w:i w:val="0"/>
                 <w:sz w:val="18"/>
               </w:rPr>
-              <w:t>864</w:t>
+              <w:t>854</w:t>
             </w:r>
           </w:p>
         </w:tc>
@@ -2828,7 +2828,7 @@
                 <w:i w:val="0"/>
                 <w:sz w:val="18"/>
               </w:rPr>
-              <w:t>1.792</w:t>
+              <w:t>1.727</w:t>
             </w:r>
           </w:p>
         </w:tc>
@@ -2848,7 +2848,7 @@
                 <w:i w:val="0"/>
                 <w:sz w:val="18"/>
               </w:rPr>
-              <w:t>4.770</w:t>
+              <w:t>4.510</w:t>
             </w:r>
           </w:p>
         </w:tc>
@@ -2868,7 +2868,7 @@
                 <w:i w:val="0"/>
                 <w:sz w:val="18"/>
               </w:rPr>
-              <w:t>+554,2%</w:t>
+              <w:t>+518,6%</w:t>
             </w:r>
           </w:p>
         </w:tc>
@@ -2970,7 +2970,7 @@
                 <w:i w:val="0"/>
                 <w:sz w:val="18"/>
               </w:rPr>
-              <w:t>761</w:t>
+              <w:t>759</w:t>
             </w:r>
           </w:p>
         </w:tc>
@@ -2990,7 +2990,7 @@
                 <w:i w:val="0"/>
                 <w:sz w:val="18"/>
               </w:rPr>
-              <w:t>1.692</w:t>
+              <w:t>1.681</w:t>
             </w:r>
           </w:p>
         </w:tc>
@@ -3010,7 +3010,7 @@
                 <w:i w:val="0"/>
                 <w:sz w:val="18"/>
               </w:rPr>
-              <w:t>4.734</w:t>
+              <w:t>4.690</w:t>
             </w:r>
           </w:p>
         </w:tc>
@@ -3030,7 +3030,7 @@
                 <w:i w:val="0"/>
                 <w:sz w:val="18"/>
               </w:rPr>
-              <w:t>+648,3%</w:t>
+              <w:t>+641,4%</w:t>
             </w:r>
           </w:p>
         </w:tc>
@@ -3112,7 +3112,7 @@
                 <w:i w:val="0"/>
                 <w:sz w:val="18"/>
               </w:rPr>
-              <w:t>733</w:t>
+              <w:t>735</w:t>
             </w:r>
           </w:p>
         </w:tc>
@@ -3132,7 +3132,7 @@
                 <w:i w:val="0"/>
                 <w:sz w:val="18"/>
               </w:rPr>
-              <w:t>1.563</w:t>
+              <w:t>1.573</w:t>
             </w:r>
           </w:p>
         </w:tc>
@@ -3152,7 +3152,7 @@
                 <w:i w:val="0"/>
                 <w:sz w:val="18"/>
               </w:rPr>
-              <w:t>2.479</w:t>
+              <w:t>2.538</w:t>
             </w:r>
           </w:p>
         </w:tc>
@@ -3172,7 +3172,7 @@
                 <w:i w:val="0"/>
                 <w:sz w:val="18"/>
               </w:rPr>
-              <w:t>5.078</w:t>
+              <w:t>5.315</w:t>
             </w:r>
           </w:p>
         </w:tc>
@@ -3192,7 +3192,7 @@
                 <w:i w:val="0"/>
                 <w:sz w:val="18"/>
               </w:rPr>
-              <w:t>+737,6%</w:t>
+              <w:t>+776,7%</w:t>
             </w:r>
           </w:p>
         </w:tc>
@@ -3274,7 +3274,7 @@
                 <w:i w:val="0"/>
                 <w:sz w:val="18"/>
               </w:rPr>
-              <w:t>660</w:t>
+              <w:t>664</w:t>
             </w:r>
           </w:p>
         </w:tc>
@@ -3294,7 +3294,7 @@
                 <w:i w:val="0"/>
                 <w:sz w:val="18"/>
               </w:rPr>
-              <w:t>701</w:t>
+              <w:t>723</w:t>
             </w:r>
           </w:p>
         </w:tc>
@@ -3314,7 +3314,7 @@
                 <w:i w:val="0"/>
                 <w:sz w:val="18"/>
               </w:rPr>
-              <w:t>1.555</w:t>
+              <w:t>1.693</w:t>
             </w:r>
           </w:p>
         </w:tc>
@@ -3334,7 +3334,7 @@
                 <w:i w:val="0"/>
                 <w:sz w:val="18"/>
               </w:rPr>
-              <w:t>4.343</w:t>
+              <w:t>4.896</w:t>
             </w:r>
           </w:p>
         </w:tc>
@@ -3354,7 +3354,7 @@
                 <w:i w:val="0"/>
                 <w:sz w:val="18"/>
               </w:rPr>
-              <w:t>+618,3%</w:t>
+              <w:t>+709,8%</w:t>
             </w:r>
           </w:p>
         </w:tc>
@@ -3456,7 +3456,7 @@
                 <w:i w:val="0"/>
                 <w:sz w:val="18"/>
               </w:rPr>
-              <w:t>721</w:t>
+              <w:t>722</w:t>
             </w:r>
           </w:p>
         </w:tc>
@@ -3476,7 +3476,7 @@
                 <w:i w:val="0"/>
                 <w:sz w:val="18"/>
               </w:rPr>
-              <w:t>1.625</w:t>
+              <w:t>1.634</w:t>
             </w:r>
           </w:p>
         </w:tc>
@@ -3496,7 +3496,7 @@
                 <w:i w:val="0"/>
                 <w:sz w:val="18"/>
               </w:rPr>
-              <w:t>4.586</w:t>
+              <w:t>4.624</w:t>
             </w:r>
           </w:p>
         </w:tc>
@@ -3516,7 +3516,7 @@
                 <w:i w:val="0"/>
                 <w:sz w:val="18"/>
               </w:rPr>
-              <w:t>+703,9%</w:t>
+              <w:t>+710,7%</w:t>
             </w:r>
           </w:p>
         </w:tc>
@@ -3598,7 +3598,7 @@
                 <w:i w:val="0"/>
                 <w:sz w:val="18"/>
               </w:rPr>
-              <w:t>550</w:t>
+              <w:t>549</w:t>
             </w:r>
           </w:p>
         </w:tc>
@@ -3618,7 +3618,7 @@
                 <w:i w:val="0"/>
                 <w:sz w:val="18"/>
               </w:rPr>
-              <w:t>632</w:t>
+              <w:t>625</w:t>
             </w:r>
           </w:p>
         </w:tc>
@@ -3638,7 +3638,7 @@
                 <w:i w:val="0"/>
                 <w:sz w:val="18"/>
               </w:rPr>
-              <w:t>1.572</w:t>
+              <w:t>1.530</w:t>
             </w:r>
           </w:p>
         </w:tc>
@@ -3658,7 +3658,7 @@
                 <w:i w:val="0"/>
                 <w:sz w:val="18"/>
               </w:rPr>
-              <w:t>4.707</w:t>
+              <w:t>4.541</w:t>
             </w:r>
           </w:p>
         </w:tc>
@@ -3678,7 +3678,7 @@
                 <w:i w:val="0"/>
                 <w:sz w:val="18"/>
               </w:rPr>
-              <w:t>+849,8%</w:t>
+              <w:t>+816,4%</w:t>
             </w:r>
           </w:p>
         </w:tc>
@@ -3777,7 +3777,7 @@
                 <w:i w:val="0"/>
                 <w:sz w:val="18"/>
               </w:rPr>
-              <w:t>13,0</w:t>
+              <w:t>13,2</w:t>
             </w:r>
           </w:p>
         </w:tc>
@@ -3801,7 +3801,7 @@
                 <w:i w:val="0"/>
                 <w:sz w:val="18"/>
               </w:rPr>
-              <w:t>6,5</w:t>
+              <w:t>6,6</w:t>
             </w:r>
           </w:p>
         </w:tc>
@@ -3825,7 +3825,7 @@
                 <w:i w:val="0"/>
                 <w:sz w:val="18"/>
               </w:rPr>
-              <w:t>3,0</w:t>
+              <w:t>2,9</w:t>
             </w:r>
           </w:p>
         </w:tc>
@@ -3849,7 +3849,7 @@
                 <w:i w:val="0"/>
                 <w:sz w:val="18"/>
               </w:rPr>
-              <w:t>−76,9%</w:t>
+              <w:t>−77,5%</w:t>
             </w:r>
           </w:p>
         </w:tc>
@@ -3948,7 +3948,7 @@
                 <w:i w:val="0"/>
                 <w:sz w:val="18"/>
               </w:rPr>
-              <w:t>0,228</w:t>
+              <w:t>0,227</w:t>
             </w:r>
           </w:p>
         </w:tc>
@@ -3972,7 +3972,7 @@
                 <w:i w:val="0"/>
                 <w:sz w:val="18"/>
               </w:rPr>
-              <w:t>0,183</w:t>
+              <w:t>0,182</w:t>
             </w:r>
           </w:p>
         </w:tc>
@@ -3996,7 +3996,7 @@
                 <w:i w:val="0"/>
                 <w:sz w:val="18"/>
               </w:rPr>
-              <w:t>0,120</w:t>
+              <w:t>0,130</w:t>
             </w:r>
           </w:p>
         </w:tc>
@@ -4020,7 +4020,7 @@
                 <w:i w:val="0"/>
                 <w:sz w:val="18"/>
               </w:rPr>
-              <w:t>−47,9%</w:t>
+              <w:t>−43,6%</w:t>
             </w:r>
           </w:p>
         </w:tc>

--- a/data/auditoria-pr-validacao/tabelas-artigo/tabela-unica-dispersao-percapita-pr.docx
+++ b/data/auditoria-pr-validacao/tabelas-artigo/tabela-unica-dispersao-percapita-pr.docx
@@ -378,7 +378,7 @@
                 <w:i w:val="0"/>
                 <w:sz w:val="18"/>
               </w:rPr>
-              <w:t>7.546</w:t>
+              <w:t>7.545</w:t>
             </w:r>
           </w:p>
         </w:tc>
@@ -398,7 +398,7 @@
                 <w:i w:val="0"/>
                 <w:sz w:val="18"/>
               </w:rPr>
-              <w:t>9.570</w:t>
+              <w:t>9.560</w:t>
             </w:r>
           </w:p>
         </w:tc>
@@ -418,7 +418,7 @@
                 <w:i w:val="0"/>
                 <w:sz w:val="18"/>
               </w:rPr>
-              <w:t>13.274</w:t>
+              <w:t>13.235</w:t>
             </w:r>
           </w:p>
         </w:tc>
@@ -438,7 +438,7 @@
                 <w:i w:val="0"/>
                 <w:sz w:val="18"/>
               </w:rPr>
-              <w:t>+105,2%</w:t>
+              <w:t>+104,6%</w:t>
             </w:r>
           </w:p>
         </w:tc>
@@ -540,7 +540,7 @@
                 <w:i w:val="0"/>
                 <w:sz w:val="18"/>
               </w:rPr>
-              <w:t>7.967</w:t>
+              <w:t>7.966</w:t>
             </w:r>
           </w:p>
         </w:tc>
@@ -560,7 +560,7 @@
                 <w:i w:val="0"/>
                 <w:sz w:val="18"/>
               </w:rPr>
-              <w:t>9.928</w:t>
+              <w:t>9.921</w:t>
             </w:r>
           </w:p>
         </w:tc>
@@ -580,7 +580,7 @@
                 <w:i w:val="0"/>
                 <w:sz w:val="18"/>
               </w:rPr>
-              <w:t>13.213</w:t>
+              <w:t>13.184</w:t>
             </w:r>
           </w:p>
         </w:tc>
@@ -600,7 +600,7 @@
                 <w:i w:val="0"/>
                 <w:sz w:val="18"/>
               </w:rPr>
-              <w:t>+108,0%</w:t>
+              <w:t>+107,5%</w:t>
             </w:r>
           </w:p>
         </w:tc>
@@ -702,7 +702,7 @@
                 <w:i w:val="0"/>
                 <w:sz w:val="18"/>
               </w:rPr>
-              <w:t>7.434</w:t>
+              <w:t>7.433</w:t>
             </w:r>
           </w:p>
         </w:tc>
@@ -722,7 +722,7 @@
                 <w:i w:val="0"/>
                 <w:sz w:val="18"/>
               </w:rPr>
-              <w:t>9.410</w:t>
+              <w:t>9.406</w:t>
             </w:r>
           </w:p>
         </w:tc>
@@ -742,7 +742,7 @@
                 <w:i w:val="0"/>
                 <w:sz w:val="18"/>
               </w:rPr>
-              <w:t>13.032</w:t>
+              <w:t>13.016</w:t>
             </w:r>
           </w:p>
         </w:tc>
@@ -762,7 +762,7 @@
                 <w:i w:val="0"/>
                 <w:sz w:val="18"/>
               </w:rPr>
-              <w:t>+107,0%</w:t>
+              <w:t>+106,8%</w:t>
             </w:r>
           </w:p>
         </w:tc>
@@ -864,7 +864,7 @@
                 <w:i w:val="0"/>
                 <w:sz w:val="18"/>
               </w:rPr>
-              <w:t>5.341</w:t>
+              <w:t>5.340</w:t>
             </w:r>
           </w:p>
         </w:tc>
@@ -884,7 +884,7 @@
                 <w:i w:val="0"/>
                 <w:sz w:val="18"/>
               </w:rPr>
-              <w:t>7.296</w:t>
+              <w:t>7.295</w:t>
             </w:r>
           </w:p>
         </w:tc>
@@ -904,7 +904,7 @@
                 <w:i w:val="0"/>
                 <w:sz w:val="18"/>
               </w:rPr>
-              <w:t>11.866</w:t>
+              <w:t>11.861</w:t>
             </w:r>
           </w:p>
         </w:tc>
@@ -924,7 +924,7 @@
                 <w:i w:val="0"/>
                 <w:sz w:val="18"/>
               </w:rPr>
-              <w:t>+112,1%</w:t>
+              <w:t>+112,0%</w:t>
             </w:r>
           </w:p>
         </w:tc>
@@ -1026,7 +1026,7 @@
                 <w:i w:val="0"/>
                 <w:sz w:val="18"/>
               </w:rPr>
-              <w:t>6.501</w:t>
+              <w:t>6.500</w:t>
             </w:r>
           </w:p>
         </w:tc>
@@ -1046,7 +1046,7 @@
                 <w:i w:val="0"/>
                 <w:sz w:val="18"/>
               </w:rPr>
-              <w:t>8.591</w:t>
+              <w:t>8.584</w:t>
             </w:r>
           </w:p>
         </w:tc>
@@ -1066,7 +1066,7 @@
                 <w:i w:val="0"/>
                 <w:sz w:val="18"/>
               </w:rPr>
-              <w:t>13.060</w:t>
+              <w:t>13.033</w:t>
             </w:r>
           </w:p>
         </w:tc>
@@ -1086,7 +1086,7 @@
                 <w:i w:val="0"/>
                 <w:sz w:val="18"/>
               </w:rPr>
-              <w:t>+134,0%</w:t>
+              <w:t>+133,5%</w:t>
             </w:r>
           </w:p>
         </w:tc>
@@ -1208,7 +1208,7 @@
                 <w:i w:val="0"/>
                 <w:sz w:val="18"/>
               </w:rPr>
-              <w:t>6.433</w:t>
+              <w:t>6.424</w:t>
             </w:r>
           </w:p>
         </w:tc>
@@ -1228,7 +1228,7 @@
                 <w:i w:val="0"/>
                 <w:sz w:val="18"/>
               </w:rPr>
-              <w:t>10.483</w:t>
+              <w:t>10.449</w:t>
             </w:r>
           </w:p>
         </w:tc>
@@ -1248,7 +1248,7 @@
                 <w:i w:val="0"/>
                 <w:sz w:val="18"/>
               </w:rPr>
-              <w:t>+103,2%</w:t>
+              <w:t>+102,5%</w:t>
             </w:r>
           </w:p>
         </w:tc>
@@ -1350,7 +1350,7 @@
                 <w:i w:val="0"/>
                 <w:sz w:val="18"/>
               </w:rPr>
-              <w:t>5.602</w:t>
+              <w:t>5.601</w:t>
             </w:r>
           </w:p>
         </w:tc>
@@ -1370,7 +1370,7 @@
                 <w:i w:val="0"/>
                 <w:sz w:val="18"/>
               </w:rPr>
-              <w:t>7.710</w:t>
+              <w:t>7.701</w:t>
             </w:r>
           </w:p>
         </w:tc>
@@ -1390,7 +1390,7 @@
                 <w:i w:val="0"/>
                 <w:sz w:val="18"/>
               </w:rPr>
-              <w:t>12.674</w:t>
+              <w:t>12.639</w:t>
             </w:r>
           </w:p>
         </w:tc>
@@ -1410,7 +1410,7 @@
                 <w:i w:val="0"/>
                 <w:sz w:val="18"/>
               </w:rPr>
-              <w:t>+178,9%</w:t>
+              <w:t>+178,2%</w:t>
             </w:r>
           </w:p>
         </w:tc>
@@ -1512,7 +1512,7 @@
                 <w:i w:val="0"/>
                 <w:sz w:val="18"/>
               </w:rPr>
-              <w:t>8.226</w:t>
+              <w:t>8.225</w:t>
             </w:r>
           </w:p>
         </w:tc>
@@ -1532,7 +1532,7 @@
                 <w:i w:val="0"/>
                 <w:sz w:val="18"/>
               </w:rPr>
-              <w:t>10.162</w:t>
+              <w:t>10.153</w:t>
             </w:r>
           </w:p>
         </w:tc>
@@ -1552,7 +1552,7 @@
                 <w:i w:val="0"/>
                 <w:sz w:val="18"/>
               </w:rPr>
-              <w:t>13.229</w:t>
+              <w:t>13.193</w:t>
             </w:r>
           </w:p>
         </w:tc>
@@ -1572,7 +1572,7 @@
                 <w:i w:val="0"/>
                 <w:sz w:val="18"/>
               </w:rPr>
-              <w:t>+196,9%</w:t>
+              <w:t>+196,1%</w:t>
             </w:r>
           </w:p>
         </w:tc>
@@ -1694,7 +1694,7 @@
                 <w:i w:val="0"/>
                 <w:sz w:val="18"/>
               </w:rPr>
-              <w:t>6.578</w:t>
+              <w:t>6.562</w:t>
             </w:r>
           </w:p>
         </w:tc>
@@ -1714,7 +1714,7 @@
                 <w:i w:val="0"/>
                 <w:sz w:val="18"/>
               </w:rPr>
-              <w:t>10.703</w:t>
+              <w:t>10.639</w:t>
             </w:r>
           </w:p>
         </w:tc>
@@ -1734,7 +1734,7 @@
                 <w:i w:val="0"/>
                 <w:sz w:val="18"/>
               </w:rPr>
-              <w:t>+149,8%</w:t>
+              <w:t>+148,3%</w:t>
             </w:r>
           </w:p>
         </w:tc>
@@ -1856,7 +1856,7 @@
                 <w:i w:val="0"/>
                 <w:sz w:val="18"/>
               </w:rPr>
-              <w:t>6.635</w:t>
+              <w:t>6.625</w:t>
             </w:r>
           </w:p>
         </w:tc>
@@ -1876,7 +1876,7 @@
                 <w:i w:val="0"/>
                 <w:sz w:val="18"/>
               </w:rPr>
-              <w:t>10.846</w:t>
+              <w:t>10.809</w:t>
             </w:r>
           </w:p>
         </w:tc>
@@ -1896,7 +1896,7 @@
                 <w:i w:val="0"/>
                 <w:sz w:val="18"/>
               </w:rPr>
-              <w:t>+155,8%</w:t>
+              <w:t>+154,9%</w:t>
             </w:r>
           </w:p>
         </w:tc>
@@ -2160,7 +2160,7 @@
                 <w:i w:val="0"/>
                 <w:sz w:val="18"/>
               </w:rPr>
-              <w:t>1.188</w:t>
+              <w:t>1.186</w:t>
             </w:r>
           </w:p>
         </w:tc>
@@ -2180,7 +2180,7 @@
                 <w:i w:val="0"/>
                 <w:sz w:val="18"/>
               </w:rPr>
-              <w:t>2.254</w:t>
+              <w:t>2.242</w:t>
             </w:r>
           </w:p>
         </w:tc>
@@ -2200,7 +2200,7 @@
                 <w:i w:val="0"/>
                 <w:sz w:val="18"/>
               </w:rPr>
-              <w:t>5.584</w:t>
+              <w:t>5.533</w:t>
             </w:r>
           </w:p>
         </w:tc>
@@ -2220,7 +2220,7 @@
                 <w:i w:val="0"/>
                 <w:sz w:val="18"/>
               </w:rPr>
-              <w:t>+519,0%</w:t>
+              <w:t>+513,4%</w:t>
             </w:r>
           </w:p>
         </w:tc>
@@ -2322,7 +2322,7 @@
                 <w:i w:val="0"/>
                 <w:sz w:val="18"/>
               </w:rPr>
-              <w:t>942</w:t>
+              <w:t>943</w:t>
             </w:r>
           </w:p>
         </w:tc>
@@ -2342,7 +2342,7 @@
                 <w:i w:val="0"/>
                 <w:sz w:val="18"/>
               </w:rPr>
-              <w:t>1.869</w:t>
+              <w:t>1.871</w:t>
             </w:r>
           </w:p>
         </w:tc>
@@ -2362,7 +2362,7 @@
                 <w:i w:val="0"/>
                 <w:sz w:val="18"/>
               </w:rPr>
-              <w:t>4.805</w:t>
+              <w:t>4.814</w:t>
             </w:r>
           </w:p>
         </w:tc>
@@ -2382,7 +2382,7 @@
                 <w:i w:val="0"/>
                 <w:sz w:val="18"/>
               </w:rPr>
-              <w:t>+467,3%</w:t>
+              <w:t>+468,4%</w:t>
             </w:r>
           </w:p>
         </w:tc>
@@ -2464,7 +2464,7 @@
                 <w:i w:val="0"/>
                 <w:sz w:val="18"/>
               </w:rPr>
-              <w:t>849</w:t>
+              <w:t>850</w:t>
             </w:r>
           </w:p>
         </w:tc>
@@ -2484,7 +2484,7 @@
                 <w:i w:val="0"/>
                 <w:sz w:val="18"/>
               </w:rPr>
-              <w:t>1.082</w:t>
+              <w:t>1.089</w:t>
             </w:r>
           </w:p>
         </w:tc>
@@ -2504,7 +2504,7 @@
                 <w:i w:val="0"/>
                 <w:sz w:val="18"/>
               </w:rPr>
-              <w:t>2.135</w:t>
+              <w:t>2.180</w:t>
             </w:r>
           </w:p>
         </w:tc>
@@ -2524,7 +2524,7 @@
                 <w:i w:val="0"/>
                 <w:sz w:val="18"/>
               </w:rPr>
-              <w:t>5.469</w:t>
+              <w:t>5.646</w:t>
             </w:r>
           </w:p>
         </w:tc>
@@ -2544,7 +2544,7 @@
                 <w:i w:val="0"/>
                 <w:sz w:val="18"/>
               </w:rPr>
-              <w:t>+615,9%</w:t>
+              <w:t>+639,0%</w:t>
             </w:r>
           </w:p>
         </w:tc>
@@ -2646,7 +2646,7 @@
                 <w:i w:val="0"/>
                 <w:sz w:val="18"/>
               </w:rPr>
-              <w:t>792</w:t>
+              <w:t>791</w:t>
             </w:r>
           </w:p>
         </w:tc>
@@ -2666,7 +2666,7 @@
                 <w:i w:val="0"/>
                 <w:sz w:val="18"/>
               </w:rPr>
-              <w:t>1.804</w:t>
+              <w:t>1.799</w:t>
             </w:r>
           </w:p>
         </w:tc>
@@ -2686,7 +2686,7 @@
                 <w:i w:val="0"/>
                 <w:sz w:val="18"/>
               </w:rPr>
-              <w:t>5.128</w:t>
+              <w:t>5.105</w:t>
             </w:r>
           </w:p>
         </w:tc>
@@ -2706,7 +2706,7 @@
                 <w:i w:val="0"/>
                 <w:sz w:val="18"/>
               </w:rPr>
-              <w:t>+585,3%</w:t>
+              <w:t>+582,3%</w:t>
             </w:r>
           </w:p>
         </w:tc>
@@ -2788,7 +2788,7 @@
                 <w:i w:val="0"/>
                 <w:sz w:val="18"/>
               </w:rPr>
-              <w:t>793</w:t>
+              <w:t>794</w:t>
             </w:r>
           </w:p>
         </w:tc>
@@ -2808,7 +2808,7 @@
                 <w:i w:val="0"/>
                 <w:sz w:val="18"/>
               </w:rPr>
-              <w:t>854</w:t>
+              <w:t>855</w:t>
             </w:r>
           </w:p>
         </w:tc>
@@ -2828,7 +2828,7 @@
                 <w:i w:val="0"/>
                 <w:sz w:val="18"/>
               </w:rPr>
-              <w:t>1.727</w:t>
+              <w:t>1.734</w:t>
             </w:r>
           </w:p>
         </w:tc>
@@ -2848,7 +2848,7 @@
                 <w:i w:val="0"/>
                 <w:sz w:val="18"/>
               </w:rPr>
-              <w:t>4.510</w:t>
+              <w:t>4.539</w:t>
             </w:r>
           </w:p>
         </w:tc>
@@ -2868,7 +2868,7 @@
                 <w:i w:val="0"/>
                 <w:sz w:val="18"/>
               </w:rPr>
-              <w:t>+518,6%</w:t>
+              <w:t>+522,5%</w:t>
             </w:r>
           </w:p>
         </w:tc>
@@ -2970,7 +2970,7 @@
                 <w:i w:val="0"/>
                 <w:sz w:val="18"/>
               </w:rPr>
-              <w:t>759</w:t>
+              <w:t>761</w:t>
             </w:r>
           </w:p>
         </w:tc>
@@ -2990,7 +2990,7 @@
                 <w:i w:val="0"/>
                 <w:sz w:val="18"/>
               </w:rPr>
-              <w:t>1.681</w:t>
+              <w:t>1.697</w:t>
             </w:r>
           </w:p>
         </w:tc>
@@ -3010,7 +3010,7 @@
                 <w:i w:val="0"/>
                 <w:sz w:val="18"/>
               </w:rPr>
-              <w:t>4.690</w:t>
+              <w:t>4.752</w:t>
             </w:r>
           </w:p>
         </w:tc>
@@ -3030,7 +3030,7 @@
                 <w:i w:val="0"/>
                 <w:sz w:val="18"/>
               </w:rPr>
-              <w:t>+641,4%</w:t>
+              <w:t>+651,2%</w:t>
             </w:r>
           </w:p>
         </w:tc>
@@ -3132,7 +3132,7 @@
                 <w:i w:val="0"/>
                 <w:sz w:val="18"/>
               </w:rPr>
-              <w:t>1.573</w:t>
+              <w:t>1.575</w:t>
             </w:r>
           </w:p>
         </w:tc>
@@ -3152,7 +3152,7 @@
                 <w:i w:val="0"/>
                 <w:sz w:val="18"/>
               </w:rPr>
-              <w:t>2.538</w:t>
+              <w:t>2.553</w:t>
             </w:r>
           </w:p>
         </w:tc>
@@ -3172,7 +3172,7 @@
                 <w:i w:val="0"/>
                 <w:sz w:val="18"/>
               </w:rPr>
-              <w:t>5.315</w:t>
+              <w:t>5.374</w:t>
             </w:r>
           </w:p>
         </w:tc>
@@ -3192,7 +3192,7 @@
                 <w:i w:val="0"/>
                 <w:sz w:val="18"/>
               </w:rPr>
-              <w:t>+776,7%</w:t>
+              <w:t>+786,5%</w:t>
             </w:r>
           </w:p>
         </w:tc>
@@ -3294,7 +3294,7 @@
                 <w:i w:val="0"/>
                 <w:sz w:val="18"/>
               </w:rPr>
-              <w:t>723</w:t>
+              <w:t>722</w:t>
             </w:r>
           </w:p>
         </w:tc>
@@ -3314,7 +3314,7 @@
                 <w:i w:val="0"/>
                 <w:sz w:val="18"/>
               </w:rPr>
-              <w:t>1.693</w:t>
+              <w:t>1.691</w:t>
             </w:r>
           </w:p>
         </w:tc>
@@ -3334,7 +3334,7 @@
                 <w:i w:val="0"/>
                 <w:sz w:val="18"/>
               </w:rPr>
-              <w:t>4.896</w:t>
+              <w:t>4.886</w:t>
             </w:r>
           </w:p>
         </w:tc>
@@ -3354,7 +3354,7 @@
                 <w:i w:val="0"/>
                 <w:sz w:val="18"/>
               </w:rPr>
-              <w:t>+709,8%</w:t>
+              <w:t>+708,2%</w:t>
             </w:r>
           </w:p>
         </w:tc>
@@ -3436,7 +3436,7 @@
                 <w:i w:val="0"/>
                 <w:sz w:val="18"/>
               </w:rPr>
-              <w:t>629</w:t>
+              <w:t>630</w:t>
             </w:r>
           </w:p>
         </w:tc>
@@ -3456,7 +3456,7 @@
                 <w:i w:val="0"/>
                 <w:sz w:val="18"/>
               </w:rPr>
-              <w:t>722</w:t>
+              <w:t>723</w:t>
             </w:r>
           </w:p>
         </w:tc>
@@ -3476,7 +3476,7 @@
                 <w:i w:val="0"/>
                 <w:sz w:val="18"/>
               </w:rPr>
-              <w:t>1.634</w:t>
+              <w:t>1.641</w:t>
             </w:r>
           </w:p>
         </w:tc>
@@ -3496,7 +3496,7 @@
                 <w:i w:val="0"/>
                 <w:sz w:val="18"/>
               </w:rPr>
-              <w:t>4.624</w:t>
+              <w:t>4.652</w:t>
             </w:r>
           </w:p>
         </w:tc>
@@ -3516,7 +3516,7 @@
                 <w:i w:val="0"/>
                 <w:sz w:val="18"/>
               </w:rPr>
-              <w:t>+710,7%</w:t>
+              <w:t>+715,5%</w:t>
             </w:r>
           </w:p>
         </w:tc>
@@ -3598,7 +3598,7 @@
                 <w:i w:val="0"/>
                 <w:sz w:val="18"/>
               </w:rPr>
-              <w:t>549</w:t>
+              <w:t>548</w:t>
             </w:r>
           </w:p>
         </w:tc>
@@ -3618,7 +3618,7 @@
                 <w:i w:val="0"/>
                 <w:sz w:val="18"/>
               </w:rPr>
-              <w:t>625</w:t>
+              <w:t>624</w:t>
             </w:r>
           </w:p>
         </w:tc>
@@ -3638,7 +3638,7 @@
                 <w:i w:val="0"/>
                 <w:sz w:val="18"/>
               </w:rPr>
-              <w:t>1.530</w:t>
+              <w:t>1.525</w:t>
             </w:r>
           </w:p>
         </w:tc>
@@ -3658,7 +3658,7 @@
                 <w:i w:val="0"/>
                 <w:sz w:val="18"/>
               </w:rPr>
-              <w:t>4.541</w:t>
+              <w:t>4.520</w:t>
             </w:r>
           </w:p>
         </w:tc>
@@ -3678,7 +3678,7 @@
                 <w:i w:val="0"/>
                 <w:sz w:val="18"/>
               </w:rPr>
-              <w:t>+816,4%</w:t>
+              <w:t>+812,1%</w:t>
             </w:r>
           </w:p>
         </w:tc>
@@ -3801,7 +3801,7 @@
                 <w:i w:val="0"/>
                 <w:sz w:val="18"/>
               </w:rPr>
-              <w:t>6,6</w:t>
+              <w:t>6,7</w:t>
             </w:r>
           </w:p>
         </w:tc>
@@ -3849,7 +3849,7 @@
                 <w:i w:val="0"/>
                 <w:sz w:val="18"/>
               </w:rPr>
-              <w:t>−77,5%</w:t>
+              <w:t>−77,6%</w:t>
             </w:r>
           </w:p>
         </w:tc>
@@ -3972,7 +3972,7 @@
                 <w:i w:val="0"/>
                 <w:sz w:val="18"/>
               </w:rPr>
-              <w:t>0,182</w:t>
+              <w:t>0,181</w:t>
             </w:r>
           </w:p>
         </w:tc>
@@ -3996,7 +3996,7 @@
                 <w:i w:val="0"/>
                 <w:sz w:val="18"/>
               </w:rPr>
-              <w:t>0,130</w:t>
+              <w:t>0,129</w:t>
             </w:r>
           </w:p>
         </w:tc>
@@ -4020,7 +4020,7 @@
                 <w:i w:val="0"/>
                 <w:sz w:val="18"/>
               </w:rPr>
-              <w:t>−43,6%</w:t>
+              <w:t>−44,1%</w:t>
             </w:r>
           </w:p>
         </w:tc>

--- a/data/auditoria-pr-validacao/tabelas-artigo/tabela-unica-dispersao-percapita-pr.docx
+++ b/data/auditoria-pr-validacao/tabelas-artigo/tabela-unica-dispersao-percapita-pr.docx
@@ -358,7 +358,7 @@
                 <w:i w:val="0"/>
                 <w:sz w:val="18"/>
               </w:rPr>
-              <w:t>6.929</w:t>
+              <w:t>6.927</w:t>
             </w:r>
           </w:p>
         </w:tc>
@@ -378,7 +378,7 @@
                 <w:i w:val="0"/>
                 <w:sz w:val="18"/>
               </w:rPr>
-              <w:t>7.545</w:t>
+              <w:t>7.512</w:t>
             </w:r>
           </w:p>
         </w:tc>
@@ -398,7 +398,7 @@
                 <w:i w:val="0"/>
                 <w:sz w:val="18"/>
               </w:rPr>
-              <w:t>9.560</w:t>
+              <w:t>9.613</w:t>
             </w:r>
           </w:p>
         </w:tc>
@@ -418,7 +418,7 @@
                 <w:i w:val="0"/>
                 <w:sz w:val="18"/>
               </w:rPr>
-              <w:t>13.235</w:t>
+              <w:t>13.597</w:t>
             </w:r>
           </w:p>
         </w:tc>
@@ -438,7 +438,7 @@
                 <w:i w:val="0"/>
                 <w:sz w:val="18"/>
               </w:rPr>
-              <w:t>+104,6%</w:t>
+              <w:t>+110,2%</w:t>
             </w:r>
           </w:p>
         </w:tc>
@@ -520,7 +520,7 @@
                 <w:i w:val="0"/>
                 <w:sz w:val="18"/>
               </w:rPr>
-              <w:t>6.851</w:t>
+              <w:t>6.844</w:t>
             </w:r>
           </w:p>
         </w:tc>
@@ -540,7 +540,7 @@
                 <w:i w:val="0"/>
                 <w:sz w:val="18"/>
               </w:rPr>
-              <w:t>7.966</w:t>
+              <w:t>7.866</w:t>
             </w:r>
           </w:p>
         </w:tc>
@@ -560,7 +560,7 @@
                 <w:i w:val="0"/>
                 <w:sz w:val="18"/>
               </w:rPr>
-              <w:t>9.921</w:t>
+              <w:t>9.907</w:t>
             </w:r>
           </w:p>
         </w:tc>
@@ -580,7 +580,7 @@
                 <w:i w:val="0"/>
                 <w:sz w:val="18"/>
               </w:rPr>
-              <w:t>13.184</w:t>
+              <w:t>13.523</w:t>
             </w:r>
           </w:p>
         </w:tc>
@@ -600,7 +600,7 @@
                 <w:i w:val="0"/>
                 <w:sz w:val="18"/>
               </w:rPr>
-              <w:t>+107,5%</w:t>
+              <w:t>+112,9%</w:t>
             </w:r>
           </w:p>
         </w:tc>
@@ -682,7 +682,7 @@
                 <w:i w:val="0"/>
                 <w:sz w:val="18"/>
               </w:rPr>
-              <w:t>6.752</w:t>
+              <w:t>6.749</w:t>
             </w:r>
           </w:p>
         </w:tc>
@@ -702,7 +702,7 @@
                 <w:i w:val="0"/>
                 <w:sz w:val="18"/>
               </w:rPr>
-              <w:t>7.433</w:t>
+              <w:t>7.390</w:t>
             </w:r>
           </w:p>
         </w:tc>
@@ -722,7 +722,7 @@
                 <w:i w:val="0"/>
                 <w:sz w:val="18"/>
               </w:rPr>
-              <w:t>9.406</w:t>
+              <w:t>9.433</w:t>
             </w:r>
           </w:p>
         </w:tc>
@@ -742,7 +742,7 @@
                 <w:i w:val="0"/>
                 <w:sz w:val="18"/>
               </w:rPr>
-              <w:t>13.016</w:t>
+              <w:t>13.314</w:t>
             </w:r>
           </w:p>
         </w:tc>
@@ -762,7 +762,7 @@
                 <w:i w:val="0"/>
                 <w:sz w:val="18"/>
               </w:rPr>
-              <w:t>+106,8%</w:t>
+              <w:t>+111,5%</w:t>
             </w:r>
           </w:p>
         </w:tc>
@@ -844,7 +844,7 @@
                 <w:i w:val="0"/>
                 <w:sz w:val="18"/>
               </w:rPr>
-              <w:t>5.902</w:t>
+              <w:t>5.914</w:t>
             </w:r>
           </w:p>
         </w:tc>
@@ -864,7 +864,7 @@
                 <w:i w:val="0"/>
                 <w:sz w:val="18"/>
               </w:rPr>
-              <w:t>5.340</w:t>
+              <w:t>5.469</w:t>
             </w:r>
           </w:p>
         </w:tc>
@@ -884,7 +884,7 @@
                 <w:i w:val="0"/>
                 <w:sz w:val="18"/>
               </w:rPr>
-              <w:t>7.295</w:t>
+              <w:t>7.509</w:t>
             </w:r>
           </w:p>
         </w:tc>
@@ -904,7 +904,7 @@
                 <w:i w:val="0"/>
                 <w:sz w:val="18"/>
               </w:rPr>
-              <w:t>11.861</w:t>
+              <w:t>12.318</w:t>
             </w:r>
           </w:p>
         </w:tc>
@@ -924,7 +924,7 @@
                 <w:i w:val="0"/>
                 <w:sz w:val="18"/>
               </w:rPr>
-              <w:t>+112,0%</w:t>
+              <w:t>+120,1%</w:t>
             </w:r>
           </w:p>
         </w:tc>
@@ -1026,7 +1026,7 @@
                 <w:i w:val="0"/>
                 <w:sz w:val="18"/>
               </w:rPr>
-              <w:t>6.500</w:t>
+              <w:t>6.481</w:t>
             </w:r>
           </w:p>
         </w:tc>
@@ -1046,7 +1046,7 @@
                 <w:i w:val="0"/>
                 <w:sz w:val="18"/>
               </w:rPr>
-              <w:t>8.584</w:t>
+              <w:t>8.638</w:t>
             </w:r>
           </w:p>
         </w:tc>
@@ -1066,7 +1066,7 @@
                 <w:i w:val="0"/>
                 <w:sz w:val="18"/>
               </w:rPr>
-              <w:t>13.033</w:t>
+              <w:t>13.352</w:t>
             </w:r>
           </w:p>
         </w:tc>
@@ -1086,7 +1086,7 @@
                 <w:i w:val="0"/>
                 <w:sz w:val="18"/>
               </w:rPr>
-              <w:t>+133,5%</w:t>
+              <w:t>+139,2%</w:t>
             </w:r>
           </w:p>
         </w:tc>
@@ -1168,7 +1168,7 @@
                 <w:i w:val="0"/>
                 <w:sz w:val="18"/>
               </w:rPr>
-              <w:t>5.423</w:t>
+              <w:t>5.437</w:t>
             </w:r>
           </w:p>
         </w:tc>
@@ -1188,7 +1188,7 @@
                 <w:i w:val="0"/>
                 <w:sz w:val="18"/>
               </w:rPr>
-              <w:t>4.702</w:t>
+              <w:t>4.849</w:t>
             </w:r>
           </w:p>
         </w:tc>
@@ -1208,7 +1208,7 @@
                 <w:i w:val="0"/>
                 <w:sz w:val="18"/>
               </w:rPr>
-              <w:t>6.424</w:t>
+              <w:t>6.660</w:t>
             </w:r>
           </w:p>
         </w:tc>
@@ -1228,7 +1228,7 @@
                 <w:i w:val="0"/>
                 <w:sz w:val="18"/>
               </w:rPr>
-              <w:t>10.449</w:t>
+              <w:t>10.931</w:t>
             </w:r>
           </w:p>
         </w:tc>
@@ -1248,7 +1248,7 @@
                 <w:i w:val="0"/>
                 <w:sz w:val="18"/>
               </w:rPr>
-              <w:t>+102,5%</w:t>
+              <w:t>+111,8%</w:t>
             </w:r>
           </w:p>
         </w:tc>
@@ -1330,7 +1330,7 @@
                 <w:i w:val="0"/>
                 <w:sz w:val="18"/>
               </w:rPr>
-              <w:t>4.904</w:t>
+              <w:t>4.901</w:t>
             </w:r>
           </w:p>
         </w:tc>
@@ -1350,7 +1350,7 @@
                 <w:i w:val="0"/>
                 <w:sz w:val="18"/>
               </w:rPr>
-              <w:t>5.601</w:t>
+              <w:t>5.550</w:t>
             </w:r>
           </w:p>
         </w:tc>
@@ -1370,7 +1370,7 @@
                 <w:i w:val="0"/>
                 <w:sz w:val="18"/>
               </w:rPr>
-              <w:t>7.701</w:t>
+              <w:t>7.678</w:t>
             </w:r>
           </w:p>
         </w:tc>
@@ -1390,7 +1390,7 @@
                 <w:i w:val="0"/>
                 <w:sz w:val="18"/>
               </w:rPr>
-              <w:t>12.639</w:t>
+              <w:t>12.731</w:t>
             </w:r>
           </w:p>
         </w:tc>
@@ -1410,7 +1410,7 @@
                 <w:i w:val="0"/>
                 <w:sz w:val="18"/>
               </w:rPr>
-              <w:t>+178,2%</w:t>
+              <w:t>+180,2%</w:t>
             </w:r>
           </w:p>
         </w:tc>
@@ -1492,7 +1492,7 @@
                 <w:i w:val="0"/>
                 <w:sz w:val="18"/>
               </w:rPr>
-              <w:t>5.031</w:t>
+              <w:t>5.001</w:t>
             </w:r>
           </w:p>
         </w:tc>
@@ -1512,7 +1512,7 @@
                 <w:i w:val="0"/>
                 <w:sz w:val="18"/>
               </w:rPr>
-              <w:t>8.225</w:t>
+              <w:t>7.845</w:t>
             </w:r>
           </w:p>
         </w:tc>
@@ -1532,7 +1532,7 @@
                 <w:i w:val="0"/>
                 <w:sz w:val="18"/>
               </w:rPr>
-              <w:t>10.153</w:t>
+              <w:t>9.886</w:t>
             </w:r>
           </w:p>
         </w:tc>
@@ -1552,7 +1552,7 @@
                 <w:i w:val="0"/>
                 <w:sz w:val="18"/>
               </w:rPr>
-              <w:t>13.193</w:t>
+              <w:t>13.509</w:t>
             </w:r>
           </w:p>
         </w:tc>
@@ -1572,7 +1572,7 @@
                 <w:i w:val="0"/>
                 <w:sz w:val="18"/>
               </w:rPr>
-              <w:t>+196,1%</w:t>
+              <w:t>+203,1%</w:t>
             </w:r>
           </w:p>
         </w:tc>
@@ -1654,7 +1654,7 @@
                 <w:i w:val="0"/>
                 <w:sz w:val="18"/>
               </w:rPr>
-              <w:t>4.583</w:t>
+              <w:t>4.584</w:t>
             </w:r>
           </w:p>
         </w:tc>
@@ -1674,7 +1674,7 @@
                 <w:i w:val="0"/>
                 <w:sz w:val="18"/>
               </w:rPr>
-              <w:t>4.813</w:t>
+              <w:t>4.822</w:t>
             </w:r>
           </w:p>
         </w:tc>
@@ -1694,7 +1694,7 @@
                 <w:i w:val="0"/>
                 <w:sz w:val="18"/>
               </w:rPr>
-              <w:t>6.562</w:t>
+              <w:t>6.600</w:t>
             </w:r>
           </w:p>
         </w:tc>
@@ -1714,7 +1714,7 @@
                 <w:i w:val="0"/>
                 <w:sz w:val="18"/>
               </w:rPr>
-              <w:t>10.639</w:t>
+              <w:t>10.778</w:t>
             </w:r>
           </w:p>
         </w:tc>
@@ -1734,7 +1734,7 @@
                 <w:i w:val="0"/>
                 <w:sz w:val="18"/>
               </w:rPr>
-              <w:t>+148,3%</w:t>
+              <w:t>+151,6%</w:t>
             </w:r>
           </w:p>
         </w:tc>
@@ -1856,7 +1856,7 @@
                 <w:i w:val="0"/>
                 <w:sz w:val="18"/>
               </w:rPr>
-              <w:t>6.625</w:t>
+              <w:t>6.659</w:t>
             </w:r>
           </w:p>
         </w:tc>
@@ -1876,7 +1876,7 @@
                 <w:i w:val="0"/>
                 <w:sz w:val="18"/>
               </w:rPr>
-              <w:t>10.809</w:t>
+              <w:t>10.957</w:t>
             </w:r>
           </w:p>
         </w:tc>
@@ -1896,7 +1896,7 @@
                 <w:i w:val="0"/>
                 <w:sz w:val="18"/>
               </w:rPr>
-              <w:t>+154,9%</w:t>
+              <w:t>+158,4%</w:t>
             </w:r>
           </w:p>
         </w:tc>
@@ -2140,7 +2140,7 @@
                 <w:i w:val="0"/>
                 <w:sz w:val="18"/>
               </w:rPr>
-              <w:t>992</w:t>
+              <w:t>994</w:t>
             </w:r>
           </w:p>
         </w:tc>
@@ -2160,7 +2160,7 @@
                 <w:i w:val="0"/>
                 <w:sz w:val="18"/>
               </w:rPr>
-              <w:t>1.186</w:t>
+              <w:t>1.197</w:t>
             </w:r>
           </w:p>
         </w:tc>
@@ -2180,7 +2180,7 @@
                 <w:i w:val="0"/>
                 <w:sz w:val="18"/>
               </w:rPr>
-              <w:t>2.242</w:t>
+              <w:t>2.331</w:t>
             </w:r>
           </w:p>
         </w:tc>
@@ -2200,7 +2200,7 @@
                 <w:i w:val="0"/>
                 <w:sz w:val="18"/>
               </w:rPr>
-              <w:t>5.533</w:t>
+              <w:t>5.904</w:t>
             </w:r>
           </w:p>
         </w:tc>
@@ -2220,7 +2220,7 @@
                 <w:i w:val="0"/>
                 <w:sz w:val="18"/>
               </w:rPr>
-              <w:t>+513,4%</w:t>
+              <w:t>+554,5%</w:t>
             </w:r>
           </w:p>
         </w:tc>
@@ -2302,7 +2302,7 @@
                 <w:i w:val="0"/>
                 <w:sz w:val="18"/>
               </w:rPr>
-              <w:t>916</w:t>
+              <w:t>920</w:t>
             </w:r>
           </w:p>
         </w:tc>
@@ -2322,7 +2322,7 @@
                 <w:i w:val="0"/>
                 <w:sz w:val="18"/>
               </w:rPr>
-              <w:t>943</w:t>
+              <w:t>972</w:t>
             </w:r>
           </w:p>
         </w:tc>
@@ -2342,7 +2342,7 @@
                 <w:i w:val="0"/>
                 <w:sz w:val="18"/>
               </w:rPr>
-              <w:t>1.871</w:t>
+              <w:t>1.970</w:t>
             </w:r>
           </w:p>
         </w:tc>
@@ -2362,7 +2362,7 @@
                 <w:i w:val="0"/>
                 <w:sz w:val="18"/>
               </w:rPr>
-              <w:t>4.814</w:t>
+              <w:t>5.152</w:t>
             </w:r>
           </w:p>
         </w:tc>
@@ -2382,7 +2382,7 @@
                 <w:i w:val="0"/>
                 <w:sz w:val="18"/>
               </w:rPr>
-              <w:t>+468,4%</w:t>
+              <w:t>+508,2%</w:t>
             </w:r>
           </w:p>
         </w:tc>
@@ -2464,7 +2464,7 @@
                 <w:i w:val="0"/>
                 <w:sz w:val="18"/>
               </w:rPr>
-              <w:t>850</w:t>
+              <w:t>852</w:t>
             </w:r>
           </w:p>
         </w:tc>
@@ -2484,7 +2484,7 @@
                 <w:i w:val="0"/>
                 <w:sz w:val="18"/>
               </w:rPr>
-              <w:t>1.089</w:t>
+              <w:t>1.094</w:t>
             </w:r>
           </w:p>
         </w:tc>
@@ -2504,7 +2504,7 @@
                 <w:i w:val="0"/>
                 <w:sz w:val="18"/>
               </w:rPr>
-              <w:t>2.180</w:t>
+              <w:t>2.265</w:t>
             </w:r>
           </w:p>
         </w:tc>
@@ -2524,7 +2524,7 @@
                 <w:i w:val="0"/>
                 <w:sz w:val="18"/>
               </w:rPr>
-              <w:t>5.646</w:t>
+              <w:t>6.022</w:t>
             </w:r>
           </w:p>
         </w:tc>
@@ -2544,7 +2544,7 @@
                 <w:i w:val="0"/>
                 <w:sz w:val="18"/>
               </w:rPr>
-              <w:t>+639,0%</w:t>
+              <w:t>+688,2%</w:t>
             </w:r>
           </w:p>
         </w:tc>
@@ -2626,7 +2626,7 @@
                 <w:i w:val="0"/>
                 <w:sz w:val="18"/>
               </w:rPr>
-              <w:t>809</w:t>
+              <w:t>814</w:t>
             </w:r>
           </w:p>
         </w:tc>
@@ -2646,7 +2646,7 @@
                 <w:i w:val="0"/>
                 <w:sz w:val="18"/>
               </w:rPr>
-              <w:t>791</w:t>
+              <w:t>829</w:t>
             </w:r>
           </w:p>
         </w:tc>
@@ -2666,7 +2666,7 @@
                 <w:i w:val="0"/>
                 <w:sz w:val="18"/>
               </w:rPr>
-              <w:t>1.799</w:t>
+              <w:t>1.909</w:t>
             </w:r>
           </w:p>
         </w:tc>
@@ -2686,7 +2686,7 @@
                 <w:i w:val="0"/>
                 <w:sz w:val="18"/>
               </w:rPr>
-              <w:t>5.105</w:t>
+              <w:t>5.461</w:t>
             </w:r>
           </w:p>
         </w:tc>
@@ -2706,7 +2706,7 @@
                 <w:i w:val="0"/>
                 <w:sz w:val="18"/>
               </w:rPr>
-              <w:t>+582,3%</w:t>
+              <w:t>+629,8%</w:t>
             </w:r>
           </w:p>
         </w:tc>
@@ -2788,7 +2788,7 @@
                 <w:i w:val="0"/>
                 <w:sz w:val="18"/>
               </w:rPr>
-              <w:t>794</w:t>
+              <w:t>797</w:t>
             </w:r>
           </w:p>
         </w:tc>
@@ -2808,7 +2808,7 @@
                 <w:i w:val="0"/>
                 <w:sz w:val="18"/>
               </w:rPr>
-              <w:t>855</w:t>
+              <w:t>879</w:t>
             </w:r>
           </w:p>
         </w:tc>
@@ -2828,7 +2828,7 @@
                 <w:i w:val="0"/>
                 <w:sz w:val="18"/>
               </w:rPr>
-              <w:t>1.734</w:t>
+              <w:t>1.828</w:t>
             </w:r>
           </w:p>
         </w:tc>
@@ -2848,7 +2848,7 @@
                 <w:i w:val="0"/>
                 <w:sz w:val="18"/>
               </w:rPr>
-              <w:t>4.539</w:t>
+              <w:t>4.878</w:t>
             </w:r>
           </w:p>
         </w:tc>
@@ -2868,7 +2868,7 @@
                 <w:i w:val="0"/>
                 <w:sz w:val="18"/>
               </w:rPr>
-              <w:t>+522,5%</w:t>
+              <w:t>+569,0%</w:t>
             </w:r>
           </w:p>
         </w:tc>
@@ -2950,7 +2950,7 @@
                 <w:i w:val="0"/>
                 <w:sz w:val="18"/>
               </w:rPr>
-              <w:t>693</w:t>
+              <w:t>697</w:t>
             </w:r>
           </w:p>
         </w:tc>
@@ -2970,7 +2970,7 @@
                 <w:i w:val="0"/>
                 <w:sz w:val="18"/>
               </w:rPr>
-              <w:t>761</w:t>
+              <w:t>785</w:t>
             </w:r>
           </w:p>
         </w:tc>
@@ -2990,7 +2990,7 @@
                 <w:i w:val="0"/>
                 <w:sz w:val="18"/>
               </w:rPr>
-              <w:t>1.697</w:t>
+              <w:t>1.791</w:t>
             </w:r>
           </w:p>
         </w:tc>
@@ -3010,7 +3010,7 @@
                 <w:i w:val="0"/>
                 <w:sz w:val="18"/>
               </w:rPr>
-              <w:t>4.752</w:t>
+              <w:t>5.094</w:t>
             </w:r>
           </w:p>
         </w:tc>
@@ -3030,7 +3030,7 @@
                 <w:i w:val="0"/>
                 <w:sz w:val="18"/>
               </w:rPr>
-              <w:t>+651,2%</w:t>
+              <w:t>+705,2%</w:t>
             </w:r>
           </w:p>
         </w:tc>
@@ -3112,7 +3112,7 @@
                 <w:i w:val="0"/>
                 <w:sz w:val="18"/>
               </w:rPr>
-              <w:t>735</w:t>
+              <w:t>730</w:t>
             </w:r>
           </w:p>
         </w:tc>
@@ -3132,7 +3132,7 @@
                 <w:i w:val="0"/>
                 <w:sz w:val="18"/>
               </w:rPr>
-              <w:t>1.575</w:t>
+              <w:t>1.497</w:t>
             </w:r>
           </w:p>
         </w:tc>
@@ -3152,7 +3152,7 @@
                 <w:i w:val="0"/>
                 <w:sz w:val="18"/>
               </w:rPr>
-              <w:t>2.553</w:t>
+              <w:t>2.559</w:t>
             </w:r>
           </w:p>
         </w:tc>
@@ -3172,7 +3172,7 @@
                 <w:i w:val="0"/>
                 <w:sz w:val="18"/>
               </w:rPr>
-              <w:t>5.374</w:t>
+              <w:t>5.723</w:t>
             </w:r>
           </w:p>
         </w:tc>
@@ -3192,7 +3192,7 @@
                 <w:i w:val="0"/>
                 <w:sz w:val="18"/>
               </w:rPr>
-              <w:t>+786,5%</w:t>
+              <w:t>+844,1%</w:t>
             </w:r>
           </w:p>
         </w:tc>
@@ -3274,7 +3274,7 @@
                 <w:i w:val="0"/>
                 <w:sz w:val="18"/>
               </w:rPr>
-              <w:t>664</w:t>
+              <w:t>667</w:t>
             </w:r>
           </w:p>
         </w:tc>
@@ -3294,7 +3294,7 @@
                 <w:i w:val="0"/>
                 <w:sz w:val="18"/>
               </w:rPr>
-              <w:t>722</w:t>
+              <w:t>747</w:t>
             </w:r>
           </w:p>
         </w:tc>
@@ -3314,7 +3314,7 @@
                 <w:i w:val="0"/>
                 <w:sz w:val="18"/>
               </w:rPr>
-              <w:t>1.691</w:t>
+              <w:t>1.783</w:t>
             </w:r>
           </w:p>
         </w:tc>
@@ -3334,7 +3334,7 @@
                 <w:i w:val="0"/>
                 <w:sz w:val="18"/>
               </w:rPr>
-              <w:t>4.886</w:t>
+              <w:t>5.212</w:t>
             </w:r>
           </w:p>
         </w:tc>
@@ -3354,7 +3354,7 @@
                 <w:i w:val="0"/>
                 <w:sz w:val="18"/>
               </w:rPr>
-              <w:t>+708,2%</w:t>
+              <w:t>+762,1%</w:t>
             </w:r>
           </w:p>
         </w:tc>
@@ -3436,7 +3436,7 @@
                 <w:i w:val="0"/>
                 <w:sz w:val="18"/>
               </w:rPr>
-              <w:t>630</w:t>
+              <w:t>632</w:t>
             </w:r>
           </w:p>
         </w:tc>
@@ -3456,7 +3456,7 @@
                 <w:i w:val="0"/>
                 <w:sz w:val="18"/>
               </w:rPr>
-              <w:t>723</w:t>
+              <w:t>743</w:t>
             </w:r>
           </w:p>
         </w:tc>
@@ -3476,7 +3476,7 @@
                 <w:i w:val="0"/>
                 <w:sz w:val="18"/>
               </w:rPr>
-              <w:t>1.641</w:t>
+              <w:t>1.730</w:t>
             </w:r>
           </w:p>
         </w:tc>
@@ -3496,7 +3496,7 @@
                 <w:i w:val="0"/>
                 <w:sz w:val="18"/>
               </w:rPr>
-              <w:t>4.652</w:t>
+              <w:t>4.984</w:t>
             </w:r>
           </w:p>
         </w:tc>
@@ -3516,7 +3516,7 @@
                 <w:i w:val="0"/>
                 <w:sz w:val="18"/>
               </w:rPr>
-              <w:t>+715,5%</w:t>
+              <w:t>+773,6%</w:t>
             </w:r>
           </w:p>
         </w:tc>
@@ -3598,7 +3598,7 @@
                 <w:i w:val="0"/>
                 <w:sz w:val="18"/>
               </w:rPr>
-              <w:t>548</w:t>
+              <w:t>552</w:t>
             </w:r>
           </w:p>
         </w:tc>
@@ -3618,7 +3618,7 @@
                 <w:i w:val="0"/>
                 <w:sz w:val="18"/>
               </w:rPr>
-              <w:t>624</w:t>
+              <w:t>646</w:t>
             </w:r>
           </w:p>
         </w:tc>
@@ -3638,7 +3638,7 @@
                 <w:i w:val="0"/>
                 <w:sz w:val="18"/>
               </w:rPr>
-              <w:t>1.525</w:t>
+              <w:t>1.617</w:t>
             </w:r>
           </w:p>
         </w:tc>
@@ -3658,7 +3658,7 @@
                 <w:i w:val="0"/>
                 <w:sz w:val="18"/>
               </w:rPr>
-              <w:t>4.520</w:t>
+              <w:t>4.858</w:t>
             </w:r>
           </w:p>
         </w:tc>
@@ -3678,7 +3678,7 @@
                 <w:i w:val="0"/>
                 <w:sz w:val="18"/>
               </w:rPr>
-              <w:t>+812,1%</w:t>
+              <w:t>+880,4%</w:t>
             </w:r>
           </w:p>
         </w:tc>
@@ -3777,7 +3777,7 @@
                 <w:i w:val="0"/>
                 <w:sz w:val="18"/>
               </w:rPr>
-              <w:t>13,2</w:t>
+              <w:t>12,2</w:t>
             </w:r>
           </w:p>
         </w:tc>
@@ -3801,7 +3801,7 @@
                 <w:i w:val="0"/>
                 <w:sz w:val="18"/>
               </w:rPr>
-              <w:t>6,7</w:t>
+              <w:t>6,1</w:t>
             </w:r>
           </w:p>
         </w:tc>
@@ -3825,7 +3825,7 @@
                 <w:i w:val="0"/>
                 <w:sz w:val="18"/>
               </w:rPr>
-              <w:t>2,9</w:t>
+              <w:t>2,8</w:t>
             </w:r>
           </w:p>
         </w:tc>
@@ -3849,7 +3849,7 @@
                 <w:i w:val="0"/>
                 <w:sz w:val="18"/>
               </w:rPr>
-              <w:t>−77,6%</w:t>
+              <w:t>−78,6%</w:t>
             </w:r>
           </w:p>
         </w:tc>
@@ -3948,7 +3948,7 @@
                 <w:i w:val="0"/>
                 <w:sz w:val="18"/>
               </w:rPr>
-              <w:t>0,227</w:t>
+              <w:t>0,224</w:t>
             </w:r>
           </w:p>
         </w:tc>
@@ -3972,7 +3972,7 @@
                 <w:i w:val="0"/>
                 <w:sz w:val="18"/>
               </w:rPr>
-              <w:t>0,181</w:t>
+              <w:t>0,174</w:t>
             </w:r>
           </w:p>
         </w:tc>
@@ -3996,7 +3996,7 @@
                 <w:i w:val="0"/>
                 <w:sz w:val="18"/>
               </w:rPr>
-              <w:t>0,129</w:t>
+              <w:t>0,121</w:t>
             </w:r>
           </w:p>
         </w:tc>
@@ -4020,7 +4020,7 @@
                 <w:i w:val="0"/>
                 <w:sz w:val="18"/>
               </w:rPr>
-              <w:t>−44,1%</w:t>
+              <w:t>−47,3%</w:t>
             </w:r>
           </w:p>
         </w:tc>

--- a/data/auditoria-pr-validacao/tabelas-artigo/tabela-unica-dispersao-percapita-pr.docx
+++ b/data/auditoria-pr-validacao/tabelas-artigo/tabela-unica-dispersao-percapita-pr.docx
@@ -418,7 +418,7 @@
                 <w:i w:val="0"/>
                 <w:sz w:val="18"/>
               </w:rPr>
-              <w:t>13.597</w:t>
+              <w:t>13.598</w:t>
             </w:r>
           </w:p>
         </w:tc>
@@ -560,7 +560,7 @@
                 <w:i w:val="0"/>
                 <w:sz w:val="18"/>
               </w:rPr>
-              <w:t>9.907</w:t>
+              <w:t>9.908</w:t>
             </w:r>
           </w:p>
         </w:tc>
@@ -722,7 +722,7 @@
                 <w:i w:val="0"/>
                 <w:sz w:val="18"/>
               </w:rPr>
-              <w:t>9.433</w:t>
+              <w:t>9.434</w:t>
             </w:r>
           </w:p>
         </w:tc>
@@ -742,7 +742,7 @@
                 <w:i w:val="0"/>
                 <w:sz w:val="18"/>
               </w:rPr>
-              <w:t>13.314</w:t>
+              <w:t>13.315</w:t>
             </w:r>
           </w:p>
         </w:tc>
@@ -1228,7 +1228,7 @@
                 <w:i w:val="0"/>
                 <w:sz w:val="18"/>
               </w:rPr>
-              <w:t>10.931</w:t>
+              <w:t>10.932</w:t>
             </w:r>
           </w:p>
         </w:tc>
@@ -1492,7 +1492,7 @@
                 <w:i w:val="0"/>
                 <w:sz w:val="18"/>
               </w:rPr>
-              <w:t>5.001</w:t>
+              <w:t>5.002</w:t>
             </w:r>
           </w:p>
         </w:tc>
@@ -1572,7 +1572,7 @@
                 <w:i w:val="0"/>
                 <w:sz w:val="18"/>
               </w:rPr>
-              <w:t>+203,1%</w:t>
+              <w:t>+203,2%</w:t>
             </w:r>
           </w:p>
         </w:tc>
@@ -1674,7 +1674,7 @@
                 <w:i w:val="0"/>
                 <w:sz w:val="18"/>
               </w:rPr>
-              <w:t>4.822</w:t>
+              <w:t>4.823</w:t>
             </w:r>
           </w:p>
         </w:tc>
@@ -1714,7 +1714,7 @@
                 <w:i w:val="0"/>
                 <w:sz w:val="18"/>
               </w:rPr>
-              <w:t>10.778</w:t>
+              <w:t>10.779</w:t>
             </w:r>
           </w:p>
         </w:tc>
@@ -1836,7 +1836,7 @@
                 <w:i w:val="0"/>
                 <w:sz w:val="18"/>
               </w:rPr>
-              <w:t>4.839</w:t>
+              <w:t>4.840</w:t>
             </w:r>
           </w:p>
         </w:tc>
@@ -1876,7 +1876,7 @@
                 <w:i w:val="0"/>
                 <w:sz w:val="18"/>
               </w:rPr>
-              <w:t>10.957</w:t>
+              <w:t>10.958</w:t>
             </w:r>
           </w:p>
         </w:tc>
@@ -3516,7 +3516,7 @@
                 <w:i w:val="0"/>
                 <w:sz w:val="18"/>
               </w:rPr>
-              <w:t>+773,6%</w:t>
+              <w:t>+773,7%</w:t>
             </w:r>
           </w:p>
         </w:tc>
@@ -3658,7 +3658,7 @@
                 <w:i w:val="0"/>
                 <w:sz w:val="18"/>
               </w:rPr>
-              <w:t>4.858</w:t>
+              <w:t>4.859</w:t>
             </w:r>
           </w:p>
         </w:tc>

--- a/data/auditoria-pr-validacao/tabelas-artigo/tabela-unica-dispersao-percapita-pr.docx
+++ b/data/auditoria-pr-validacao/tabelas-artigo/tabela-unica-dispersao-percapita-pr.docx
@@ -298,7 +298,169 @@
                 <w:i w:val="0"/>
                 <w:sz w:val="18"/>
               </w:rPr>
-              <w:t>1. Araucária</w:t>
+              <w:t>1. Mato Rico</w:t>
+            </w:r>
+          </w:p>
+        </w:tc>
+        <w:tc>
+          <w:tcPr>
+            <w:tcW w:type="dxa" w:w="1077"/>
+          </w:tcPr>
+          <w:p>
+            <w:pPr>
+              <w:spacing w:after="0" w:before="20"/>
+              <w:jc w:val="right"/>
+            </w:pPr>
+            <w:r/>
+            <w:r>
+              <w:rPr>
+                <w:b w:val="0"/>
+                <w:i w:val="0"/>
+                <w:sz w:val="18"/>
+              </w:rPr>
+              <w:t>3.221</w:t>
+            </w:r>
+          </w:p>
+        </w:tc>
+        <w:tc>
+          <w:tcPr>
+            <w:tcW w:type="dxa" w:w="992"/>
+          </w:tcPr>
+          <w:p>
+            <w:pPr>
+              <w:spacing w:after="0" w:before="20"/>
+              <w:jc w:val="right"/>
+            </w:pPr>
+            <w:r/>
+            <w:r>
+              <w:rPr>
+                <w:b w:val="0"/>
+                <w:i w:val="0"/>
+                <w:sz w:val="18"/>
+              </w:rPr>
+              <w:t>6.929</w:t>
+            </w:r>
+          </w:p>
+        </w:tc>
+        <w:tc>
+          <w:tcPr>
+            <w:tcW w:type="dxa" w:w="992"/>
+          </w:tcPr>
+          <w:p>
+            <w:pPr>
+              <w:spacing w:after="0" w:before="20"/>
+              <w:jc w:val="right"/>
+            </w:pPr>
+            <w:r/>
+            <w:r>
+              <w:rPr>
+                <w:b w:val="0"/>
+                <w:i w:val="0"/>
+                <w:sz w:val="18"/>
+              </w:rPr>
+              <w:t>7.292</w:t>
+            </w:r>
+          </w:p>
+        </w:tc>
+        <w:tc>
+          <w:tcPr>
+            <w:tcW w:type="dxa" w:w="992"/>
+          </w:tcPr>
+          <w:p>
+            <w:pPr>
+              <w:spacing w:after="0" w:before="20"/>
+              <w:jc w:val="right"/>
+            </w:pPr>
+            <w:r/>
+            <w:r>
+              <w:rPr>
+                <w:b w:val="0"/>
+                <w:i w:val="0"/>
+                <w:sz w:val="18"/>
+              </w:rPr>
+              <w:t>6.484</w:t>
+            </w:r>
+          </w:p>
+        </w:tc>
+        <w:tc>
+          <w:tcPr>
+            <w:tcW w:type="dxa" w:w="992"/>
+          </w:tcPr>
+          <w:p>
+            <w:pPr>
+              <w:spacing w:after="0" w:before="20"/>
+              <w:jc w:val="right"/>
+            </w:pPr>
+            <w:r/>
+            <w:r>
+              <w:rPr>
+                <w:b w:val="0"/>
+                <w:i w:val="0"/>
+                <w:sz w:val="18"/>
+              </w:rPr>
+              <w:t>8.628</w:t>
+            </w:r>
+          </w:p>
+        </w:tc>
+        <w:tc>
+          <w:tcPr>
+            <w:tcW w:type="dxa" w:w="992"/>
+          </w:tcPr>
+          <w:p>
+            <w:pPr>
+              <w:spacing w:after="0" w:before="20"/>
+              <w:jc w:val="right"/>
+            </w:pPr>
+            <w:r/>
+            <w:r>
+              <w:rPr>
+                <w:b w:val="0"/>
+                <w:i w:val="0"/>
+                <w:sz w:val="18"/>
+              </w:rPr>
+              <w:t>13.303</w:t>
+            </w:r>
+          </w:p>
+        </w:tc>
+        <w:tc>
+          <w:tcPr>
+            <w:tcW w:type="dxa" w:w="1162"/>
+          </w:tcPr>
+          <w:p>
+            <w:pPr>
+              <w:spacing w:after="0" w:before="20"/>
+              <w:jc w:val="right"/>
+            </w:pPr>
+            <w:r/>
+            <w:r>
+              <w:rPr>
+                <w:b w:val="0"/>
+                <w:i w:val="0"/>
+                <w:sz w:val="18"/>
+              </w:rPr>
+              <w:t>+92,0%</w:t>
+            </w:r>
+          </w:p>
+        </w:tc>
+      </w:tr>
+      <w:tr>
+        <w:tc>
+          <w:tcPr>
+            <w:tcW w:type="dxa" w:w="2438"/>
+          </w:tcPr>
+          <w:p>
+            <w:pPr>
+              <w:spacing w:after="0" w:before="20"/>
+              <w:jc w:val="left"/>
+            </w:pPr>
+            <w:r/>
+            <w:r>
+              <w:rPr>
+                <w:b w:val="0"/>
+                <w:i w:val="0"/>
+                <w:sz w:val="18"/>
+              </w:rPr>
+              <w:t>2. Araucária</w:t>
             </w:r>
           </w:p>
         </w:tc>
@@ -460,7 +622,7 @@
                 <w:i w:val="0"/>
                 <w:sz w:val="18"/>
               </w:rPr>
-              <w:t>2. Ortigueira</w:t>
+              <w:t>3. Ortigueira</w:t>
             </w:r>
           </w:p>
         </w:tc>
@@ -622,7 +784,7 @@
                 <w:i w:val="0"/>
                 <w:sz w:val="18"/>
               </w:rPr>
-              <w:t>3. Alto Paraíso</w:t>
+              <w:t>4. Alto Paraíso</w:t>
             </w:r>
           </w:p>
         </w:tc>
@@ -784,7 +946,7 @@
                 <w:i w:val="0"/>
                 <w:sz w:val="18"/>
               </w:rPr>
-              <w:t>4. Porto Barreiro</w:t>
+              <w:t>5. Porto Barreiro</w:t>
             </w:r>
           </w:p>
         </w:tc>
@@ -946,7 +1108,7 @@
                 <w:i w:val="0"/>
                 <w:sz w:val="18"/>
               </w:rPr>
-              <w:t>5. Serranópolis do Iguaçu</w:t>
+              <w:t>6. Serranópolis do Iguaçu</w:t>
             </w:r>
           </w:p>
         </w:tc>
@@ -1108,7 +1270,7 @@
                 <w:i w:val="0"/>
                 <w:sz w:val="18"/>
               </w:rPr>
-              <w:t>6. Campina do Simão</w:t>
+              <w:t>7. Campina do Simão</w:t>
             </w:r>
           </w:p>
         </w:tc>
@@ -1270,7 +1432,7 @@
                 <w:i w:val="0"/>
                 <w:sz w:val="18"/>
               </w:rPr>
-              <w:t>7. Maripá</w:t>
+              <w:t>8. Maripá</w:t>
             </w:r>
           </w:p>
         </w:tc>
@@ -1432,7 +1594,7 @@
                 <w:i w:val="0"/>
                 <w:sz w:val="18"/>
               </w:rPr>
-              <w:t>8. Saudade do Iguaçu</w:t>
+              <w:t>9. Saudade do Iguaçu</w:t>
             </w:r>
           </w:p>
         </w:tc>
@@ -1594,7 +1756,7 @@
                 <w:i w:val="0"/>
                 <w:sz w:val="18"/>
               </w:rPr>
-              <w:t>9. Bom Sucesso do Sul</w:t>
+              <w:t>10. Bom Sucesso do Sul</w:t>
             </w:r>
           </w:p>
         </w:tc>
@@ -1753,172 +1915,10 @@
             <w:r>
               <w:rPr>
                 <w:b w:val="0"/>
-                <w:i w:val="0"/>
-                <w:sz w:val="18"/>
-              </w:rPr>
-              <w:t>10. Quatro Pontes</w:t>
-            </w:r>
-          </w:p>
-        </w:tc>
-        <w:tc>
-          <w:tcPr>
-            <w:tcW w:type="dxa" w:w="1077"/>
-          </w:tcPr>
-          <w:p>
-            <w:pPr>
-              <w:spacing w:after="0" w:before="20"/>
-              <w:jc w:val="right"/>
-            </w:pPr>
-            <w:r/>
-            <w:r>
-              <w:rPr>
-                <w:b w:val="0"/>
-                <w:i w:val="0"/>
-                <w:sz w:val="18"/>
-              </w:rPr>
-              <w:t>4.279</w:t>
-            </w:r>
-          </w:p>
-        </w:tc>
-        <w:tc>
-          <w:tcPr>
-            <w:tcW w:type="dxa" w:w="992"/>
-          </w:tcPr>
-          <w:p>
-            <w:pPr>
-              <w:spacing w:after="0" w:before="20"/>
-              <w:jc w:val="right"/>
-            </w:pPr>
-            <w:r/>
-            <w:r>
-              <w:rPr>
-                <w:b w:val="0"/>
-                <w:i w:val="0"/>
-                <w:sz w:val="18"/>
-              </w:rPr>
-              <w:t>4.240</w:t>
-            </w:r>
-          </w:p>
-        </w:tc>
-        <w:tc>
-          <w:tcPr>
-            <w:tcW w:type="dxa" w:w="992"/>
-          </w:tcPr>
-          <w:p>
-            <w:pPr>
-              <w:spacing w:after="0" w:before="20"/>
-              <w:jc w:val="right"/>
-            </w:pPr>
-            <w:r/>
-            <w:r>
-              <w:rPr>
-                <w:b w:val="0"/>
-                <w:i w:val="0"/>
-                <w:sz w:val="18"/>
-              </w:rPr>
-              <w:t>4.543</w:t>
-            </w:r>
-          </w:p>
-        </w:tc>
-        <w:tc>
-          <w:tcPr>
-            <w:tcW w:type="dxa" w:w="992"/>
-          </w:tcPr>
-          <w:p>
-            <w:pPr>
-              <w:spacing w:after="0" w:before="20"/>
-              <w:jc w:val="right"/>
-            </w:pPr>
-            <w:r/>
-            <w:r>
-              <w:rPr>
-                <w:b w:val="0"/>
-                <w:i w:val="0"/>
-                <w:sz w:val="18"/>
-              </w:rPr>
-              <w:t>4.840</w:t>
-            </w:r>
-          </w:p>
-        </w:tc>
-        <w:tc>
-          <w:tcPr>
-            <w:tcW w:type="dxa" w:w="992"/>
-          </w:tcPr>
-          <w:p>
-            <w:pPr>
-              <w:spacing w:after="0" w:before="20"/>
-              <w:jc w:val="right"/>
-            </w:pPr>
-            <w:r/>
-            <w:r>
-              <w:rPr>
-                <w:b w:val="0"/>
-                <w:i w:val="0"/>
-                <w:sz w:val="18"/>
-              </w:rPr>
-              <w:t>6.659</w:t>
-            </w:r>
-          </w:p>
-        </w:tc>
-        <w:tc>
-          <w:tcPr>
-            <w:tcW w:type="dxa" w:w="992"/>
-          </w:tcPr>
-          <w:p>
-            <w:pPr>
-              <w:spacing w:after="0" w:before="20"/>
-              <w:jc w:val="right"/>
-            </w:pPr>
-            <w:r/>
-            <w:r>
-              <w:rPr>
-                <w:b w:val="0"/>
-                <w:i w:val="0"/>
-                <w:sz w:val="18"/>
-              </w:rPr>
-              <w:t>10.958</w:t>
-            </w:r>
-          </w:p>
-        </w:tc>
-        <w:tc>
-          <w:tcPr>
-            <w:tcW w:type="dxa" w:w="1162"/>
-          </w:tcPr>
-          <w:p>
-            <w:pPr>
-              <w:spacing w:after="0" w:before="20"/>
-              <w:jc w:val="right"/>
-            </w:pPr>
-            <w:r/>
-            <w:r>
-              <w:rPr>
-                <w:b w:val="0"/>
-                <w:i w:val="0"/>
-                <w:sz w:val="18"/>
-              </w:rPr>
-              <w:t>+158,4%</w:t>
-            </w:r>
-          </w:p>
-        </w:tc>
-      </w:tr>
-      <w:tr>
-        <w:tc>
-          <w:tcPr>
-            <w:tcW w:type="dxa" w:w="2438"/>
-          </w:tcPr>
-          <w:p>
-            <w:pPr>
-              <w:spacing w:after="0" w:before="20"/>
-              <w:jc w:val="left"/>
-            </w:pPr>
-            <w:r/>
-            <w:r>
-              <w:rPr>
-                <w:b w:val="0"/>
                 <w:i/>
                 <w:sz w:val="18"/>
               </w:rPr>
-              <w:t>... (348 municípios omitidos)</w:t>
+              <w:t>... (379 municípios omitidos)</w:t>
             </w:r>
           </w:p>
         </w:tc>
@@ -2080,169 +2080,7 @@
                 <w:i w:val="0"/>
                 <w:sz w:val="18"/>
               </w:rPr>
-              <w:t>359. Porecatu</w:t>
-            </w:r>
-          </w:p>
-        </w:tc>
-        <w:tc>
-          <w:tcPr>
-            <w:tcW w:type="dxa" w:w="1077"/>
-          </w:tcPr>
-          <w:p>
-            <w:pPr>
-              <w:spacing w:after="0" w:before="20"/>
-              <w:jc w:val="right"/>
-            </w:pPr>
-            <w:r/>
-            <w:r>
-              <w:rPr>
-                <w:b w:val="0"/>
-                <w:i w:val="0"/>
-                <w:sz w:val="18"/>
-              </w:rPr>
-              <w:t>12.192</w:t>
-            </w:r>
-          </w:p>
-        </w:tc>
-        <w:tc>
-          <w:tcPr>
-            <w:tcW w:type="dxa" w:w="992"/>
-          </w:tcPr>
-          <w:p>
-            <w:pPr>
-              <w:spacing w:after="0" w:before="20"/>
-              <w:jc w:val="right"/>
-            </w:pPr>
-            <w:r/>
-            <w:r>
-              <w:rPr>
-                <w:b w:val="0"/>
-                <w:i w:val="0"/>
-                <w:sz w:val="18"/>
-              </w:rPr>
-              <w:t>902</w:t>
-            </w:r>
-          </w:p>
-        </w:tc>
-        <w:tc>
-          <w:tcPr>
-            <w:tcW w:type="dxa" w:w="992"/>
-          </w:tcPr>
-          <w:p>
-            <w:pPr>
-              <w:spacing w:after="0" w:before="20"/>
-              <w:jc w:val="right"/>
-            </w:pPr>
-            <w:r/>
-            <w:r>
-              <w:rPr>
-                <w:b w:val="0"/>
-                <w:i w:val="0"/>
-                <w:sz w:val="18"/>
-              </w:rPr>
-              <w:t>994</w:t>
-            </w:r>
-          </w:p>
-        </w:tc>
-        <w:tc>
-          <w:tcPr>
-            <w:tcW w:type="dxa" w:w="992"/>
-          </w:tcPr>
-          <w:p>
-            <w:pPr>
-              <w:spacing w:after="0" w:before="20"/>
-              <w:jc w:val="right"/>
-            </w:pPr>
-            <w:r/>
-            <w:r>
-              <w:rPr>
-                <w:b w:val="0"/>
-                <w:i w:val="0"/>
-                <w:sz w:val="18"/>
-              </w:rPr>
-              <w:t>1.197</w:t>
-            </w:r>
-          </w:p>
-        </w:tc>
-        <w:tc>
-          <w:tcPr>
-            <w:tcW w:type="dxa" w:w="992"/>
-          </w:tcPr>
-          <w:p>
-            <w:pPr>
-              <w:spacing w:after="0" w:before="20"/>
-              <w:jc w:val="right"/>
-            </w:pPr>
-            <w:r/>
-            <w:r>
-              <w:rPr>
-                <w:b w:val="0"/>
-                <w:i w:val="0"/>
-                <w:sz w:val="18"/>
-              </w:rPr>
-              <w:t>2.331</w:t>
-            </w:r>
-          </w:p>
-        </w:tc>
-        <w:tc>
-          <w:tcPr>
-            <w:tcW w:type="dxa" w:w="992"/>
-          </w:tcPr>
-          <w:p>
-            <w:pPr>
-              <w:spacing w:after="0" w:before="20"/>
-              <w:jc w:val="right"/>
-            </w:pPr>
-            <w:r/>
-            <w:r>
-              <w:rPr>
-                <w:b w:val="0"/>
-                <w:i w:val="0"/>
-                <w:sz w:val="18"/>
-              </w:rPr>
-              <w:t>5.904</w:t>
-            </w:r>
-          </w:p>
-        </w:tc>
-        <w:tc>
-          <w:tcPr>
-            <w:tcW w:type="dxa" w:w="1162"/>
-          </w:tcPr>
-          <w:p>
-            <w:pPr>
-              <w:spacing w:after="0" w:before="20"/>
-              <w:jc w:val="right"/>
-            </w:pPr>
-            <w:r/>
-            <w:r>
-              <w:rPr>
-                <w:b w:val="0"/>
-                <w:i w:val="0"/>
-                <w:sz w:val="18"/>
-              </w:rPr>
-              <w:t>+554,5%</w:t>
-            </w:r>
-          </w:p>
-        </w:tc>
-      </w:tr>
-      <w:tr>
-        <w:tc>
-          <w:tcPr>
-            <w:tcW w:type="dxa" w:w="2438"/>
-          </w:tcPr>
-          <w:p>
-            <w:pPr>
-              <w:spacing w:after="0" w:before="20"/>
-              <w:jc w:val="left"/>
-            </w:pPr>
-            <w:r/>
-            <w:r>
-              <w:rPr>
-                <w:b w:val="0"/>
-                <w:i w:val="0"/>
-                <w:sz w:val="18"/>
-              </w:rPr>
-              <w:t>360. Fazenda Rio Grande</w:t>
+              <w:t>390. Fazenda Rio Grande</w:t>
             </w:r>
           </w:p>
         </w:tc>
@@ -2404,7 +2242,7 @@
                 <w:i w:val="0"/>
                 <w:sz w:val="18"/>
               </w:rPr>
-              <w:t>361. Figueira</w:t>
+              <w:t>391. Figueira</w:t>
             </w:r>
           </w:p>
         </w:tc>
@@ -2566,7 +2404,7 @@
                 <w:i w:val="0"/>
                 <w:sz w:val="18"/>
               </w:rPr>
-              <w:t>362. Matinhos</w:t>
+              <w:t>392. Matinhos</w:t>
             </w:r>
           </w:p>
         </w:tc>
@@ -2728,7 +2566,7 @@
                 <w:i w:val="0"/>
                 <w:sz w:val="18"/>
               </w:rPr>
-              <w:t>363. Colombo</w:t>
+              <w:t>393. Colombo</w:t>
             </w:r>
           </w:p>
         </w:tc>
@@ -2890,7 +2728,169 @@
                 <w:i w:val="0"/>
                 <w:sz w:val="18"/>
               </w:rPr>
-              <w:t>364. Paiçandu</w:t>
+              <w:t>394. Jataizinho</w:t>
+            </w:r>
+          </w:p>
+        </w:tc>
+        <w:tc>
+          <w:tcPr>
+            <w:tcW w:type="dxa" w:w="1077"/>
+          </w:tcPr>
+          <w:p>
+            <w:pPr>
+              <w:spacing w:after="0" w:before="20"/>
+              <w:jc w:val="right"/>
+            </w:pPr>
+            <w:r/>
+            <w:r>
+              <w:rPr>
+                <w:b w:val="0"/>
+                <w:i w:val="0"/>
+                <w:sz w:val="18"/>
+              </w:rPr>
+              <w:t>12.376</w:t>
+            </w:r>
+          </w:p>
+        </w:tc>
+        <w:tc>
+          <w:tcPr>
+            <w:tcW w:type="dxa" w:w="992"/>
+          </w:tcPr>
+          <w:p>
+            <w:pPr>
+              <w:spacing w:after="0" w:before="20"/>
+              <w:jc w:val="right"/>
+            </w:pPr>
+            <w:r/>
+            <w:r>
+              <w:rPr>
+                <w:b w:val="0"/>
+                <w:i w:val="0"/>
+                <w:sz w:val="18"/>
+              </w:rPr>
+              <w:t>728</w:t>
+            </w:r>
+          </w:p>
+        </w:tc>
+        <w:tc>
+          <w:tcPr>
+            <w:tcW w:type="dxa" w:w="992"/>
+          </w:tcPr>
+          <w:p>
+            <w:pPr>
+              <w:spacing w:after="0" w:before="20"/>
+              <w:jc w:val="right"/>
+            </w:pPr>
+            <w:r/>
+            <w:r>
+              <w:rPr>
+                <w:b w:val="0"/>
+                <w:i w:val="0"/>
+                <w:sz w:val="18"/>
+              </w:rPr>
+              <w:t>804</w:t>
+            </w:r>
+          </w:p>
+        </w:tc>
+        <w:tc>
+          <w:tcPr>
+            <w:tcW w:type="dxa" w:w="992"/>
+          </w:tcPr>
+          <w:p>
+            <w:pPr>
+              <w:spacing w:after="0" w:before="20"/>
+              <w:jc w:val="right"/>
+            </w:pPr>
+            <w:r/>
+            <w:r>
+              <w:rPr>
+                <w:b w:val="0"/>
+                <w:i w:val="0"/>
+                <w:sz w:val="18"/>
+              </w:rPr>
+              <w:t>954</w:t>
+            </w:r>
+          </w:p>
+        </w:tc>
+        <w:tc>
+          <w:tcPr>
+            <w:tcW w:type="dxa" w:w="992"/>
+          </w:tcPr>
+          <w:p>
+            <w:pPr>
+              <w:spacing w:after="0" w:before="20"/>
+              <w:jc w:val="right"/>
+            </w:pPr>
+            <w:r/>
+            <w:r>
+              <w:rPr>
+                <w:b w:val="0"/>
+                <w:i w:val="0"/>
+                <w:sz w:val="18"/>
+              </w:rPr>
+              <w:t>2.000</w:t>
+            </w:r>
+          </w:p>
+        </w:tc>
+        <w:tc>
+          <w:tcPr>
+            <w:tcW w:type="dxa" w:w="992"/>
+          </w:tcPr>
+          <w:p>
+            <w:pPr>
+              <w:spacing w:after="0" w:before="20"/>
+              <w:jc w:val="right"/>
+            </w:pPr>
+            <w:r/>
+            <w:r>
+              <w:rPr>
+                <w:b w:val="0"/>
+                <w:i w:val="0"/>
+                <w:sz w:val="18"/>
+              </w:rPr>
+              <w:t>5.368</w:t>
+            </w:r>
+          </w:p>
+        </w:tc>
+        <w:tc>
+          <w:tcPr>
+            <w:tcW w:type="dxa" w:w="1162"/>
+          </w:tcPr>
+          <w:p>
+            <w:pPr>
+              <w:spacing w:after="0" w:before="20"/>
+              <w:jc w:val="right"/>
+            </w:pPr>
+            <w:r/>
+            <w:r>
+              <w:rPr>
+                <w:b w:val="0"/>
+                <w:i w:val="0"/>
+                <w:sz w:val="18"/>
+              </w:rPr>
+              <w:t>+637,4%</w:t>
+            </w:r>
+          </w:p>
+        </w:tc>
+      </w:tr>
+      <w:tr>
+        <w:tc>
+          <w:tcPr>
+            <w:tcW w:type="dxa" w:w="2438"/>
+          </w:tcPr>
+          <w:p>
+            <w:pPr>
+              <w:spacing w:after="0" w:before="20"/>
+              <w:jc w:val="left"/>
+            </w:pPr>
+            <w:r/>
+            <w:r>
+              <w:rPr>
+                <w:b w:val="0"/>
+                <w:i w:val="0"/>
+                <w:sz w:val="18"/>
+              </w:rPr>
+              <w:t>395. Paiçandu</w:t>
             </w:r>
           </w:p>
         </w:tc>
@@ -3052,7 +3052,7 @@
                 <w:i w:val="0"/>
                 <w:sz w:val="18"/>
               </w:rPr>
-              <w:t>365. Pontal do Paraná</w:t>
+              <w:t>396. Pontal do Paraná</w:t>
             </w:r>
           </w:p>
         </w:tc>
@@ -3214,7 +3214,7 @@
                 <w:i w:val="0"/>
                 <w:sz w:val="18"/>
               </w:rPr>
-              <w:t>366. Itaperuçu</w:t>
+              <w:t>397. Itaperuçu</w:t>
             </w:r>
           </w:p>
         </w:tc>
@@ -3376,7 +3376,7 @@
                 <w:i w:val="0"/>
                 <w:sz w:val="18"/>
               </w:rPr>
-              <w:t>367. Almirante Tamandaré</w:t>
+              <w:t>398. Almirante Tamandaré</w:t>
             </w:r>
           </w:p>
         </w:tc>
@@ -3538,7 +3538,7 @@
                 <w:i w:val="0"/>
                 <w:sz w:val="18"/>
               </w:rPr>
-              <w:t>368. Sarandi</w:t>
+              <w:t>399. Sarandi</w:t>
             </w:r>
           </w:p>
         </w:tc>
@@ -3705,7 +3705,7 @@
                 <w:i w:val="0"/>
                 <w:sz w:val="18"/>
               </w:rPr>
-              <w:t>Razão máx./mín. – 368 municípios</w:t>
+              <w:t>Razão máx./mín. – 399 municípios</w:t>
             </w:r>
           </w:p>
         </w:tc>
@@ -3729,7 +3729,7 @@
                 <w:i w:val="0"/>
                 <w:sz w:val="18"/>
               </w:rPr>
-              <w:t>13,1</w:t>
+              <w:t>14,0</w:t>
             </w:r>
           </w:p>
         </w:tc>
@@ -3753,7 +3753,7 @@
                 <w:i w:val="0"/>
                 <w:sz w:val="18"/>
               </w:rPr>
-              <w:t>12,6</w:t>
+              <w:t>13,2</w:t>
             </w:r>
           </w:p>
         </w:tc>
@@ -3849,7 +3849,7 @@
                 <w:i w:val="0"/>
                 <w:sz w:val="18"/>
               </w:rPr>
-              <w:t>−78,6%</w:t>
+              <w:t>−80,0%</w:t>
             </w:r>
           </w:p>
         </w:tc>
@@ -3876,7 +3876,7 @@
                 <w:i w:val="0"/>
                 <w:sz w:val="18"/>
               </w:rPr>
-              <w:t>Índice de Gini – 368 municípios</w:t>
+              <w:t>Índice de Gini – 399 municípios</w:t>
             </w:r>
           </w:p>
         </w:tc>
@@ -3900,7 +3900,7 @@
                 <w:i w:val="0"/>
                 <w:sz w:val="18"/>
               </w:rPr>
-              <w:t>0,230</w:t>
+              <w:t>0,234</w:t>
             </w:r>
           </w:p>
         </w:tc>
@@ -3924,7 +3924,7 @@
                 <w:i w:val="0"/>
                 <w:sz w:val="18"/>
               </w:rPr>
-              <w:t>0,228</w:t>
+              <w:t>0,231</w:t>
             </w:r>
           </w:p>
         </w:tc>
@@ -3948,7 +3948,7 @@
                 <w:i w:val="0"/>
                 <w:sz w:val="18"/>
               </w:rPr>
-              <w:t>0,224</w:t>
+              <w:t>0,225</w:t>
             </w:r>
           </w:p>
         </w:tc>
@@ -3972,7 +3972,7 @@
                 <w:i w:val="0"/>
                 <w:sz w:val="18"/>
               </w:rPr>
-              <w:t>0,174</w:t>
+              <w:t>0,175</w:t>
             </w:r>
           </w:p>
         </w:tc>
@@ -3996,7 +3996,7 @@
                 <w:i w:val="0"/>
                 <w:sz w:val="18"/>
               </w:rPr>
-              <w:t>0,121</w:t>
+              <w:t>0,123</w:t>
             </w:r>
           </w:p>
         </w:tc>
@@ -4020,7 +4020,7 @@
                 <w:i w:val="0"/>
                 <w:sz w:val="18"/>
               </w:rPr>
-              <w:t>−47,3%</w:t>
+              <w:t>−47,5%</w:t>
             </w:r>
           </w:p>
         </w:tc>
@@ -4048,7 +4048,7 @@
           <w:i w:val="0"/>
           <w:sz w:val="16"/>
         </w:rPr>
-        <w:t>Fonte: elaboração própria, com base na DCA/Siconfi, no Portal da Transparência do Paraná e no PIT/TCE-PR (base municipal final auditada). Nota: receita per capita = ISS + cota-parte do ICMS em 2025, substituídos pelo IBS municipal de 2029 em diante, conforme o cronograma do art. 131 do ADCT (EC 132/2023) e PIB real de 2,2% a.a. após 2033; valores em R$ constantes de 2025 e população fixa (média 2019-2026). Razão máx./mín. = maior valor per capita dividido pelo menor; Índice de Gini (0 = igualdade perfeita). As duas medidas consideram todos os municípios elegíveis, e não apenas os exibidos; os municípios intermediários foram omitidos (...).</w:t>
+        <w:t>Fonte: elaboração própria, com base na DCA/Siconfi, no Portal da Transparência do Paraná e no PIT/TCE-PR (base municipal final auditada). Nota: receita per capita = ISS + cota-parte do ICMS em 2025, substituídos pelo IBS municipal de 2029 em diante, conforme o cronograma do art. 131 do ADCT (EC 132/2023) e PIB real de 2,2% a.a. após 2033; valores em R$ constantes de 2025 e população fixa (média 2019-2026). Razão máx./mín. = maior valor per capita dividido pelo menor; Índice de Gini (0 = igualdade perfeita). As duas medidas consideram os 399 municípios do Estado, e não apenas os exibidos; os municípios intermediários foram omitidos (...).</w:t>
       </w:r>
     </w:p>
     <w:sectPr>

--- a/data/auditoria-pr-validacao/tabelas-artigo/tabela-unica-dispersao-percapita-pr.docx
+++ b/data/auditoria-pr-validacao/tabelas-artigo/tabela-unica-dispersao-percapita-pr.docx
@@ -318,7 +318,7 @@
                 <w:i w:val="0"/>
                 <w:sz w:val="18"/>
               </w:rPr>
-              <w:t>3.221</w:t>
+              <w:t>3.230</w:t>
             </w:r>
           </w:p>
         </w:tc>
@@ -338,7 +338,7 @@
                 <w:i w:val="0"/>
                 <w:sz w:val="18"/>
               </w:rPr>
-              <w:t>6.929</w:t>
+              <w:t>6.910</w:t>
             </w:r>
           </w:p>
         </w:tc>
@@ -358,7 +358,7 @@
                 <w:i w:val="0"/>
                 <w:sz w:val="18"/>
               </w:rPr>
-              <w:t>7.292</w:t>
+              <w:t>7.263</w:t>
             </w:r>
           </w:p>
         </w:tc>
@@ -378,7 +378,7 @@
                 <w:i w:val="0"/>
                 <w:sz w:val="18"/>
               </w:rPr>
-              <w:t>6.484</w:t>
+              <w:t>6.303</w:t>
             </w:r>
           </w:p>
         </w:tc>
@@ -398,7 +398,7 @@
                 <w:i w:val="0"/>
                 <w:sz w:val="18"/>
               </w:rPr>
-              <w:t>8.628</w:t>
+              <w:t>7.478</w:t>
             </w:r>
           </w:p>
         </w:tc>
@@ -418,7 +418,7 @@
                 <w:i w:val="0"/>
                 <w:sz w:val="18"/>
               </w:rPr>
-              <w:t>13.303</w:t>
+              <w:t>8.751</w:t>
             </w:r>
           </w:p>
         </w:tc>
@@ -438,7 +438,7 @@
                 <w:i w:val="0"/>
                 <w:sz w:val="18"/>
               </w:rPr>
-              <w:t>+92,0%</w:t>
+              <w:t>+26,6%</w:t>
             </w:r>
           </w:p>
         </w:tc>
@@ -480,7 +480,7 @@
                 <w:i w:val="0"/>
                 <w:sz w:val="18"/>
               </w:rPr>
-              <w:t>152.173</w:t>
+              <w:t>154.084</w:t>
             </w:r>
           </w:p>
         </w:tc>
@@ -500,7 +500,7 @@
                 <w:i w:val="0"/>
                 <w:sz w:val="18"/>
               </w:rPr>
-              <w:t>6.469</w:t>
+              <w:t>6.389</w:t>
             </w:r>
           </w:p>
         </w:tc>
@@ -520,7 +520,7 @@
                 <w:i w:val="0"/>
                 <w:sz w:val="18"/>
               </w:rPr>
-              <w:t>6.927</w:t>
+              <w:t>6.919</w:t>
             </w:r>
           </w:p>
         </w:tc>
@@ -540,7 +540,7 @@
                 <w:i w:val="0"/>
                 <w:sz w:val="18"/>
               </w:rPr>
-              <w:t>7.512</w:t>
+              <w:t>8.241</w:t>
             </w:r>
           </w:p>
         </w:tc>
@@ -560,7 +560,7 @@
                 <w:i w:val="0"/>
                 <w:sz w:val="18"/>
               </w:rPr>
-              <w:t>9.613</w:t>
+              <w:t>12.321</w:t>
             </w:r>
           </w:p>
         </w:tc>
@@ -580,7 +580,7 @@
                 <w:i w:val="0"/>
                 <w:sz w:val="18"/>
               </w:rPr>
-              <w:t>13.598</w:t>
+              <w:t>22.455</w:t>
             </w:r>
           </w:p>
         </w:tc>
@@ -600,7 +600,7 @@
                 <w:i w:val="0"/>
                 <w:sz w:val="18"/>
               </w:rPr>
-              <w:t>+110,2%</w:t>
+              <w:t>+251,5%</w:t>
             </w:r>
           </w:p>
         </w:tc>
@@ -642,7 +642,7 @@
                 <w:i w:val="0"/>
                 <w:sz w:val="18"/>
               </w:rPr>
-              <w:t>23.043</w:t>
+              <w:t>23.578</w:t>
             </w:r>
           </w:p>
         </w:tc>
@@ -662,7 +662,7 @@
                 <w:i w:val="0"/>
                 <w:sz w:val="18"/>
               </w:rPr>
-              <w:t>6.353</w:t>
+              <w:t>6.209</w:t>
             </w:r>
           </w:p>
         </w:tc>
@@ -682,7 +682,7 @@
                 <w:i w:val="0"/>
                 <w:sz w:val="18"/>
               </w:rPr>
-              <w:t>6.844</w:t>
+              <w:t>6.733</w:t>
             </w:r>
           </w:p>
         </w:tc>
@@ -702,7 +702,7 @@
                 <w:i w:val="0"/>
                 <w:sz w:val="18"/>
               </w:rPr>
-              <w:t>7.866</w:t>
+              <w:t>8.093</w:t>
             </w:r>
           </w:p>
         </w:tc>
@@ -722,7 +722,7 @@
                 <w:i w:val="0"/>
                 <w:sz w:val="18"/>
               </w:rPr>
-              <w:t>9.908</w:t>
+              <w:t>10.847</w:t>
             </w:r>
           </w:p>
         </w:tc>
@@ -742,7 +742,7 @@
                 <w:i w:val="0"/>
                 <w:sz w:val="18"/>
               </w:rPr>
-              <w:t>13.523</w:t>
+              <w:t>16.556</w:t>
             </w:r>
           </w:p>
         </w:tc>
@@ -762,7 +762,7 @@
                 <w:i w:val="0"/>
                 <w:sz w:val="18"/>
               </w:rPr>
-              <w:t>+112,9%</w:t>
+              <w:t>+166,6%</w:t>
             </w:r>
           </w:p>
         </w:tc>
@@ -804,7 +804,7 @@
                 <w:i w:val="0"/>
                 <w:sz w:val="18"/>
               </w:rPr>
-              <w:t>2.840</w:t>
+              <w:t>2.922</w:t>
             </w:r>
           </w:p>
         </w:tc>
@@ -824,7 +824,7 @@
                 <w:i w:val="0"/>
                 <w:sz w:val="18"/>
               </w:rPr>
-              <w:t>6.295</w:t>
+              <w:t>6.117</w:t>
             </w:r>
           </w:p>
         </w:tc>
@@ -844,7 +844,7 @@
                 <w:i w:val="0"/>
                 <w:sz w:val="18"/>
               </w:rPr>
-              <w:t>6.749</w:t>
+              <w:t>6.540</w:t>
             </w:r>
           </w:p>
         </w:tc>
@@ -864,7 +864,7 @@
                 <w:i w:val="0"/>
                 <w:sz w:val="18"/>
               </w:rPr>
-              <w:t>7.390</w:t>
+              <w:t>7.046</w:t>
             </w:r>
           </w:p>
         </w:tc>
@@ -884,7 +884,7 @@
                 <w:i w:val="0"/>
                 <w:sz w:val="18"/>
               </w:rPr>
-              <w:t>9.434</w:t>
+              <w:t>8.232</w:t>
             </w:r>
           </w:p>
         </w:tc>
@@ -904,7 +904,7 @@
                 <w:i w:val="0"/>
                 <w:sz w:val="18"/>
               </w:rPr>
-              <w:t>13.315</w:t>
+              <w:t>9.188</w:t>
             </w:r>
           </w:p>
         </w:tc>
@@ -924,7 +924,7 @@
                 <w:i w:val="0"/>
                 <w:sz w:val="18"/>
               </w:rPr>
-              <w:t>+111,5%</w:t>
+              <w:t>+50,2%</w:t>
             </w:r>
           </w:p>
         </w:tc>
@@ -966,7 +966,7 @@
                 <w:i w:val="0"/>
                 <w:sz w:val="18"/>
               </w:rPr>
-              <w:t>3.138</w:t>
+              <w:t>3.114</w:t>
             </w:r>
           </w:p>
         </w:tc>
@@ -986,7 +986,7 @@
                 <w:i w:val="0"/>
                 <w:sz w:val="18"/>
               </w:rPr>
-              <w:t>5.596</w:t>
+              <w:t>5.638</w:t>
             </w:r>
           </w:p>
         </w:tc>
@@ -1006,7 +1006,7 @@
                 <w:i w:val="0"/>
                 <w:sz w:val="18"/>
               </w:rPr>
-              <w:t>5.914</w:t>
+              <w:t>5.944</w:t>
             </w:r>
           </w:p>
         </w:tc>
@@ -1026,7 +1026,7 @@
                 <w:i w:val="0"/>
                 <w:sz w:val="18"/>
               </w:rPr>
-              <w:t>5.469</w:t>
+              <w:t>5.427</w:t>
             </w:r>
           </w:p>
         </w:tc>
@@ -1046,7 +1046,7 @@
                 <w:i w:val="0"/>
                 <w:sz w:val="18"/>
               </w:rPr>
-              <w:t>7.509</w:t>
+              <w:t>6.996</w:t>
             </w:r>
           </w:p>
         </w:tc>
@@ -1066,7 +1066,7 @@
                 <w:i w:val="0"/>
                 <w:sz w:val="18"/>
               </w:rPr>
-              <w:t>12.318</w:t>
+              <w:t>10.128</w:t>
             </w:r>
           </w:p>
         </w:tc>
@@ -1086,7 +1086,7 @@
                 <w:i w:val="0"/>
                 <w:sz w:val="18"/>
               </w:rPr>
-              <w:t>+120,1%</w:t>
+              <w:t>+79,7%</w:t>
             </w:r>
           </w:p>
         </w:tc>
@@ -1128,7 +1128,7 @@
                 <w:i w:val="0"/>
                 <w:sz w:val="18"/>
               </w:rPr>
-              <w:t>4.746</w:t>
+              <w:t>4.875</w:t>
             </w:r>
           </w:p>
         </w:tc>
@@ -1148,7 +1148,7 @@
                 <w:i w:val="0"/>
                 <w:sz w:val="18"/>
               </w:rPr>
-              <w:t>5.582</w:t>
+              <w:t>5.435</w:t>
             </w:r>
           </w:p>
         </w:tc>
@@ -1168,7 +1168,7 @@
                 <w:i w:val="0"/>
                 <w:sz w:val="18"/>
               </w:rPr>
-              <w:t>5.985</w:t>
+              <w:t>5.839</w:t>
             </w:r>
           </w:p>
         </w:tc>
@@ -1188,7 +1188,7 @@
                 <w:i w:val="0"/>
                 <w:sz w:val="18"/>
               </w:rPr>
-              <w:t>6.481</w:t>
+              <w:t>6.306</w:t>
             </w:r>
           </w:p>
         </w:tc>
@@ -1208,7 +1208,7 @@
                 <w:i w:val="0"/>
                 <w:sz w:val="18"/>
               </w:rPr>
-              <w:t>8.638</w:t>
+              <w:t>7.929</w:t>
             </w:r>
           </w:p>
         </w:tc>
@@ -1228,7 +1228,7 @@
                 <w:i w:val="0"/>
                 <w:sz w:val="18"/>
               </w:rPr>
-              <w:t>13.352</w:t>
+              <w:t>10.703</w:t>
             </w:r>
           </w:p>
         </w:tc>
@@ -1248,7 +1248,7 @@
                 <w:i w:val="0"/>
                 <w:sz w:val="18"/>
               </w:rPr>
-              <w:t>+139,2%</w:t>
+              <w:t>+96,9%</w:t>
             </w:r>
           </w:p>
         </w:tc>
@@ -1290,7 +1290,7 @@
                 <w:i w:val="0"/>
                 <w:sz w:val="18"/>
               </w:rPr>
-              <w:t>3.901</w:t>
+              <w:t>3.917</w:t>
             </w:r>
           </w:p>
         </w:tc>
@@ -1310,7 +1310,7 @@
                 <w:i w:val="0"/>
                 <w:sz w:val="18"/>
               </w:rPr>
-              <w:t>5.160</w:t>
+              <w:t>5.138</w:t>
             </w:r>
           </w:p>
         </w:tc>
@@ -1330,7 +1330,7 @@
                 <w:i w:val="0"/>
                 <w:sz w:val="18"/>
               </w:rPr>
-              <w:t>5.437</w:t>
+              <w:t>5.400</w:t>
             </w:r>
           </w:p>
         </w:tc>
@@ -1350,7 +1350,7 @@
                 <w:i w:val="0"/>
                 <w:sz w:val="18"/>
               </w:rPr>
-              <w:t>4.849</w:t>
+              <w:t>4.752</w:t>
             </w:r>
           </w:p>
         </w:tc>
@@ -1370,7 +1370,7 @@
                 <w:i w:val="0"/>
                 <w:sz w:val="18"/>
               </w:rPr>
-              <w:t>6.660</w:t>
+              <w:t>6.107</w:t>
             </w:r>
           </w:p>
         </w:tc>
@@ -1390,7 +1390,7 @@
                 <w:i w:val="0"/>
                 <w:sz w:val="18"/>
               </w:rPr>
-              <w:t>10.932</w:t>
+              <w:t>8.781</w:t>
             </w:r>
           </w:p>
         </w:tc>
@@ -1410,7 +1410,7 @@
                 <w:i w:val="0"/>
                 <w:sz w:val="18"/>
               </w:rPr>
-              <w:t>+111,8%</w:t>
+              <w:t>+70,9%</w:t>
             </w:r>
           </w:p>
         </w:tc>
@@ -1452,7 +1452,7 @@
                 <w:i w:val="0"/>
                 <w:sz w:val="18"/>
               </w:rPr>
-              <w:t>6.068</w:t>
+              <w:t>6.304</w:t>
             </w:r>
           </w:p>
         </w:tc>
@@ -1472,7 +1472,7 @@
                 <w:i w:val="0"/>
                 <w:sz w:val="18"/>
               </w:rPr>
-              <w:t>4.544</w:t>
+              <w:t>4.374</w:t>
             </w:r>
           </w:p>
         </w:tc>
@@ -1492,7 +1492,7 @@
                 <w:i w:val="0"/>
                 <w:sz w:val="18"/>
               </w:rPr>
-              <w:t>4.901</w:t>
+              <w:t>4.728</w:t>
             </w:r>
           </w:p>
         </w:tc>
@@ -1512,7 +1512,7 @@
                 <w:i w:val="0"/>
                 <w:sz w:val="18"/>
               </w:rPr>
-              <w:t>5.550</w:t>
+              <w:t>5.355</w:t>
             </w:r>
           </w:p>
         </w:tc>
@@ -1532,7 +1532,7 @@
                 <w:i w:val="0"/>
                 <w:sz w:val="18"/>
               </w:rPr>
-              <w:t>7.678</w:t>
+              <w:t>6.972</w:t>
             </w:r>
           </w:p>
         </w:tc>
@@ -1552,7 +1552,7 @@
                 <w:i w:val="0"/>
                 <w:sz w:val="18"/>
               </w:rPr>
-              <w:t>12.731</w:t>
+              <w:t>10.170</w:t>
             </w:r>
           </w:p>
         </w:tc>
@@ -1572,7 +1572,7 @@
                 <w:i w:val="0"/>
                 <w:sz w:val="18"/>
               </w:rPr>
-              <w:t>+180,2%</w:t>
+              <w:t>+132,5%</w:t>
             </w:r>
           </w:p>
         </w:tc>
@@ -1614,7 +1614,7 @@
                 <w:i w:val="0"/>
                 <w:sz w:val="18"/>
               </w:rPr>
-              <w:t>5.874</w:t>
+              <w:t>6.023</w:t>
             </w:r>
           </w:p>
         </w:tc>
@@ -1634,7 +1634,7 @@
                 <w:i w:val="0"/>
                 <w:sz w:val="18"/>
               </w:rPr>
-              <w:t>4.456</w:t>
+              <w:t>4.346</w:t>
             </w:r>
           </w:p>
         </w:tc>
@@ -1654,7 +1654,7 @@
                 <w:i w:val="0"/>
                 <w:sz w:val="18"/>
               </w:rPr>
-              <w:t>5.002</w:t>
+              <w:t>4.919</w:t>
             </w:r>
           </w:p>
         </w:tc>
@@ -1674,7 +1674,7 @@
                 <w:i w:val="0"/>
                 <w:sz w:val="18"/>
               </w:rPr>
-              <w:t>7.845</w:t>
+              <w:t>7.998</w:t>
             </w:r>
           </w:p>
         </w:tc>
@@ -1694,7 +1694,7 @@
                 <w:i w:val="0"/>
                 <w:sz w:val="18"/>
               </w:rPr>
-              <w:t>9.886</w:t>
+              <w:t>10.570</w:t>
             </w:r>
           </w:p>
         </w:tc>
@@ -1714,7 +1714,7 @@
                 <w:i w:val="0"/>
                 <w:sz w:val="18"/>
               </w:rPr>
-              <w:t>13.509</w:t>
+              <w:t>15.710</w:t>
             </w:r>
           </w:p>
         </w:tc>
@@ -1734,7 +1734,7 @@
                 <w:i w:val="0"/>
                 <w:sz w:val="18"/>
               </w:rPr>
-              <w:t>+203,2%</w:t>
+              <w:t>+261,5%</w:t>
             </w:r>
           </w:p>
         </w:tc>
@@ -1776,7 +1776,7 @@
                 <w:i w:val="0"/>
                 <w:sz w:val="18"/>
               </w:rPr>
-              <w:t>3.248</w:t>
+              <w:t>3.237</w:t>
             </w:r>
           </w:p>
         </w:tc>
@@ -1796,7 +1796,7 @@
                 <w:i w:val="0"/>
                 <w:sz w:val="18"/>
               </w:rPr>
-              <w:t>4.284</w:t>
+              <w:t>4.298</w:t>
             </w:r>
           </w:p>
         </w:tc>
@@ -1816,7 +1816,7 @@
                 <w:i w:val="0"/>
                 <w:sz w:val="18"/>
               </w:rPr>
-              <w:t>4.584</w:t>
+              <w:t>4.593</w:t>
             </w:r>
           </w:p>
         </w:tc>
@@ -1836,7 +1836,7 @@
                 <w:i w:val="0"/>
                 <w:sz w:val="18"/>
               </w:rPr>
-              <w:t>4.823</w:t>
+              <w:t>4.807</w:t>
             </w:r>
           </w:p>
         </w:tc>
@@ -1856,7 +1856,7 @@
                 <w:i w:val="0"/>
                 <w:sz w:val="18"/>
               </w:rPr>
-              <w:t>6.600</w:t>
+              <w:t>6.407</w:t>
             </w:r>
           </w:p>
         </w:tc>
@@ -1876,7 +1876,7 @@
                 <w:i w:val="0"/>
                 <w:sz w:val="18"/>
               </w:rPr>
-              <w:t>10.779</w:t>
+              <w:t>9.950</w:t>
             </w:r>
           </w:p>
         </w:tc>
@@ -1896,7 +1896,7 @@
                 <w:i w:val="0"/>
                 <w:sz w:val="18"/>
               </w:rPr>
-              <w:t>+151,6%</w:t>
+              <w:t>+131,5%</w:t>
             </w:r>
           </w:p>
         </w:tc>
@@ -2100,7 +2100,7 @@
                 <w:i w:val="0"/>
                 <w:sz w:val="18"/>
               </w:rPr>
-              <w:t>126.682</w:t>
+              <w:t>138.450</w:t>
             </w:r>
           </w:p>
         </w:tc>
@@ -2120,7 +2120,7 @@
                 <w:i w:val="0"/>
                 <w:sz w:val="18"/>
               </w:rPr>
-              <w:t>847</w:t>
+              <w:t>775</w:t>
             </w:r>
           </w:p>
         </w:tc>
@@ -2140,7 +2140,7 @@
                 <w:i w:val="0"/>
                 <w:sz w:val="18"/>
               </w:rPr>
-              <w:t>920</w:t>
+              <w:t>844</w:t>
             </w:r>
           </w:p>
         </w:tc>
@@ -2160,7 +2160,7 @@
                 <w:i w:val="0"/>
                 <w:sz w:val="18"/>
               </w:rPr>
-              <w:t>972</w:t>
+              <w:t>904</w:t>
             </w:r>
           </w:p>
         </w:tc>
@@ -2180,7 +2180,7 @@
                 <w:i w:val="0"/>
                 <w:sz w:val="18"/>
               </w:rPr>
-              <w:t>1.970</w:t>
+              <w:t>1.895</w:t>
             </w:r>
           </w:p>
         </w:tc>
@@ -2200,7 +2200,7 @@
                 <w:i w:val="0"/>
                 <w:sz w:val="18"/>
               </w:rPr>
-              <w:t>5.152</w:t>
+              <w:t>5.085</w:t>
             </w:r>
           </w:p>
         </w:tc>
@@ -2220,7 +2220,7 @@
                 <w:i w:val="0"/>
                 <w:sz w:val="18"/>
               </w:rPr>
-              <w:t>+508,2%</w:t>
+              <w:t>+556,1%</w:t>
             </w:r>
           </w:p>
         </w:tc>
@@ -2262,7 +2262,7 @@
                 <w:i w:val="0"/>
                 <w:sz w:val="18"/>
               </w:rPr>
-              <w:t>7.873</w:t>
+              <w:t>7.956</w:t>
             </w:r>
           </w:p>
         </w:tc>
@@ -2282,7 +2282,7 @@
                 <w:i w:val="0"/>
                 <w:sz w:val="18"/>
               </w:rPr>
-              <w:t>764</w:t>
+              <w:t>756</w:t>
             </w:r>
           </w:p>
         </w:tc>
@@ -2302,7 +2302,7 @@
                 <w:i w:val="0"/>
                 <w:sz w:val="18"/>
               </w:rPr>
-              <w:t>852</w:t>
+              <w:t>844</w:t>
             </w:r>
           </w:p>
         </w:tc>
@@ -2322,7 +2322,7 @@
                 <w:i w:val="0"/>
                 <w:sz w:val="18"/>
               </w:rPr>
-              <w:t>1.094</w:t>
+              <w:t>1.085</w:t>
             </w:r>
           </w:p>
         </w:tc>
@@ -2342,7 +2342,7 @@
                 <w:i w:val="0"/>
                 <w:sz w:val="18"/>
               </w:rPr>
-              <w:t>2.265</w:t>
+              <w:t>2.252</w:t>
             </w:r>
           </w:p>
         </w:tc>
@@ -2362,7 +2362,7 @@
                 <w:i w:val="0"/>
                 <w:sz w:val="18"/>
               </w:rPr>
-              <w:t>6.022</w:t>
+              <w:t>6.002</w:t>
             </w:r>
           </w:p>
         </w:tc>
@@ -2382,7 +2382,7 @@
                 <w:i w:val="0"/>
                 <w:sz w:val="18"/>
               </w:rPr>
-              <w:t>+688,2%</w:t>
+              <w:t>+693,9%</w:t>
             </w:r>
           </w:p>
         </w:tc>
@@ -2404,7 +2404,7 @@
                 <w:i w:val="0"/>
                 <w:sz w:val="18"/>
               </w:rPr>
-              <w:t>392. Matinhos</w:t>
+              <w:t>392. Jataizinho</w:t>
             </w:r>
           </w:p>
         </w:tc>
@@ -2424,7 +2424,7 @@
                 <w:i w:val="0"/>
                 <w:sz w:val="18"/>
               </w:rPr>
-              <w:t>37.825</w:t>
+              <w:t>12.197</w:t>
             </w:r>
           </w:p>
         </w:tc>
@@ -2444,7 +2444,7 @@
                 <w:i w:val="0"/>
                 <w:sz w:val="18"/>
               </w:rPr>
-              <w:t>748</w:t>
+              <w:t>739</w:t>
             </w:r>
           </w:p>
         </w:tc>
@@ -2464,7 +2464,7 @@
                 <w:i w:val="0"/>
                 <w:sz w:val="18"/>
               </w:rPr>
-              <w:t>814</w:t>
+              <w:t>815</w:t>
             </w:r>
           </w:p>
         </w:tc>
@@ -2484,7 +2484,7 @@
                 <w:i w:val="0"/>
                 <w:sz w:val="18"/>
               </w:rPr>
-              <w:t>829</w:t>
+              <w:t>966</w:t>
             </w:r>
           </w:p>
         </w:tc>
@@ -2504,7 +2504,7 @@
                 <w:i w:val="0"/>
                 <w:sz w:val="18"/>
               </w:rPr>
-              <w:t>1.909</w:t>
+              <w:t>2.013</w:t>
             </w:r>
           </w:p>
         </w:tc>
@@ -2524,7 +2524,7 @@
                 <w:i w:val="0"/>
                 <w:sz w:val="18"/>
               </w:rPr>
-              <w:t>5.461</w:t>
+              <w:t>5.382</w:t>
             </w:r>
           </w:p>
         </w:tc>
@@ -2544,7 +2544,7 @@
                 <w:i w:val="0"/>
                 <w:sz w:val="18"/>
               </w:rPr>
-              <w:t>+629,8%</w:t>
+              <w:t>+628,6%</w:t>
             </w:r>
           </w:p>
         </w:tc>
@@ -2586,7 +2586,7 @@
                 <w:i w:val="0"/>
                 <w:sz w:val="18"/>
               </w:rPr>
-              <w:t>244.387</w:t>
+              <w:t>241.664</w:t>
             </w:r>
           </w:p>
         </w:tc>
@@ -2606,7 +2606,7 @@
                 <w:i w:val="0"/>
                 <w:sz w:val="18"/>
               </w:rPr>
-              <w:t>729</w:t>
+              <w:t>737</w:t>
             </w:r>
           </w:p>
         </w:tc>
@@ -2626,7 +2626,7 @@
                 <w:i w:val="0"/>
                 <w:sz w:val="18"/>
               </w:rPr>
-              <w:t>797</w:t>
+              <w:t>805</w:t>
             </w:r>
           </w:p>
         </w:tc>
@@ -2646,7 +2646,7 @@
                 <w:i w:val="0"/>
                 <w:sz w:val="18"/>
               </w:rPr>
-              <w:t>879</w:t>
+              <w:t>887</w:t>
             </w:r>
           </w:p>
         </w:tc>
@@ -2666,7 +2666,7 @@
                 <w:i w:val="0"/>
                 <w:sz w:val="18"/>
               </w:rPr>
-              <w:t>1.828</w:t>
+              <w:t>1.835</w:t>
             </w:r>
           </w:p>
         </w:tc>
@@ -2686,7 +2686,7 @@
                 <w:i w:val="0"/>
                 <w:sz w:val="18"/>
               </w:rPr>
-              <w:t>4.878</w:t>
+              <w:t>4.881</w:t>
             </w:r>
           </w:p>
         </w:tc>
@@ -2706,7 +2706,7 @@
                 <w:i w:val="0"/>
                 <w:sz w:val="18"/>
               </w:rPr>
-              <w:t>+569,0%</w:t>
+              <w:t>+562,0%</w:t>
             </w:r>
           </w:p>
         </w:tc>
@@ -2728,7 +2728,7 @@
                 <w:i w:val="0"/>
                 <w:sz w:val="18"/>
               </w:rPr>
-              <w:t>394. Jataizinho</w:t>
+              <w:t>394. Matinhos</w:t>
             </w:r>
           </w:p>
         </w:tc>
@@ -2748,7 +2748,7 @@
                 <w:i w:val="0"/>
                 <w:sz w:val="18"/>
               </w:rPr>
-              <w:t>12.376</w:t>
+              <w:t>38.924</w:t>
             </w:r>
           </w:p>
         </w:tc>
@@ -2768,7 +2768,7 @@
                 <w:i w:val="0"/>
                 <w:sz w:val="18"/>
               </w:rPr>
-              <w:t>728</w:t>
+              <w:t>727</w:t>
             </w:r>
           </w:p>
         </w:tc>
@@ -2788,7 +2788,7 @@
                 <w:i w:val="0"/>
                 <w:sz w:val="18"/>
               </w:rPr>
-              <w:t>804</w:t>
+              <w:t>792</w:t>
             </w:r>
           </w:p>
         </w:tc>
@@ -2808,7 +2808,7 @@
                 <w:i w:val="0"/>
                 <w:sz w:val="18"/>
               </w:rPr>
-              <w:t>954</w:t>
+              <w:t>810</w:t>
             </w:r>
           </w:p>
         </w:tc>
@@ -2828,7 +2828,7 @@
                 <w:i w:val="0"/>
                 <w:sz w:val="18"/>
               </w:rPr>
-              <w:t>2.000</w:t>
+              <w:t>1.886</w:t>
             </w:r>
           </w:p>
         </w:tc>
@@ -2848,7 +2848,7 @@
                 <w:i w:val="0"/>
                 <w:sz w:val="18"/>
               </w:rPr>
-              <w:t>5.368</w:t>
+              <w:t>5.433</w:t>
             </w:r>
           </w:p>
         </w:tc>
@@ -2868,7 +2868,7 @@
                 <w:i w:val="0"/>
                 <w:sz w:val="18"/>
               </w:rPr>
-              <w:t>+637,4%</w:t>
+              <w:t>+647,2%</w:t>
             </w:r>
           </w:p>
         </w:tc>
@@ -2910,7 +2910,7 @@
                 <w:i w:val="0"/>
                 <w:sz w:val="18"/>
               </w:rPr>
-              <w:t>44.441</w:t>
+              <w:t>45.618</w:t>
             </w:r>
           </w:p>
         </w:tc>
@@ -2930,7 +2930,7 @@
                 <w:i w:val="0"/>
                 <w:sz w:val="18"/>
               </w:rPr>
-              <w:t>633</w:t>
+              <w:t>616</w:t>
             </w:r>
           </w:p>
         </w:tc>
@@ -2950,7 +2950,7 @@
                 <w:i w:val="0"/>
                 <w:sz w:val="18"/>
               </w:rPr>
-              <w:t>697</w:t>
+              <w:t>679</w:t>
             </w:r>
           </w:p>
         </w:tc>
@@ -2970,7 +2970,7 @@
                 <w:i w:val="0"/>
                 <w:sz w:val="18"/>
               </w:rPr>
-              <w:t>785</w:t>
+              <w:t>769</w:t>
             </w:r>
           </w:p>
         </w:tc>
@@ -2990,7 +2990,7 @@
                 <w:i w:val="0"/>
                 <w:sz w:val="18"/>
               </w:rPr>
-              <w:t>1.791</w:t>
+              <w:t>1.773</w:t>
             </w:r>
           </w:p>
         </w:tc>
@@ -3010,7 +3010,7 @@
                 <w:i w:val="0"/>
                 <w:sz w:val="18"/>
               </w:rPr>
-              <w:t>5.094</w:t>
+              <w:t>5.074</w:t>
             </w:r>
           </w:p>
         </w:tc>
@@ -3030,7 +3030,7 @@
                 <w:i w:val="0"/>
                 <w:sz w:val="18"/>
               </w:rPr>
-              <w:t>+705,2%</w:t>
+              <w:t>+723,3%</w:t>
             </w:r>
           </w:p>
         </w:tc>
@@ -3052,7 +3052,7 @@
                 <w:i w:val="0"/>
                 <w:sz w:val="18"/>
               </w:rPr>
-              <w:t>396. Pontal do Paraná</w:t>
+              <w:t>396. Itaperuçu</w:t>
             </w:r>
           </w:p>
         </w:tc>
@@ -3072,7 +3072,7 @@
                 <w:i w:val="0"/>
                 <w:sz w:val="18"/>
               </w:rPr>
-              <w:t>29.857</w:t>
+              <w:t>31.304</w:t>
             </w:r>
           </w:p>
         </w:tc>
@@ -3092,7 +3092,7 @@
                 <w:i w:val="0"/>
                 <w:sz w:val="18"/>
               </w:rPr>
-              <w:t>606</w:t>
+              <w:t>593</w:t>
             </w:r>
           </w:p>
         </w:tc>
@@ -3112,7 +3112,7 @@
                 <w:i w:val="0"/>
                 <w:sz w:val="18"/>
               </w:rPr>
-              <w:t>730</w:t>
+              <w:t>654</w:t>
             </w:r>
           </w:p>
         </w:tc>
@@ -3132,7 +3132,7 @@
                 <w:i w:val="0"/>
                 <w:sz w:val="18"/>
               </w:rPr>
-              <w:t>1.497</w:t>
+              <w:t>735</w:t>
             </w:r>
           </w:p>
         </w:tc>
@@ -3152,7 +3152,7 @@
                 <w:i w:val="0"/>
                 <w:sz w:val="18"/>
               </w:rPr>
-              <w:t>2.559</w:t>
+              <w:t>1.767</w:t>
             </w:r>
           </w:p>
         </w:tc>
@@ -3172,7 +3172,7 @@
                 <w:i w:val="0"/>
                 <w:sz w:val="18"/>
               </w:rPr>
-              <w:t>5.723</w:t>
+              <w:t>5.189</w:t>
             </w:r>
           </w:p>
         </w:tc>
@@ -3192,7 +3192,7 @@
                 <w:i w:val="0"/>
                 <w:sz w:val="18"/>
               </w:rPr>
-              <w:t>+844,1%</w:t>
+              <w:t>+775,7%</w:t>
             </w:r>
           </w:p>
         </w:tc>
@@ -3214,7 +3214,7 @@
                 <w:i w:val="0"/>
                 <w:sz w:val="18"/>
               </w:rPr>
-              <w:t>397. Itaperuçu</w:t>
+              <w:t>397. Pontal do Paraná</w:t>
             </w:r>
           </w:p>
         </w:tc>
@@ -3234,7 +3234,7 @@
                 <w:i w:val="0"/>
                 <w:sz w:val="18"/>
               </w:rPr>
-              <w:t>30.679</w:t>
+              <w:t>30.608</w:t>
             </w:r>
           </w:p>
         </w:tc>
@@ -3254,7 +3254,7 @@
                 <w:i w:val="0"/>
                 <w:sz w:val="18"/>
               </w:rPr>
-              <w:t>605</w:t>
+              <w:t>591</w:t>
             </w:r>
           </w:p>
         </w:tc>
@@ -3274,7 +3274,7 @@
                 <w:i w:val="0"/>
                 <w:sz w:val="18"/>
               </w:rPr>
-              <w:t>667</w:t>
+              <w:t>713</w:t>
             </w:r>
           </w:p>
         </w:tc>
@@ -3294,7 +3294,7 @@
                 <w:i w:val="0"/>
                 <w:sz w:val="18"/>
               </w:rPr>
-              <w:t>747</w:t>
+              <w:t>1.465</w:t>
             </w:r>
           </w:p>
         </w:tc>
@@ -3314,7 +3314,7 @@
                 <w:i w:val="0"/>
                 <w:sz w:val="18"/>
               </w:rPr>
-              <w:t>1.783</w:t>
+              <w:t>2.523</w:t>
             </w:r>
           </w:p>
         </w:tc>
@@ -3334,7 +3334,7 @@
                 <w:i w:val="0"/>
                 <w:sz w:val="18"/>
               </w:rPr>
-              <w:t>5.212</w:t>
+              <w:t>5.691</w:t>
             </w:r>
           </w:p>
         </w:tc>
@@ -3354,7 +3354,7 @@
                 <w:i w:val="0"/>
                 <w:sz w:val="18"/>
               </w:rPr>
-              <w:t>+762,1%</w:t>
+              <w:t>+862,4%</w:t>
             </w:r>
           </w:p>
         </w:tc>
@@ -3396,7 +3396,7 @@
                 <w:i w:val="0"/>
                 <w:sz w:val="18"/>
               </w:rPr>
-              <w:t>122.147</w:t>
+              <w:t>122.487</w:t>
             </w:r>
           </w:p>
         </w:tc>
@@ -3416,7 +3416,7 @@
                 <w:i w:val="0"/>
                 <w:sz w:val="18"/>
               </w:rPr>
-              <w:t>570</w:t>
+              <w:t>569</w:t>
             </w:r>
           </w:p>
         </w:tc>
@@ -3436,7 +3436,7 @@
                 <w:i w:val="0"/>
                 <w:sz w:val="18"/>
               </w:rPr>
-              <w:t>632</w:t>
+              <w:t>631</w:t>
             </w:r>
           </w:p>
         </w:tc>
@@ -3456,7 +3456,7 @@
                 <w:i w:val="0"/>
                 <w:sz w:val="18"/>
               </w:rPr>
-              <w:t>743</w:t>
+              <w:t>741</w:t>
             </w:r>
           </w:p>
         </w:tc>
@@ -3476,7 +3476,7 @@
                 <w:i w:val="0"/>
                 <w:sz w:val="18"/>
               </w:rPr>
-              <w:t>1.730</w:t>
+              <w:t>1.728</w:t>
             </w:r>
           </w:p>
         </w:tc>
@@ -3496,7 +3496,7 @@
                 <w:i w:val="0"/>
                 <w:sz w:val="18"/>
               </w:rPr>
-              <w:t>4.984</w:t>
+              <w:t>4.980</w:t>
             </w:r>
           </w:p>
         </w:tc>
@@ -3516,7 +3516,7 @@
                 <w:i w:val="0"/>
                 <w:sz w:val="18"/>
               </w:rPr>
-              <w:t>+773,7%</w:t>
+              <w:t>+775,4%</w:t>
             </w:r>
           </w:p>
         </w:tc>
@@ -3558,7 +3558,7 @@
                 <w:i w:val="0"/>
                 <w:sz w:val="18"/>
               </w:rPr>
-              <w:t>109.454</w:t>
+              <w:t>114.757</w:t>
             </w:r>
           </w:p>
         </w:tc>
@@ -3578,7 +3578,7 @@
                 <w:i w:val="0"/>
                 <w:sz w:val="18"/>
               </w:rPr>
-              <w:t>496</w:t>
+              <w:t>473</w:t>
             </w:r>
           </w:p>
         </w:tc>
@@ -3598,7 +3598,7 @@
                 <w:i w:val="0"/>
                 <w:sz w:val="18"/>
               </w:rPr>
-              <w:t>552</w:t>
+              <w:t>527</w:t>
             </w:r>
           </w:p>
         </w:tc>
@@ -3618,7 +3618,7 @@
                 <w:i w:val="0"/>
                 <w:sz w:val="18"/>
               </w:rPr>
-              <w:t>646</w:t>
+              <w:t>624</w:t>
             </w:r>
           </w:p>
         </w:tc>
@@ -3638,7 +3638,7 @@
                 <w:i w:val="0"/>
                 <w:sz w:val="18"/>
               </w:rPr>
-              <w:t>1.617</w:t>
+              <w:t>1.593</w:t>
             </w:r>
           </w:p>
         </w:tc>
@@ -3658,7 +3658,7 @@
                 <w:i w:val="0"/>
                 <w:sz w:val="18"/>
               </w:rPr>
-              <w:t>4.859</w:t>
+              <w:t>4.836</w:t>
             </w:r>
           </w:p>
         </w:tc>
@@ -3678,7 +3678,7 @@
                 <w:i w:val="0"/>
                 <w:sz w:val="18"/>
               </w:rPr>
-              <w:t>+880,4%</w:t>
+              <w:t>+923,1%</w:t>
             </w:r>
           </w:p>
         </w:tc>
@@ -3729,7 +3729,31 @@
                 <w:i w:val="0"/>
                 <w:sz w:val="18"/>
               </w:rPr>
-              <w:t>14,0</w:t>
+              <w:t>14,6</w:t>
+            </w:r>
+          </w:p>
+        </w:tc>
+        <w:tc>
+          <w:tcPr>
+            <w:tcW w:type="dxa" w:w="992"/>
+            <w:shd w:val="clear" w:color="auto" w:fill="E7E6E6"/>
+            <w:tcBorders>
+              <w:top w:val="single" w:sz="8"/>
+            </w:tcBorders>
+          </w:tcPr>
+          <w:p>
+            <w:pPr>
+              <w:spacing w:after="0" w:before="20"/>
+              <w:jc w:val="right"/>
+            </w:pPr>
+            <w:r/>
+            <w:r>
+              <w:rPr>
+                <w:b/>
+                <w:i w:val="0"/>
+                <w:sz w:val="18"/>
+              </w:rPr>
+              <w:t>13,8</w:t>
             </w:r>
           </w:p>
         </w:tc>
@@ -3777,7 +3801,7 @@
                 <w:i w:val="0"/>
                 <w:sz w:val="18"/>
               </w:rPr>
-              <w:t>12,2</w:t>
+              <w:t>7,7</w:t>
             </w:r>
           </w:p>
         </w:tc>
@@ -3801,31 +3825,7 @@
                 <w:i w:val="0"/>
                 <w:sz w:val="18"/>
               </w:rPr>
-              <w:t>6,1</w:t>
-            </w:r>
-          </w:p>
-        </w:tc>
-        <w:tc>
-          <w:tcPr>
-            <w:tcW w:type="dxa" w:w="992"/>
-            <w:shd w:val="clear" w:color="auto" w:fill="E7E6E6"/>
-            <w:tcBorders>
-              <w:top w:val="single" w:sz="8"/>
-            </w:tcBorders>
-          </w:tcPr>
-          <w:p>
-            <w:pPr>
-              <w:spacing w:after="0" w:before="20"/>
-              <w:jc w:val="right"/>
-            </w:pPr>
-            <w:r/>
-            <w:r>
-              <w:rPr>
-                <w:b/>
-                <w:i w:val="0"/>
-                <w:sz w:val="18"/>
-              </w:rPr>
-              <w:t>2,8</w:t>
+              <w:t>4,6</w:t>
             </w:r>
           </w:p>
         </w:tc>
@@ -3849,7 +3849,7 @@
                 <w:i w:val="0"/>
                 <w:sz w:val="18"/>
               </w:rPr>
-              <w:t>−80,0%</w:t>
+              <w:t>−68,2%</w:t>
             </w:r>
           </w:p>
         </w:tc>
@@ -3900,7 +3900,7 @@
                 <w:i w:val="0"/>
                 <w:sz w:val="18"/>
               </w:rPr>
-              <w:t>0,234</w:t>
+              <w:t>0,232</w:t>
             </w:r>
           </w:p>
         </w:tc>
@@ -3924,7 +3924,7 @@
                 <w:i w:val="0"/>
                 <w:sz w:val="18"/>
               </w:rPr>
-              <w:t>0,231</w:t>
+              <w:t>0,229</w:t>
             </w:r>
           </w:p>
         </w:tc>
@@ -3948,7 +3948,7 @@
                 <w:i w:val="0"/>
                 <w:sz w:val="18"/>
               </w:rPr>
-              <w:t>0,225</w:t>
+              <w:t>0,222</w:t>
             </w:r>
           </w:p>
         </w:tc>
@@ -3972,7 +3972,7 @@
                 <w:i w:val="0"/>
                 <w:sz w:val="18"/>
               </w:rPr>
-              <w:t>0,175</w:t>
+              <w:t>0,167</w:t>
             </w:r>
           </w:p>
         </w:tc>
@@ -3996,7 +3996,7 @@
                 <w:i w:val="0"/>
                 <w:sz w:val="18"/>
               </w:rPr>
-              <w:t>0,123</w:t>
+              <w:t>0,112</w:t>
             </w:r>
           </w:p>
         </w:tc>
@@ -4020,7 +4020,7 @@
                 <w:i w:val="0"/>
                 <w:sz w:val="18"/>
               </w:rPr>
-              <w:t>−47,5%</w:t>
+              <w:t>−51,7%</w:t>
             </w:r>
           </w:p>
         </w:tc>

--- a/data/auditoria-pr-validacao/tabelas-artigo/tabela-unica-dispersao-percapita-pr.docx
+++ b/data/auditoria-pr-validacao/tabelas-artigo/tabela-unica-dispersao-percapita-pr.docx
@@ -742,7 +742,7 @@
                 <w:i w:val="0"/>
                 <w:sz w:val="18"/>
               </w:rPr>
-              <w:t>16.556</w:t>
+              <w:t>16.555</w:t>
             </w:r>
           </w:p>
         </w:tc>
@@ -1208,7 +1208,7 @@
                 <w:i w:val="0"/>
                 <w:sz w:val="18"/>
               </w:rPr>
-              <w:t>7.929</w:t>
+              <w:t>7.928</w:t>
             </w:r>
           </w:p>
         </w:tc>
@@ -1228,7 +1228,7 @@
                 <w:i w:val="0"/>
                 <w:sz w:val="18"/>
               </w:rPr>
-              <w:t>10.703</w:t>
+              <w:t>10.702</w:t>
             </w:r>
           </w:p>
         </w:tc>
@@ -1552,7 +1552,7 @@
                 <w:i w:val="0"/>
                 <w:sz w:val="18"/>
               </w:rPr>
-              <w:t>10.170</w:t>
+              <w:t>10.169</w:t>
             </w:r>
           </w:p>
         </w:tc>
@@ -1714,7 +1714,7 @@
                 <w:i w:val="0"/>
                 <w:sz w:val="18"/>
               </w:rPr>
-              <w:t>15.710</w:t>
+              <w:t>15.709</w:t>
             </w:r>
           </w:p>
         </w:tc>
@@ -1734,7 +1734,7 @@
                 <w:i w:val="0"/>
                 <w:sz w:val="18"/>
               </w:rPr>
-              <w:t>+261,5%</w:t>
+              <w:t>+261,4%</w:t>
             </w:r>
           </w:p>
         </w:tc>
